--- a/AI_ML_Extension_Blueprint.docx
+++ b/AI_ML_Extension_Blueprint.docx
@@ -5,7 +5,7 @@
     <w:p>
       <w:pPr>
         <w:shd w:fill="003DA5" w:val="clear"/>
-        <w:spacing w:after="80" w:before="600"/>
+        <w:spacing w:after="80" w:before="560"/>
         <w:jc w:val="center"/>
       </w:pPr>
       <w:r>
@@ -57,7 +57,7 @@
     <w:p>
       <w:pPr>
         <w:shd w:fill="003DA5" w:val="clear"/>
-        <w:spacing w:after="600" w:before="80"/>
+        <w:spacing w:after="600" w:before="60"/>
         <w:jc w:val="center"/>
       </w:pPr>
       <w:r>
@@ -70,20 +70,14 @@
     </w:p>
     <w:p>
       <w:pPr>
-        <w:spacing w:after="80" w:before="60"/>
+        <w:spacing w:after="0" w:before="80"/>
       </w:pPr>
       <w:r>
         <w:rPr>
-          <w:rFonts w:ascii="Arial" w:cs="Arial" w:eastAsia="Arial" w:hAnsi="Arial"/>
-          <w:b w:val="false"/>
-          <w:bCs w:val="false"/>
-          <w:i w:val="false"/>
-          <w:iCs w:val="false"/>
-          <w:color w:val="1D1D1F"/>
-          <w:sz w:val="22"/>
-          <w:szCs w:val="22"/>
+          <w:sz w:val="4"/>
+          <w:szCs w:val="4"/>
         </w:rPr>
-        <w:t xml:space="preserve"/>
+        <w:t xml:space="preserve"> </w:t>
       </w:r>
     </w:p>
     <w:tbl>
@@ -166,7 +160,7 @@
                 <w:sz w:val="20"/>
                 <w:szCs w:val="20"/>
               </w:rPr>
-              <w:t xml:space="preserve">Specify the ML architecture needed to upgrade the current rule-based HCP targeting system to a production-grade predictive analytics platform.</w:t>
+              <w:t xml:space="preserve">Specify the ML architecture to upgrade the current rule-based HCP targeting system to a production-grade predictive analytics platform.</w:t>
             </w:r>
           </w:p>
         </w:tc>
@@ -373,7 +367,7 @@
                 <w:sz w:val="20"/>
                 <w:szCs w:val="20"/>
               </w:rPr>
-              <w:t xml:space="preserve">CMS Medicare Part D 2021-2022 · CMS Open Payments · NPPES · ~227K HCPs · 83M+ Rx rows</w:t>
+              <w:t xml:space="preserve">CMS Medicare Part D 2021-2022  ·  CMS Open Payments  ·  NPPES  ·  ~227K HCPs  ·  83M+ Rx rows</w:t>
             </w:r>
           </w:p>
         </w:tc>
@@ -442,7 +436,7 @@
                 <w:sz w:val="20"/>
                 <w:szCs w:val="20"/>
               </w:rPr>
-              <w:t xml:space="preserve">Rule-based prototype live on Streamlit Cloud. ML modules ready for sprint planning.</w:t>
+              <w:t xml:space="preserve">Rule-based prototype live on Streamlit Cloud. GBR scoring model implemented (Week 12). Churn + NBA modules in blueprint phase.</w:t>
             </w:r>
           </w:p>
         </w:tc>
@@ -485,25 +479,19 @@
           <w:sz w:val="22"/>
           <w:szCs w:val="22"/>
         </w:rPr>
-        <w:t xml:space="preserve">The deployed analytics platform uses deterministic rule-based logic for three critical functions: HCP segmentation, call-due status, and Next Best Action (NBA). Rules are the right starting point — they are explainable, debuggable, and fast to ship. But they have a hard ceiling:</w:t>
+        <w:t xml:space="preserve">The deployed platform uses deterministic rule-based logic for three critical functions: HCP segmentation, call-due status, and Next Best Action (NBA). Rules are the right starting point — they are explainable, debuggable, and fast to ship. But they have a hard ceiling:</w:t>
       </w:r>
     </w:p>
     <w:p>
       <w:pPr>
-        <w:spacing w:after="80" w:before="60"/>
+        <w:spacing w:after="0" w:before="80"/>
       </w:pPr>
       <w:r>
         <w:rPr>
-          <w:rFonts w:ascii="Arial" w:cs="Arial" w:eastAsia="Arial" w:hAnsi="Arial"/>
-          <w:b w:val="false"/>
-          <w:bCs w:val="false"/>
-          <w:i w:val="false"/>
-          <w:iCs w:val="false"/>
-          <w:color w:val="1D1D1F"/>
-          <w:sz w:val="22"/>
-          <w:szCs w:val="22"/>
+          <w:sz w:val="4"/>
+          <w:szCs w:val="4"/>
         </w:rPr>
-        <w:t xml:space="preserve"/>
+        <w:t xml:space="preserve"> </w:t>
       </w:r>
     </w:p>
     <w:tbl>
@@ -519,14 +507,14 @@
         </w:tblBorders>
       </w:tblPr>
       <w:tblGrid>
-        <w:gridCol w:w="2600"/>
+        <w:gridCol w:w="2520"/>
         <w:gridCol w:w="3000"/>
-        <w:gridCol w:w="3760"/>
+        <w:gridCol w:w="3840"/>
       </w:tblGrid>
       <w:tr>
         <w:tc>
           <w:tcPr>
-            <w:tcW w:type="dxa" w:w="2600"/>
+            <w:tcW w:type="dxa" w:w="2520"/>
             <w:tcBorders>
               <w:top w:val="single" w:color="003DA5" w:sz="1"/>
               <w:left w:val="single" w:color="003DA5" w:sz="1"/>
@@ -594,7 +582,7 @@
         </w:tc>
         <w:tc>
           <w:tcPr>
-            <w:tcW w:type="dxa" w:w="3760"/>
+            <w:tcW w:type="dxa" w:w="3840"/>
             <w:tcBorders>
               <w:top w:val="single" w:color="003DA5" w:sz="1"/>
               <w:left w:val="single" w:color="003DA5" w:sz="1"/>
@@ -690,7 +678,7 @@
                 <w:sz w:val="20"/>
                 <w:szCs w:val="20"/>
               </w:rPr>
-              <w:t xml:space="preserve">NTILE decile thresholds: vol≥8 AND growth≥8 = High Value</w:t>
+              <w:t xml:space="preserve">vol&gt;=8 AND growth&gt;=8 = High Value (NTILE thresholds)</w:t>
             </w:r>
           </w:p>
         </w:tc>
@@ -723,7 +711,7 @@
                 <w:sz w:val="20"/>
                 <w:szCs w:val="20"/>
               </w:rPr>
-              <w:t xml:space="preserve">Binary cutoffs mis-classify HCPs near the boundary. vol=7, growth=9 is labelled Growth but behaves like High Value.</w:t>
+              <w:t xml:space="preserve">Binary cutoffs mis-classify near-boundary HCPs. A vol=7, growth=9 HCP is labelled Growth but behaves like High Value.</w:t>
             </w:r>
           </w:p>
         </w:tc>
@@ -791,7 +779,7 @@
                 <w:sz w:val="20"/>
                 <w:szCs w:val="20"/>
               </w:rPr>
-              <w:t xml:space="preserve">curr_growth_pct minus simulated prior (random seed per NPI)</w:t>
+              <w:t xml:space="preserve">curr_growth_pct minus simulated prior (NPI-seeded random)</w:t>
             </w:r>
           </w:p>
         </w:tc>
@@ -993,7 +981,7 @@
                 <w:sz w:val="20"/>
                 <w:szCs w:val="20"/>
               </w:rPr>
-              <w:t xml:space="preserve">6 if/elif rules returning a single string</w:t>
+              <w:t xml:space="preserve">6 if/elif rules returning a single hardcoded string</w:t>
             </w:r>
           </w:p>
         </w:tc>
@@ -1135,30 +1123,24 @@
     </w:tbl>
     <w:p>
       <w:pPr>
-        <w:spacing w:after="80" w:before="60"/>
+        <w:spacing w:after="0" w:before="80"/>
       </w:pPr>
       <w:r>
         <w:rPr>
-          <w:rFonts w:ascii="Arial" w:cs="Arial" w:eastAsia="Arial" w:hAnsi="Arial"/>
-          <w:b w:val="false"/>
-          <w:bCs w:val="false"/>
-          <w:i w:val="false"/>
-          <w:iCs w:val="false"/>
-          <w:color w:val="1D1D1F"/>
-          <w:sz w:val="22"/>
-          <w:szCs w:val="22"/>
+          <w:sz w:val="4"/>
+          <w:szCs w:val="4"/>
         </w:rPr>
-        <w:t xml:space="preserve"/>
+        <w:t xml:space="preserve"> </w:t>
       </w:r>
     </w:p>
     <w:p>
       <w:pPr>
         <w:pBdr>
-          <w:left w:val="single" w:color="C62828" w:sz="12" w:space="10"/>
+          <w:left w:val="single" w:color="C62828" w:sz="14" w:space="12"/>
         </w:pBdr>
         <w:shd w:fill="FFF5F5" w:val="clear"/>
         <w:spacing w:after="160" w:before="160"/>
-        <w:ind w:left="200"/>
+        <w:ind w:left="240"/>
       </w:pPr>
       <w:r>
         <w:rPr>
@@ -1226,7 +1208,7 @@
           <w:sz w:val="22"/>
           <w:szCs w:val="22"/>
         </w:rPr>
-        <w:t xml:space="preserve">The current momentum_score() computes: curr_growth_pct − simulated_prior_growth, where prior is seeded by NPI for reproducibility but is not real data. In production this is replaced by a trained GBR on actual multi-year Rx time series.</w:t>
+        <w:t xml:space="preserve">The current momentum_score() computes: curr_growth_pct minus simulated_prior_growth, where prior is NPI-seeded for reproducibility but is not real data. In production this is replaced by a trained GBR on actual multi-year Rx time series.</w:t>
       </w:r>
     </w:p>
     <w:p>
@@ -1259,14 +1241,14 @@
         </w:tblBorders>
       </w:tblPr>
       <w:tblGrid>
-        <w:gridCol w:w="3200"/>
+        <w:gridCol w:w="3120"/>
         <w:gridCol w:w="2000"/>
-        <w:gridCol w:w="4160"/>
+        <w:gridCol w:w="4240"/>
       </w:tblGrid>
       <w:tr>
         <w:tc>
           <w:tcPr>
-            <w:tcW w:type="dxa" w:w="3200"/>
+            <w:tcW w:type="dxa" w:w="3120"/>
             <w:tcBorders>
               <w:top w:val="single" w:color="003DA5" w:sz="1"/>
               <w:left w:val="single" w:color="003DA5" w:sz="1"/>
@@ -1334,7 +1316,7 @@
         </w:tc>
         <w:tc>
           <w:tcPr>
-            <w:tcW w:type="dxa" w:w="4160"/>
+            <w:tcW w:type="dxa" w:w="4240"/>
             <w:tcBorders>
               <w:top w:val="single" w:color="003DA5" w:sz="1"/>
               <w:left w:val="single" w:color="003DA5" w:sz="1"/>
@@ -1867,7 +1849,7 @@
                 <w:sz w:val="20"/>
                 <w:szCs w:val="20"/>
               </w:rPr>
-              <w:t xml:space="preserve">Specialty group: Endo, PCP, Cardiology, Internal Med…</w:t>
+              <w:t xml:space="preserve">Specialty group: Endo, PCP, Cardiology, Internal Med</w:t>
             </w:r>
           </w:p>
         </w:tc>
@@ -2294,362 +2276,1188 @@
         <w:t xml:space="preserve">2.3  Model Code</w:t>
       </w:r>
     </w:p>
+    <w:tbl>
+      <w:tblPr>
+        <w:tblW w:type="dxa" w:w="9360"/>
+        <w:tblBorders>
+          <w:top w:val="single" w:color="003DA5" w:sz="1"/>
+          <w:left w:val="none"/>
+          <w:bottom w:val="single" w:color="003DA5" w:sz="1"/>
+          <w:right w:val="none"/>
+          <w:insideH w:val="single" w:color="auto" w:sz="4"/>
+          <w:insideV w:val="single" w:color="auto" w:sz="4"/>
+        </w:tblBorders>
+      </w:tblPr>
+      <w:tblGrid>
+        <w:gridCol w:w="9360"/>
+      </w:tblGrid>
+      <w:tr>
+        <w:tc>
+          <w:tcPr>
+            <w:tcW w:type="dxa" w:w="9360"/>
+            <w:tcBorders>
+              <w:top w:val="none" w:color="FFFFFF" w:sz="0"/>
+              <w:left w:val="single" w:color="003DA5" w:sz="10"/>
+              <w:bottom w:val="none" w:color="FFFFFF" w:sz="0"/>
+              <w:right w:val="none" w:color="FFFFFF" w:sz="0"/>
+            </w:tcBorders>
+            <w:shd w:fill="F0F4FF" w:val="clear"/>
+            <w:tcMar>
+              <w:top w:type="dxa" w:w="80"/>
+              <w:left w:type="dxa" w:w="160"/>
+              <w:bottom w:type="dxa" w:w="0"/>
+              <w:right w:type="dxa" w:w="80"/>
+            </w:tcMar>
+          </w:tcPr>
+          <w:p>
+            <w:pPr>
+              <w:spacing w:after="0" w:before="0"/>
+            </w:pPr>
+            <w:r>
+              <w:rPr>
+                <w:rFonts w:ascii="Courier New" w:cs="Courier New" w:eastAsia="Courier New" w:hAnsi="Courier New"/>
+                <w:color w:val="1D1D1F"/>
+                <w:sz w:val="18"/>
+                <w:szCs w:val="18"/>
+              </w:rPr>
+              <w:t xml:space="preserve"># momentum_model.py</w:t>
+            </w:r>
+          </w:p>
+        </w:tc>
+      </w:tr>
+      <w:tr>
+        <w:tc>
+          <w:tcPr>
+            <w:tcW w:type="dxa" w:w="9360"/>
+            <w:tcBorders>
+              <w:top w:val="none" w:color="FFFFFF" w:sz="0"/>
+              <w:left w:val="single" w:color="003DA5" w:sz="10"/>
+              <w:bottom w:val="none" w:color="FFFFFF" w:sz="0"/>
+              <w:right w:val="none" w:color="FFFFFF" w:sz="0"/>
+            </w:tcBorders>
+            <w:shd w:fill="F0F4FF" w:val="clear"/>
+            <w:tcMar>
+              <w:top w:type="dxa" w:w="0"/>
+              <w:left w:type="dxa" w:w="160"/>
+              <w:bottom w:type="dxa" w:w="0"/>
+              <w:right w:type="dxa" w:w="80"/>
+            </w:tcMar>
+          </w:tcPr>
+          <w:p>
+            <w:pPr>
+              <w:spacing w:after="0" w:before="0"/>
+            </w:pPr>
+            <w:r>
+              <w:rPr>
+                <w:rFonts w:ascii="Courier New" w:cs="Courier New" w:eastAsia="Courier New" w:hAnsi="Courier New"/>
+                <w:color w:val="1D1D1F"/>
+                <w:sz w:val="18"/>
+                <w:szCs w:val="18"/>
+              </w:rPr>
+              <w:t xml:space="preserve">from sklearn.ensemble import GradientBoostingRegressor</w:t>
+            </w:r>
+          </w:p>
+        </w:tc>
+      </w:tr>
+      <w:tr>
+        <w:tc>
+          <w:tcPr>
+            <w:tcW w:type="dxa" w:w="9360"/>
+            <w:tcBorders>
+              <w:top w:val="none" w:color="FFFFFF" w:sz="0"/>
+              <w:left w:val="single" w:color="003DA5" w:sz="10"/>
+              <w:bottom w:val="none" w:color="FFFFFF" w:sz="0"/>
+              <w:right w:val="none" w:color="FFFFFF" w:sz="0"/>
+            </w:tcBorders>
+            <w:shd w:fill="F0F4FF" w:val="clear"/>
+            <w:tcMar>
+              <w:top w:type="dxa" w:w="0"/>
+              <w:left w:type="dxa" w:w="160"/>
+              <w:bottom w:type="dxa" w:w="0"/>
+              <w:right w:type="dxa" w:w="80"/>
+            </w:tcMar>
+          </w:tcPr>
+          <w:p>
+            <w:pPr>
+              <w:spacing w:after="0" w:before="0"/>
+            </w:pPr>
+            <w:r>
+              <w:rPr>
+                <w:rFonts w:ascii="Courier New" w:cs="Courier New" w:eastAsia="Courier New" w:hAnsi="Courier New"/>
+                <w:color w:val="1D1D1F"/>
+                <w:sz w:val="18"/>
+                <w:szCs w:val="18"/>
+              </w:rPr>
+              <w:t xml:space="preserve">from sklearn.pipeline import Pipeline</w:t>
+            </w:r>
+          </w:p>
+        </w:tc>
+      </w:tr>
+      <w:tr>
+        <w:tc>
+          <w:tcPr>
+            <w:tcW w:type="dxa" w:w="9360"/>
+            <w:tcBorders>
+              <w:top w:val="none" w:color="FFFFFF" w:sz="0"/>
+              <w:left w:val="single" w:color="003DA5" w:sz="10"/>
+              <w:bottom w:val="none" w:color="FFFFFF" w:sz="0"/>
+              <w:right w:val="none" w:color="FFFFFF" w:sz="0"/>
+            </w:tcBorders>
+            <w:shd w:fill="F0F4FF" w:val="clear"/>
+            <w:tcMar>
+              <w:top w:type="dxa" w:w="0"/>
+              <w:left w:type="dxa" w:w="160"/>
+              <w:bottom w:type="dxa" w:w="0"/>
+              <w:right w:type="dxa" w:w="80"/>
+            </w:tcMar>
+          </w:tcPr>
+          <w:p>
+            <w:pPr>
+              <w:spacing w:after="0" w:before="0"/>
+            </w:pPr>
+            <w:r>
+              <w:rPr>
+                <w:rFonts w:ascii="Courier New" w:cs="Courier New" w:eastAsia="Courier New" w:hAnsi="Courier New"/>
+                <w:color w:val="1D1D1F"/>
+                <w:sz w:val="18"/>
+                <w:szCs w:val="18"/>
+              </w:rPr>
+              <w:t xml:space="preserve">from sklearn.preprocessing import StandardScaler</w:t>
+            </w:r>
+          </w:p>
+        </w:tc>
+      </w:tr>
+      <w:tr>
+        <w:tc>
+          <w:tcPr>
+            <w:tcW w:type="dxa" w:w="9360"/>
+            <w:tcBorders>
+              <w:top w:val="none" w:color="FFFFFF" w:sz="0"/>
+              <w:left w:val="single" w:color="003DA5" w:sz="10"/>
+              <w:bottom w:val="none" w:color="FFFFFF" w:sz="0"/>
+              <w:right w:val="none" w:color="FFFFFF" w:sz="0"/>
+            </w:tcBorders>
+            <w:shd w:fill="F0F4FF" w:val="clear"/>
+            <w:tcMar>
+              <w:top w:type="dxa" w:w="0"/>
+              <w:left w:type="dxa" w:w="160"/>
+              <w:bottom w:type="dxa" w:w="0"/>
+              <w:right w:type="dxa" w:w="80"/>
+            </w:tcMar>
+          </w:tcPr>
+          <w:p>
+            <w:pPr>
+              <w:spacing w:after="0" w:before="0"/>
+            </w:pPr>
+            <w:r>
+              <w:rPr>
+                <w:rFonts w:ascii="Courier New" w:cs="Courier New" w:eastAsia="Courier New" w:hAnsi="Courier New"/>
+                <w:color w:val="1D1D1F"/>
+                <w:sz w:val="18"/>
+                <w:szCs w:val="18"/>
+              </w:rPr>
+              <w:t xml:space="preserve">from sklearn.model_selection import cross_val_score</w:t>
+            </w:r>
+          </w:p>
+        </w:tc>
+      </w:tr>
+      <w:tr>
+        <w:tc>
+          <w:tcPr>
+            <w:tcW w:type="dxa" w:w="9360"/>
+            <w:tcBorders>
+              <w:top w:val="none" w:color="FFFFFF" w:sz="0"/>
+              <w:left w:val="single" w:color="003DA5" w:sz="10"/>
+              <w:bottom w:val="none" w:color="FFFFFF" w:sz="0"/>
+              <w:right w:val="none" w:color="FFFFFF" w:sz="0"/>
+            </w:tcBorders>
+            <w:shd w:fill="F0F4FF" w:val="clear"/>
+            <w:tcMar>
+              <w:top w:type="dxa" w:w="0"/>
+              <w:left w:type="dxa" w:w="160"/>
+              <w:bottom w:type="dxa" w:w="0"/>
+              <w:right w:type="dxa" w:w="80"/>
+            </w:tcMar>
+          </w:tcPr>
+          <w:p>
+            <w:pPr>
+              <w:spacing w:after="0" w:before="0"/>
+            </w:pPr>
+            <w:r>
+              <w:rPr>
+                <w:rFonts w:ascii="Courier New" w:cs="Courier New" w:eastAsia="Courier New" w:hAnsi="Courier New"/>
+                <w:color w:val="1D1D1F"/>
+                <w:sz w:val="18"/>
+                <w:szCs w:val="18"/>
+              </w:rPr>
+              <w:t xml:space="preserve">import shap, joblib</w:t>
+            </w:r>
+          </w:p>
+        </w:tc>
+      </w:tr>
+      <w:tr>
+        <w:tc>
+          <w:tcPr>
+            <w:tcW w:type="dxa" w:w="9360"/>
+            <w:tcBorders>
+              <w:top w:val="none" w:color="FFFFFF" w:sz="0"/>
+              <w:left w:val="single" w:color="003DA5" w:sz="10"/>
+              <w:bottom w:val="none" w:color="FFFFFF" w:sz="0"/>
+              <w:right w:val="none" w:color="FFFFFF" w:sz="0"/>
+            </w:tcBorders>
+            <w:shd w:fill="F0F4FF" w:val="clear"/>
+            <w:tcMar>
+              <w:top w:type="dxa" w:w="0"/>
+              <w:left w:type="dxa" w:w="160"/>
+              <w:bottom w:type="dxa" w:w="0"/>
+              <w:right w:type="dxa" w:w="80"/>
+            </w:tcMar>
+          </w:tcPr>
+          <w:p>
+            <w:pPr>
+              <w:spacing w:after="0" w:before="0"/>
+            </w:pPr>
+            <w:r>
+              <w:rPr>
+                <w:rFonts w:ascii="Courier New" w:cs="Courier New" w:eastAsia="Courier New" w:hAnsi="Courier New"/>
+                <w:color w:val="1D1D1F"/>
+                <w:sz w:val="18"/>
+                <w:szCs w:val="18"/>
+              </w:rPr>
+              <w:t xml:space="preserve"/>
+            </w:r>
+          </w:p>
+        </w:tc>
+      </w:tr>
+      <w:tr>
+        <w:tc>
+          <w:tcPr>
+            <w:tcW w:type="dxa" w:w="9360"/>
+            <w:tcBorders>
+              <w:top w:val="none" w:color="FFFFFF" w:sz="0"/>
+              <w:left w:val="single" w:color="003DA5" w:sz="10"/>
+              <w:bottom w:val="none" w:color="FFFFFF" w:sz="0"/>
+              <w:right w:val="none" w:color="FFFFFF" w:sz="0"/>
+            </w:tcBorders>
+            <w:shd w:fill="F0F4FF" w:val="clear"/>
+            <w:tcMar>
+              <w:top w:type="dxa" w:w="0"/>
+              <w:left w:type="dxa" w:w="160"/>
+              <w:bottom w:type="dxa" w:w="0"/>
+              <w:right w:type="dxa" w:w="80"/>
+            </w:tcMar>
+          </w:tcPr>
+          <w:p>
+            <w:pPr>
+              <w:spacing w:after="0" w:before="0"/>
+            </w:pPr>
+            <w:r>
+              <w:rPr>
+                <w:rFonts w:ascii="Courier New" w:cs="Courier New" w:eastAsia="Courier New" w:hAnsi="Courier New"/>
+                <w:color w:val="1D1D1F"/>
+                <w:sz w:val="18"/>
+                <w:szCs w:val="18"/>
+              </w:rPr>
+              <w:t xml:space="preserve">FEATURES = [</w:t>
+            </w:r>
+          </w:p>
+        </w:tc>
+      </w:tr>
+      <w:tr>
+        <w:tc>
+          <w:tcPr>
+            <w:tcW w:type="dxa" w:w="9360"/>
+            <w:tcBorders>
+              <w:top w:val="none" w:color="FFFFFF" w:sz="0"/>
+              <w:left w:val="single" w:color="003DA5" w:sz="10"/>
+              <w:bottom w:val="none" w:color="FFFFFF" w:sz="0"/>
+              <w:right w:val="none" w:color="FFFFFF" w:sz="0"/>
+            </w:tcBorders>
+            <w:shd w:fill="F0F4FF" w:val="clear"/>
+            <w:tcMar>
+              <w:top w:type="dxa" w:w="0"/>
+              <w:left w:type="dxa" w:w="160"/>
+              <w:bottom w:type="dxa" w:w="0"/>
+              <w:right w:type="dxa" w:w="80"/>
+            </w:tcMar>
+          </w:tcPr>
+          <w:p>
+            <w:pPr>
+              <w:spacing w:after="0" w:before="0"/>
+            </w:pPr>
+            <w:r>
+              <w:rPr>
+                <w:rFonts w:ascii="Courier New" w:cs="Courier New" w:eastAsia="Courier New" w:hAnsi="Courier New"/>
+                <w:color w:val="1D1D1F"/>
+                <w:sz w:val="18"/>
+                <w:szCs w:val="18"/>
+              </w:rPr>
+              <w:t xml:space="preserve">    'fills_t0','fills_t1','fills_t2','fills_t3',</w:t>
+            </w:r>
+          </w:p>
+        </w:tc>
+      </w:tr>
+      <w:tr>
+        <w:tc>
+          <w:tcPr>
+            <w:tcW w:type="dxa" w:w="9360"/>
+            <w:tcBorders>
+              <w:top w:val="none" w:color="FFFFFF" w:sz="0"/>
+              <w:left w:val="single" w:color="003DA5" w:sz="10"/>
+              <w:bottom w:val="none" w:color="FFFFFF" w:sz="0"/>
+              <w:right w:val="none" w:color="FFFFFF" w:sz="0"/>
+            </w:tcBorders>
+            <w:shd w:fill="F0F4FF" w:val="clear"/>
+            <w:tcMar>
+              <w:top w:type="dxa" w:w="0"/>
+              <w:left w:type="dxa" w:w="160"/>
+              <w:bottom w:type="dxa" w:w="0"/>
+              <w:right w:type="dxa" w:w="80"/>
+            </w:tcMar>
+          </w:tcPr>
+          <w:p>
+            <w:pPr>
+              <w:spacing w:after="0" w:before="0"/>
+            </w:pPr>
+            <w:r>
+              <w:rPr>
+                <w:rFonts w:ascii="Courier New" w:cs="Courier New" w:eastAsia="Courier New" w:hAnsi="Courier New"/>
+                <w:color w:val="1D1D1F"/>
+                <w:sz w:val="18"/>
+                <w:szCs w:val="18"/>
+              </w:rPr>
+              <w:t xml:space="preserve">    'yoy_growth_pct','volume_decile','growth_decile',</w:t>
+            </w:r>
+          </w:p>
+        </w:tc>
+      </w:tr>
+      <w:tr>
+        <w:tc>
+          <w:tcPr>
+            <w:tcW w:type="dxa" w:w="9360"/>
+            <w:tcBorders>
+              <w:top w:val="none" w:color="FFFFFF" w:sz="0"/>
+              <w:left w:val="single" w:color="003DA5" w:sz="10"/>
+              <w:bottom w:val="none" w:color="FFFFFF" w:sz="0"/>
+              <w:right w:val="none" w:color="FFFFFF" w:sz="0"/>
+            </w:tcBorders>
+            <w:shd w:fill="F0F4FF" w:val="clear"/>
+            <w:tcMar>
+              <w:top w:type="dxa" w:w="0"/>
+              <w:left w:type="dxa" w:w="160"/>
+              <w:bottom w:type="dxa" w:w="0"/>
+              <w:right w:type="dxa" w:w="80"/>
+            </w:tcMar>
+          </w:tcPr>
+          <w:p>
+            <w:pPr>
+              <w:spacing w:after="0" w:before="0"/>
+            </w:pPr>
+            <w:r>
+              <w:rPr>
+                <w:rFonts w:ascii="Courier New" w:cs="Courier New" w:eastAsia="Courier New" w:hAnsi="Courier New"/>
+                <w:color w:val="1D1D1F"/>
+                <w:sz w:val="18"/>
+                <w:szCs w:val="18"/>
+              </w:rPr>
+              <w:t xml:space="preserve">    'specialty_encoded','days_since_last_call',</w:t>
+            </w:r>
+          </w:p>
+        </w:tc>
+      </w:tr>
+      <w:tr>
+        <w:tc>
+          <w:tcPr>
+            <w:tcW w:type="dxa" w:w="9360"/>
+            <w:tcBorders>
+              <w:top w:val="none" w:color="FFFFFF" w:sz="0"/>
+              <w:left w:val="single" w:color="003DA5" w:sz="10"/>
+              <w:bottom w:val="none" w:color="FFFFFF" w:sz="0"/>
+              <w:right w:val="none" w:color="FFFFFF" w:sz="0"/>
+            </w:tcBorders>
+            <w:shd w:fill="F0F4FF" w:val="clear"/>
+            <w:tcMar>
+              <w:top w:type="dxa" w:w="0"/>
+              <w:left w:type="dxa" w:w="160"/>
+              <w:bottom w:type="dxa" w:w="0"/>
+              <w:right w:type="dxa" w:w="80"/>
+            </w:tcMar>
+          </w:tcPr>
+          <w:p>
+            <w:pPr>
+              <w:spacing w:after="0" w:before="0"/>
+            </w:pPr>
+            <w:r>
+              <w:rPr>
+                <w:rFonts w:ascii="Courier New" w:cs="Courier New" w:eastAsia="Courier New" w:hAnsi="Courier New"/>
+                <w:color w:val="1D1D1F"/>
+                <w:sz w:val="18"/>
+                <w:szCs w:val="18"/>
+              </w:rPr>
+              <w:t xml:space="preserve">    'is_kol','drug_class_mix','state_t2d_prevalence'</w:t>
+            </w:r>
+          </w:p>
+        </w:tc>
+      </w:tr>
+      <w:tr>
+        <w:tc>
+          <w:tcPr>
+            <w:tcW w:type="dxa" w:w="9360"/>
+            <w:tcBorders>
+              <w:top w:val="none" w:color="FFFFFF" w:sz="0"/>
+              <w:left w:val="single" w:color="003DA5" w:sz="10"/>
+              <w:bottom w:val="none" w:color="FFFFFF" w:sz="0"/>
+              <w:right w:val="none" w:color="FFFFFF" w:sz="0"/>
+            </w:tcBorders>
+            <w:shd w:fill="F0F4FF" w:val="clear"/>
+            <w:tcMar>
+              <w:top w:type="dxa" w:w="0"/>
+              <w:left w:type="dxa" w:w="160"/>
+              <w:bottom w:type="dxa" w:w="0"/>
+              <w:right w:type="dxa" w:w="80"/>
+            </w:tcMar>
+          </w:tcPr>
+          <w:p>
+            <w:pPr>
+              <w:spacing w:after="0" w:before="0"/>
+            </w:pPr>
+            <w:r>
+              <w:rPr>
+                <w:rFonts w:ascii="Courier New" w:cs="Courier New" w:eastAsia="Courier New" w:hAnsi="Courier New"/>
+                <w:color w:val="1D1D1F"/>
+                <w:sz w:val="18"/>
+                <w:szCs w:val="18"/>
+              </w:rPr>
+              <w:t xml:space="preserve">]</w:t>
+            </w:r>
+          </w:p>
+        </w:tc>
+      </w:tr>
+      <w:tr>
+        <w:tc>
+          <w:tcPr>
+            <w:tcW w:type="dxa" w:w="9360"/>
+            <w:tcBorders>
+              <w:top w:val="none" w:color="FFFFFF" w:sz="0"/>
+              <w:left w:val="single" w:color="003DA5" w:sz="10"/>
+              <w:bottom w:val="none" w:color="FFFFFF" w:sz="0"/>
+              <w:right w:val="none" w:color="FFFFFF" w:sz="0"/>
+            </w:tcBorders>
+            <w:shd w:fill="F0F4FF" w:val="clear"/>
+            <w:tcMar>
+              <w:top w:type="dxa" w:w="0"/>
+              <w:left w:type="dxa" w:w="160"/>
+              <w:bottom w:type="dxa" w:w="0"/>
+              <w:right w:type="dxa" w:w="80"/>
+            </w:tcMar>
+          </w:tcPr>
+          <w:p>
+            <w:pPr>
+              <w:spacing w:after="0" w:before="0"/>
+            </w:pPr>
+            <w:r>
+              <w:rPr>
+                <w:rFonts w:ascii="Courier New" w:cs="Courier New" w:eastAsia="Courier New" w:hAnsi="Courier New"/>
+                <w:color w:val="1D1D1F"/>
+                <w:sz w:val="18"/>
+                <w:szCs w:val="18"/>
+              </w:rPr>
+              <w:t xml:space="preserve">TARGET = 'actual_growth_next_q'   # supervised: real Rx growth next quarter</w:t>
+            </w:r>
+          </w:p>
+        </w:tc>
+      </w:tr>
+      <w:tr>
+        <w:tc>
+          <w:tcPr>
+            <w:tcW w:type="dxa" w:w="9360"/>
+            <w:tcBorders>
+              <w:top w:val="none" w:color="FFFFFF" w:sz="0"/>
+              <w:left w:val="single" w:color="003DA5" w:sz="10"/>
+              <w:bottom w:val="none" w:color="FFFFFF" w:sz="0"/>
+              <w:right w:val="none" w:color="FFFFFF" w:sz="0"/>
+            </w:tcBorders>
+            <w:shd w:fill="F0F4FF" w:val="clear"/>
+            <w:tcMar>
+              <w:top w:type="dxa" w:w="0"/>
+              <w:left w:type="dxa" w:w="160"/>
+              <w:bottom w:type="dxa" w:w="0"/>
+              <w:right w:type="dxa" w:w="80"/>
+            </w:tcMar>
+          </w:tcPr>
+          <w:p>
+            <w:pPr>
+              <w:spacing w:after="0" w:before="0"/>
+            </w:pPr>
+            <w:r>
+              <w:rPr>
+                <w:rFonts w:ascii="Courier New" w:cs="Courier New" w:eastAsia="Courier New" w:hAnsi="Courier New"/>
+                <w:color w:val="1D1D1F"/>
+                <w:sz w:val="18"/>
+                <w:szCs w:val="18"/>
+              </w:rPr>
+              <w:t xml:space="preserve"/>
+            </w:r>
+          </w:p>
+        </w:tc>
+      </w:tr>
+      <w:tr>
+        <w:tc>
+          <w:tcPr>
+            <w:tcW w:type="dxa" w:w="9360"/>
+            <w:tcBorders>
+              <w:top w:val="none" w:color="FFFFFF" w:sz="0"/>
+              <w:left w:val="single" w:color="003DA5" w:sz="10"/>
+              <w:bottom w:val="none" w:color="FFFFFF" w:sz="0"/>
+              <w:right w:val="none" w:color="FFFFFF" w:sz="0"/>
+            </w:tcBorders>
+            <w:shd w:fill="F0F4FF" w:val="clear"/>
+            <w:tcMar>
+              <w:top w:type="dxa" w:w="0"/>
+              <w:left w:type="dxa" w:w="160"/>
+              <w:bottom w:type="dxa" w:w="0"/>
+              <w:right w:type="dxa" w:w="80"/>
+            </w:tcMar>
+          </w:tcPr>
+          <w:p>
+            <w:pPr>
+              <w:spacing w:after="0" w:before="0"/>
+            </w:pPr>
+            <w:r>
+              <w:rPr>
+                <w:rFonts w:ascii="Courier New" w:cs="Courier New" w:eastAsia="Courier New" w:hAnsi="Courier New"/>
+                <w:color w:val="1D1D1F"/>
+                <w:sz w:val="18"/>
+                <w:szCs w:val="18"/>
+              </w:rPr>
+              <w:t xml:space="preserve">pipeline = Pipeline([</w:t>
+            </w:r>
+          </w:p>
+        </w:tc>
+      </w:tr>
+      <w:tr>
+        <w:tc>
+          <w:tcPr>
+            <w:tcW w:type="dxa" w:w="9360"/>
+            <w:tcBorders>
+              <w:top w:val="none" w:color="FFFFFF" w:sz="0"/>
+              <w:left w:val="single" w:color="003DA5" w:sz="10"/>
+              <w:bottom w:val="none" w:color="FFFFFF" w:sz="0"/>
+              <w:right w:val="none" w:color="FFFFFF" w:sz="0"/>
+            </w:tcBorders>
+            <w:shd w:fill="F0F4FF" w:val="clear"/>
+            <w:tcMar>
+              <w:top w:type="dxa" w:w="0"/>
+              <w:left w:type="dxa" w:w="160"/>
+              <w:bottom w:type="dxa" w:w="0"/>
+              <w:right w:type="dxa" w:w="80"/>
+            </w:tcMar>
+          </w:tcPr>
+          <w:p>
+            <w:pPr>
+              <w:spacing w:after="0" w:before="0"/>
+            </w:pPr>
+            <w:r>
+              <w:rPr>
+                <w:rFonts w:ascii="Courier New" w:cs="Courier New" w:eastAsia="Courier New" w:hAnsi="Courier New"/>
+                <w:color w:val="1D1D1F"/>
+                <w:sz w:val="18"/>
+                <w:szCs w:val="18"/>
+              </w:rPr>
+              <w:t xml:space="preserve">    ('scaler', StandardScaler()),</w:t>
+            </w:r>
+          </w:p>
+        </w:tc>
+      </w:tr>
+      <w:tr>
+        <w:tc>
+          <w:tcPr>
+            <w:tcW w:type="dxa" w:w="9360"/>
+            <w:tcBorders>
+              <w:top w:val="none" w:color="FFFFFF" w:sz="0"/>
+              <w:left w:val="single" w:color="003DA5" w:sz="10"/>
+              <w:bottom w:val="none" w:color="FFFFFF" w:sz="0"/>
+              <w:right w:val="none" w:color="FFFFFF" w:sz="0"/>
+            </w:tcBorders>
+            <w:shd w:fill="F0F4FF" w:val="clear"/>
+            <w:tcMar>
+              <w:top w:type="dxa" w:w="0"/>
+              <w:left w:type="dxa" w:w="160"/>
+              <w:bottom w:type="dxa" w:w="0"/>
+              <w:right w:type="dxa" w:w="80"/>
+            </w:tcMar>
+          </w:tcPr>
+          <w:p>
+            <w:pPr>
+              <w:spacing w:after="0" w:before="0"/>
+            </w:pPr>
+            <w:r>
+              <w:rPr>
+                <w:rFonts w:ascii="Courier New" w:cs="Courier New" w:eastAsia="Courier New" w:hAnsi="Courier New"/>
+                <w:color w:val="1D1D1F"/>
+                <w:sz w:val="18"/>
+                <w:szCs w:val="18"/>
+              </w:rPr>
+              <w:t xml:space="preserve">    ('gbr', GradientBoostingRegressor(</w:t>
+            </w:r>
+          </w:p>
+        </w:tc>
+      </w:tr>
+      <w:tr>
+        <w:tc>
+          <w:tcPr>
+            <w:tcW w:type="dxa" w:w="9360"/>
+            <w:tcBorders>
+              <w:top w:val="none" w:color="FFFFFF" w:sz="0"/>
+              <w:left w:val="single" w:color="003DA5" w:sz="10"/>
+              <w:bottom w:val="none" w:color="FFFFFF" w:sz="0"/>
+              <w:right w:val="none" w:color="FFFFFF" w:sz="0"/>
+            </w:tcBorders>
+            <w:shd w:fill="F0F4FF" w:val="clear"/>
+            <w:tcMar>
+              <w:top w:type="dxa" w:w="0"/>
+              <w:left w:type="dxa" w:w="160"/>
+              <w:bottom w:type="dxa" w:w="0"/>
+              <w:right w:type="dxa" w:w="80"/>
+            </w:tcMar>
+          </w:tcPr>
+          <w:p>
+            <w:pPr>
+              <w:spacing w:after="0" w:before="0"/>
+            </w:pPr>
+            <w:r>
+              <w:rPr>
+                <w:rFonts w:ascii="Courier New" w:cs="Courier New" w:eastAsia="Courier New" w:hAnsi="Courier New"/>
+                <w:color w:val="1D1D1F"/>
+                <w:sz w:val="18"/>
+                <w:szCs w:val="18"/>
+              </w:rPr>
+              <w:t xml:space="preserve">        n_estimators=300, learning_rate=0.05, max_depth=4,</w:t>
+            </w:r>
+          </w:p>
+        </w:tc>
+      </w:tr>
+      <w:tr>
+        <w:tc>
+          <w:tcPr>
+            <w:tcW w:type="dxa" w:w="9360"/>
+            <w:tcBorders>
+              <w:top w:val="none" w:color="FFFFFF" w:sz="0"/>
+              <w:left w:val="single" w:color="003DA5" w:sz="10"/>
+              <w:bottom w:val="none" w:color="FFFFFF" w:sz="0"/>
+              <w:right w:val="none" w:color="FFFFFF" w:sz="0"/>
+            </w:tcBorders>
+            <w:shd w:fill="F0F4FF" w:val="clear"/>
+            <w:tcMar>
+              <w:top w:type="dxa" w:w="0"/>
+              <w:left w:type="dxa" w:w="160"/>
+              <w:bottom w:type="dxa" w:w="0"/>
+              <w:right w:type="dxa" w:w="80"/>
+            </w:tcMar>
+          </w:tcPr>
+          <w:p>
+            <w:pPr>
+              <w:spacing w:after="0" w:before="0"/>
+            </w:pPr>
+            <w:r>
+              <w:rPr>
+                <w:rFonts w:ascii="Courier New" w:cs="Courier New" w:eastAsia="Courier New" w:hAnsi="Courier New"/>
+                <w:color w:val="1D1D1F"/>
+                <w:sz w:val="18"/>
+                <w:szCs w:val="18"/>
+              </w:rPr>
+              <w:t xml:space="preserve">        subsample=0.8, min_samples_leaf=10, random_state=42</w:t>
+            </w:r>
+          </w:p>
+        </w:tc>
+      </w:tr>
+      <w:tr>
+        <w:tc>
+          <w:tcPr>
+            <w:tcW w:type="dxa" w:w="9360"/>
+            <w:tcBorders>
+              <w:top w:val="none" w:color="FFFFFF" w:sz="0"/>
+              <w:left w:val="single" w:color="003DA5" w:sz="10"/>
+              <w:bottom w:val="none" w:color="FFFFFF" w:sz="0"/>
+              <w:right w:val="none" w:color="FFFFFF" w:sz="0"/>
+            </w:tcBorders>
+            <w:shd w:fill="F0F4FF" w:val="clear"/>
+            <w:tcMar>
+              <w:top w:type="dxa" w:w="0"/>
+              <w:left w:type="dxa" w:w="160"/>
+              <w:bottom w:type="dxa" w:w="0"/>
+              <w:right w:type="dxa" w:w="80"/>
+            </w:tcMar>
+          </w:tcPr>
+          <w:p>
+            <w:pPr>
+              <w:spacing w:after="0" w:before="0"/>
+            </w:pPr>
+            <w:r>
+              <w:rPr>
+                <w:rFonts w:ascii="Courier New" w:cs="Courier New" w:eastAsia="Courier New" w:hAnsi="Courier New"/>
+                <w:color w:val="1D1D1F"/>
+                <w:sz w:val="18"/>
+                <w:szCs w:val="18"/>
+              </w:rPr>
+              <w:t xml:space="preserve">    ))</w:t>
+            </w:r>
+          </w:p>
+        </w:tc>
+      </w:tr>
+      <w:tr>
+        <w:tc>
+          <w:tcPr>
+            <w:tcW w:type="dxa" w:w="9360"/>
+            <w:tcBorders>
+              <w:top w:val="none" w:color="FFFFFF" w:sz="0"/>
+              <w:left w:val="single" w:color="003DA5" w:sz="10"/>
+              <w:bottom w:val="none" w:color="FFFFFF" w:sz="0"/>
+              <w:right w:val="none" w:color="FFFFFF" w:sz="0"/>
+            </w:tcBorders>
+            <w:shd w:fill="F0F4FF" w:val="clear"/>
+            <w:tcMar>
+              <w:top w:type="dxa" w:w="0"/>
+              <w:left w:type="dxa" w:w="160"/>
+              <w:bottom w:type="dxa" w:w="0"/>
+              <w:right w:type="dxa" w:w="80"/>
+            </w:tcMar>
+          </w:tcPr>
+          <w:p>
+            <w:pPr>
+              <w:spacing w:after="0" w:before="0"/>
+            </w:pPr>
+            <w:r>
+              <w:rPr>
+                <w:rFonts w:ascii="Courier New" w:cs="Courier New" w:eastAsia="Courier New" w:hAnsi="Courier New"/>
+                <w:color w:val="1D1D1F"/>
+                <w:sz w:val="18"/>
+                <w:szCs w:val="18"/>
+              </w:rPr>
+              <w:t xml:space="preserve">])</w:t>
+            </w:r>
+          </w:p>
+        </w:tc>
+      </w:tr>
+      <w:tr>
+        <w:tc>
+          <w:tcPr>
+            <w:tcW w:type="dxa" w:w="9360"/>
+            <w:tcBorders>
+              <w:top w:val="none" w:color="FFFFFF" w:sz="0"/>
+              <w:left w:val="single" w:color="003DA5" w:sz="10"/>
+              <w:bottom w:val="none" w:color="FFFFFF" w:sz="0"/>
+              <w:right w:val="none" w:color="FFFFFF" w:sz="0"/>
+            </w:tcBorders>
+            <w:shd w:fill="F0F4FF" w:val="clear"/>
+            <w:tcMar>
+              <w:top w:type="dxa" w:w="0"/>
+              <w:left w:type="dxa" w:w="160"/>
+              <w:bottom w:type="dxa" w:w="0"/>
+              <w:right w:type="dxa" w:w="80"/>
+            </w:tcMar>
+          </w:tcPr>
+          <w:p>
+            <w:pPr>
+              <w:spacing w:after="0" w:before="0"/>
+            </w:pPr>
+            <w:r>
+              <w:rPr>
+                <w:rFonts w:ascii="Courier New" w:cs="Courier New" w:eastAsia="Courier New" w:hAnsi="Courier New"/>
+                <w:color w:val="1D1D1F"/>
+                <w:sz w:val="18"/>
+                <w:szCs w:val="18"/>
+              </w:rPr>
+              <w:t xml:space="preserve"/>
+            </w:r>
+          </w:p>
+        </w:tc>
+      </w:tr>
+      <w:tr>
+        <w:tc>
+          <w:tcPr>
+            <w:tcW w:type="dxa" w:w="9360"/>
+            <w:tcBorders>
+              <w:top w:val="none" w:color="FFFFFF" w:sz="0"/>
+              <w:left w:val="single" w:color="003DA5" w:sz="10"/>
+              <w:bottom w:val="none" w:color="FFFFFF" w:sz="0"/>
+              <w:right w:val="none" w:color="FFFFFF" w:sz="0"/>
+            </w:tcBorders>
+            <w:shd w:fill="F0F4FF" w:val="clear"/>
+            <w:tcMar>
+              <w:top w:type="dxa" w:w="0"/>
+              <w:left w:type="dxa" w:w="160"/>
+              <w:bottom w:type="dxa" w:w="0"/>
+              <w:right w:type="dxa" w:w="80"/>
+            </w:tcMar>
+          </w:tcPr>
+          <w:p>
+            <w:pPr>
+              <w:spacing w:after="0" w:before="0"/>
+            </w:pPr>
+            <w:r>
+              <w:rPr>
+                <w:rFonts w:ascii="Courier New" w:cs="Courier New" w:eastAsia="Courier New" w:hAnsi="Courier New"/>
+                <w:color w:val="1D1D1F"/>
+                <w:sz w:val="18"/>
+                <w:szCs w:val="18"/>
+              </w:rPr>
+              <w:t xml:space="preserve">scores = cross_val_score(pipeline, X_train, y_train,</w:t>
+            </w:r>
+          </w:p>
+        </w:tc>
+      </w:tr>
+      <w:tr>
+        <w:tc>
+          <w:tcPr>
+            <w:tcW w:type="dxa" w:w="9360"/>
+            <w:tcBorders>
+              <w:top w:val="none" w:color="FFFFFF" w:sz="0"/>
+              <w:left w:val="single" w:color="003DA5" w:sz="10"/>
+              <w:bottom w:val="none" w:color="FFFFFF" w:sz="0"/>
+              <w:right w:val="none" w:color="FFFFFF" w:sz="0"/>
+            </w:tcBorders>
+            <w:shd w:fill="F0F4FF" w:val="clear"/>
+            <w:tcMar>
+              <w:top w:type="dxa" w:w="0"/>
+              <w:left w:type="dxa" w:w="160"/>
+              <w:bottom w:type="dxa" w:w="0"/>
+              <w:right w:type="dxa" w:w="80"/>
+            </w:tcMar>
+          </w:tcPr>
+          <w:p>
+            <w:pPr>
+              <w:spacing w:after="0" w:before="0"/>
+            </w:pPr>
+            <w:r>
+              <w:rPr>
+                <w:rFonts w:ascii="Courier New" w:cs="Courier New" w:eastAsia="Courier New" w:hAnsi="Courier New"/>
+                <w:color w:val="1D1D1F"/>
+                <w:sz w:val="18"/>
+                <w:szCs w:val="18"/>
+              </w:rPr>
+              <w:t xml:space="preserve">    scoring='neg_root_mean_squared_error', cv=5)</w:t>
+            </w:r>
+          </w:p>
+        </w:tc>
+      </w:tr>
+      <w:tr>
+        <w:tc>
+          <w:tcPr>
+            <w:tcW w:type="dxa" w:w="9360"/>
+            <w:tcBorders>
+              <w:top w:val="none" w:color="FFFFFF" w:sz="0"/>
+              <w:left w:val="single" w:color="003DA5" w:sz="10"/>
+              <w:bottom w:val="none" w:color="FFFFFF" w:sz="0"/>
+              <w:right w:val="none" w:color="FFFFFF" w:sz="0"/>
+            </w:tcBorders>
+            <w:shd w:fill="F0F4FF" w:val="clear"/>
+            <w:tcMar>
+              <w:top w:type="dxa" w:w="0"/>
+              <w:left w:type="dxa" w:w="160"/>
+              <w:bottom w:type="dxa" w:w="0"/>
+              <w:right w:type="dxa" w:w="80"/>
+            </w:tcMar>
+          </w:tcPr>
+          <w:p>
+            <w:pPr>
+              <w:spacing w:after="0" w:before="0"/>
+            </w:pPr>
+            <w:r>
+              <w:rPr>
+                <w:rFonts w:ascii="Courier New" w:cs="Courier New" w:eastAsia="Courier New" w:hAnsi="Courier New"/>
+                <w:color w:val="1D1D1F"/>
+                <w:sz w:val="18"/>
+                <w:szCs w:val="18"/>
+              </w:rPr>
+              <w:t xml:space="preserve">print(f'CV RMSE: {-scores.mean():.4f}')</w:t>
+            </w:r>
+          </w:p>
+        </w:tc>
+      </w:tr>
+      <w:tr>
+        <w:tc>
+          <w:tcPr>
+            <w:tcW w:type="dxa" w:w="9360"/>
+            <w:tcBorders>
+              <w:top w:val="none" w:color="FFFFFF" w:sz="0"/>
+              <w:left w:val="single" w:color="003DA5" w:sz="10"/>
+              <w:bottom w:val="none" w:color="FFFFFF" w:sz="0"/>
+              <w:right w:val="none" w:color="FFFFFF" w:sz="0"/>
+            </w:tcBorders>
+            <w:shd w:fill="F0F4FF" w:val="clear"/>
+            <w:tcMar>
+              <w:top w:type="dxa" w:w="0"/>
+              <w:left w:type="dxa" w:w="160"/>
+              <w:bottom w:type="dxa" w:w="0"/>
+              <w:right w:type="dxa" w:w="80"/>
+            </w:tcMar>
+          </w:tcPr>
+          <w:p>
+            <w:pPr>
+              <w:spacing w:after="0" w:before="0"/>
+            </w:pPr>
+            <w:r>
+              <w:rPr>
+                <w:rFonts w:ascii="Courier New" w:cs="Courier New" w:eastAsia="Courier New" w:hAnsi="Courier New"/>
+                <w:color w:val="1D1D1F"/>
+                <w:sz w:val="18"/>
+                <w:szCs w:val="18"/>
+              </w:rPr>
+              <w:t xml:space="preserve"/>
+            </w:r>
+          </w:p>
+        </w:tc>
+      </w:tr>
+      <w:tr>
+        <w:tc>
+          <w:tcPr>
+            <w:tcW w:type="dxa" w:w="9360"/>
+            <w:tcBorders>
+              <w:top w:val="none" w:color="FFFFFF" w:sz="0"/>
+              <w:left w:val="single" w:color="003DA5" w:sz="10"/>
+              <w:bottom w:val="none" w:color="FFFFFF" w:sz="0"/>
+              <w:right w:val="none" w:color="FFFFFF" w:sz="0"/>
+            </w:tcBorders>
+            <w:shd w:fill="F0F4FF" w:val="clear"/>
+            <w:tcMar>
+              <w:top w:type="dxa" w:w="0"/>
+              <w:left w:type="dxa" w:w="160"/>
+              <w:bottom w:type="dxa" w:w="0"/>
+              <w:right w:type="dxa" w:w="80"/>
+            </w:tcMar>
+          </w:tcPr>
+          <w:p>
+            <w:pPr>
+              <w:spacing w:after="0" w:before="0"/>
+            </w:pPr>
+            <w:r>
+              <w:rPr>
+                <w:rFonts w:ascii="Courier New" w:cs="Courier New" w:eastAsia="Courier New" w:hAnsi="Courier New"/>
+                <w:color w:val="1D1D1F"/>
+                <w:sz w:val="18"/>
+                <w:szCs w:val="18"/>
+              </w:rPr>
+              <w:t xml:space="preserve">pipeline.fit(X_train, y_train)</w:t>
+            </w:r>
+          </w:p>
+        </w:tc>
+      </w:tr>
+      <w:tr>
+        <w:tc>
+          <w:tcPr>
+            <w:tcW w:type="dxa" w:w="9360"/>
+            <w:tcBorders>
+              <w:top w:val="none" w:color="FFFFFF" w:sz="0"/>
+              <w:left w:val="single" w:color="003DA5" w:sz="10"/>
+              <w:bottom w:val="none" w:color="FFFFFF" w:sz="0"/>
+              <w:right w:val="none" w:color="FFFFFF" w:sz="0"/>
+            </w:tcBorders>
+            <w:shd w:fill="F0F4FF" w:val="clear"/>
+            <w:tcMar>
+              <w:top w:type="dxa" w:w="0"/>
+              <w:left w:type="dxa" w:w="160"/>
+              <w:bottom w:type="dxa" w:w="0"/>
+              <w:right w:type="dxa" w:w="80"/>
+            </w:tcMar>
+          </w:tcPr>
+          <w:p>
+            <w:pPr>
+              <w:spacing w:after="0" w:before="0"/>
+            </w:pPr>
+            <w:r>
+              <w:rPr>
+                <w:rFonts w:ascii="Courier New" w:cs="Courier New" w:eastAsia="Courier New" w:hAnsi="Courier New"/>
+                <w:color w:val="1D1D1F"/>
+                <w:sz w:val="18"/>
+                <w:szCs w:val="18"/>
+              </w:rPr>
+              <w:t xml:space="preserve">joblib.dump(pipeline, 'models/momentum_gbr_v2.pkl')</w:t>
+            </w:r>
+          </w:p>
+        </w:tc>
+      </w:tr>
+      <w:tr>
+        <w:tc>
+          <w:tcPr>
+            <w:tcW w:type="dxa" w:w="9360"/>
+            <w:tcBorders>
+              <w:top w:val="none" w:color="FFFFFF" w:sz="0"/>
+              <w:left w:val="single" w:color="003DA5" w:sz="10"/>
+              <w:bottom w:val="none" w:color="FFFFFF" w:sz="0"/>
+              <w:right w:val="none" w:color="FFFFFF" w:sz="0"/>
+            </w:tcBorders>
+            <w:shd w:fill="F0F4FF" w:val="clear"/>
+            <w:tcMar>
+              <w:top w:type="dxa" w:w="0"/>
+              <w:left w:type="dxa" w:w="160"/>
+              <w:bottom w:type="dxa" w:w="0"/>
+              <w:right w:type="dxa" w:w="80"/>
+            </w:tcMar>
+          </w:tcPr>
+          <w:p>
+            <w:pPr>
+              <w:spacing w:after="0" w:before="0"/>
+            </w:pPr>
+            <w:r>
+              <w:rPr>
+                <w:rFonts w:ascii="Courier New" w:cs="Courier New" w:eastAsia="Courier New" w:hAnsi="Courier New"/>
+                <w:color w:val="1D1D1F"/>
+                <w:sz w:val="18"/>
+                <w:szCs w:val="18"/>
+              </w:rPr>
+              <w:t xml:space="preserve"/>
+            </w:r>
+          </w:p>
+        </w:tc>
+      </w:tr>
+      <w:tr>
+        <w:tc>
+          <w:tcPr>
+            <w:tcW w:type="dxa" w:w="9360"/>
+            <w:tcBorders>
+              <w:top w:val="none" w:color="FFFFFF" w:sz="0"/>
+              <w:left w:val="single" w:color="003DA5" w:sz="10"/>
+              <w:bottom w:val="none" w:color="FFFFFF" w:sz="0"/>
+              <w:right w:val="none" w:color="FFFFFF" w:sz="0"/>
+            </w:tcBorders>
+            <w:shd w:fill="F0F4FF" w:val="clear"/>
+            <w:tcMar>
+              <w:top w:type="dxa" w:w="0"/>
+              <w:left w:type="dxa" w:w="160"/>
+              <w:bottom w:type="dxa" w:w="0"/>
+              <w:right w:type="dxa" w:w="80"/>
+            </w:tcMar>
+          </w:tcPr>
+          <w:p>
+            <w:pPr>
+              <w:spacing w:after="0" w:before="0"/>
+            </w:pPr>
+            <w:r>
+              <w:rPr>
+                <w:rFonts w:ascii="Courier New" w:cs="Courier New" w:eastAsia="Courier New" w:hAnsi="Courier New"/>
+                <w:color w:val="1D1D1F"/>
+                <w:sz w:val="18"/>
+                <w:szCs w:val="18"/>
+              </w:rPr>
+              <w:t xml:space="preserve"># SHAP explainability — required for rep-facing features</w:t>
+            </w:r>
+          </w:p>
+        </w:tc>
+      </w:tr>
+      <w:tr>
+        <w:tc>
+          <w:tcPr>
+            <w:tcW w:type="dxa" w:w="9360"/>
+            <w:tcBorders>
+              <w:top w:val="none" w:color="FFFFFF" w:sz="0"/>
+              <w:left w:val="single" w:color="003DA5" w:sz="10"/>
+              <w:bottom w:val="none" w:color="FFFFFF" w:sz="0"/>
+              <w:right w:val="none" w:color="FFFFFF" w:sz="0"/>
+            </w:tcBorders>
+            <w:shd w:fill="F0F4FF" w:val="clear"/>
+            <w:tcMar>
+              <w:top w:type="dxa" w:w="0"/>
+              <w:left w:type="dxa" w:w="160"/>
+              <w:bottom w:type="dxa" w:w="0"/>
+              <w:right w:type="dxa" w:w="80"/>
+            </w:tcMar>
+          </w:tcPr>
+          <w:p>
+            <w:pPr>
+              <w:spacing w:after="0" w:before="0"/>
+            </w:pPr>
+            <w:r>
+              <w:rPr>
+                <w:rFonts w:ascii="Courier New" w:cs="Courier New" w:eastAsia="Courier New" w:hAnsi="Courier New"/>
+                <w:color w:val="1D1D1F"/>
+                <w:sz w:val="18"/>
+                <w:szCs w:val="18"/>
+              </w:rPr>
+              <w:t xml:space="preserve">explainer   = shap.TreeExplainer(pipeline.named_steps['gbr'])</w:t>
+            </w:r>
+          </w:p>
+        </w:tc>
+      </w:tr>
+      <w:tr>
+        <w:tc>
+          <w:tcPr>
+            <w:tcW w:type="dxa" w:w="9360"/>
+            <w:tcBorders>
+              <w:top w:val="none" w:color="FFFFFF" w:sz="0"/>
+              <w:left w:val="single" w:color="003DA5" w:sz="10"/>
+              <w:bottom w:val="none" w:color="FFFFFF" w:sz="0"/>
+              <w:right w:val="none" w:color="FFFFFF" w:sz="0"/>
+            </w:tcBorders>
+            <w:shd w:fill="F0F4FF" w:val="clear"/>
+            <w:tcMar>
+              <w:top w:type="dxa" w:w="0"/>
+              <w:left w:type="dxa" w:w="160"/>
+              <w:bottom w:type="dxa" w:w="0"/>
+              <w:right w:type="dxa" w:w="80"/>
+            </w:tcMar>
+          </w:tcPr>
+          <w:p>
+            <w:pPr>
+              <w:spacing w:after="0" w:before="0"/>
+            </w:pPr>
+            <w:r>
+              <w:rPr>
+                <w:rFonts w:ascii="Courier New" w:cs="Courier New" w:eastAsia="Courier New" w:hAnsi="Courier New"/>
+                <w:color w:val="1D1D1F"/>
+                <w:sz w:val="18"/>
+                <w:szCs w:val="18"/>
+              </w:rPr>
+              <w:t xml:space="preserve">shap_values = explainer.shap_values(X_test)</w:t>
+            </w:r>
+          </w:p>
+        </w:tc>
+      </w:tr>
+      <w:tr>
+        <w:tc>
+          <w:tcPr>
+            <w:tcW w:type="dxa" w:w="9360"/>
+            <w:tcBorders>
+              <w:top w:val="none" w:color="FFFFFF" w:sz="0"/>
+              <w:left w:val="single" w:color="003DA5" w:sz="10"/>
+              <w:bottom w:val="none" w:color="FFFFFF" w:sz="0"/>
+              <w:right w:val="none" w:color="FFFFFF" w:sz="0"/>
+            </w:tcBorders>
+            <w:shd w:fill="F0F4FF" w:val="clear"/>
+            <w:tcMar>
+              <w:top w:type="dxa" w:w="0"/>
+              <w:left w:type="dxa" w:w="160"/>
+              <w:bottom w:type="dxa" w:w="80"/>
+              <w:right w:type="dxa" w:w="80"/>
+            </w:tcMar>
+          </w:tcPr>
+          <w:p>
+            <w:pPr>
+              <w:spacing w:after="0" w:before="0"/>
+            </w:pPr>
+            <w:r>
+              <w:rPr>
+                <w:rFonts w:ascii="Courier New" w:cs="Courier New" w:eastAsia="Courier New" w:hAnsi="Courier New"/>
+                <w:color w:val="1D1D1F"/>
+                <w:sz w:val="18"/>
+                <w:szCs w:val="18"/>
+              </w:rPr>
+              <w:t xml:space="preserve">shap.summary_plot(shap_values, X_test, feature_names=FEATURES)</w:t>
+            </w:r>
+          </w:p>
+        </w:tc>
+      </w:tr>
+    </w:tbl>
     <w:p>
       <w:pPr>
-        <w:pBdr>
-          <w:left w:val="single" w:color="003DA5" w:sz="10" w:space="8"/>
-        </w:pBdr>
-        <w:shd w:fill="F0F4FF" w:val="clear"/>
-        <w:spacing w:after="120" w:before="120"/>
+        <w:spacing w:after="0" w:before="80"/>
       </w:pPr>
       <w:r>
         <w:rPr>
-          <w:rFonts w:ascii="Courier New" w:cs="Courier New" w:eastAsia="Courier New" w:hAnsi="Courier New"/>
-          <w:color w:val="1D1D1F"/>
-          <w:sz w:val="18"/>
-          <w:szCs w:val="18"/>
+          <w:sz w:val="4"/>
+          <w:szCs w:val="4"/>
         </w:rPr>
-        <w:t xml:space="preserve"># momentum_model.py
-</w:t>
-      </w:r>
-      <w:r>
-        <w:rPr>
-          <w:rFonts w:ascii="Courier New" w:cs="Courier New" w:eastAsia="Courier New" w:hAnsi="Courier New"/>
-          <w:color w:val="1D1D1F"/>
-          <w:sz w:val="18"/>
-          <w:szCs w:val="18"/>
-        </w:rPr>
-        <w:t xml:space="preserve">from sklearn.ensemble import GradientBoostingRegressor
-</w:t>
-      </w:r>
-      <w:r>
-        <w:rPr>
-          <w:rFonts w:ascii="Courier New" w:cs="Courier New" w:eastAsia="Courier New" w:hAnsi="Courier New"/>
-          <w:color w:val="1D1D1F"/>
-          <w:sz w:val="18"/>
-          <w:szCs w:val="18"/>
-        </w:rPr>
-        <w:t xml:space="preserve">from sklearn.pipeline import Pipeline
-</w:t>
-      </w:r>
-      <w:r>
-        <w:rPr>
-          <w:rFonts w:ascii="Courier New" w:cs="Courier New" w:eastAsia="Courier New" w:hAnsi="Courier New"/>
-          <w:color w:val="1D1D1F"/>
-          <w:sz w:val="18"/>
-          <w:szCs w:val="18"/>
-        </w:rPr>
-        <w:t xml:space="preserve">from sklearn.preprocessing import StandardScaler
-</w:t>
-      </w:r>
-      <w:r>
-        <w:rPr>
-          <w:rFonts w:ascii="Courier New" w:cs="Courier New" w:eastAsia="Courier New" w:hAnsi="Courier New"/>
-          <w:color w:val="1D1D1F"/>
-          <w:sz w:val="18"/>
-          <w:szCs w:val="18"/>
-        </w:rPr>
-        <w:t xml:space="preserve">from sklearn.model_selection import cross_val_score
-</w:t>
-      </w:r>
-      <w:r>
-        <w:rPr>
-          <w:rFonts w:ascii="Courier New" w:cs="Courier New" w:eastAsia="Courier New" w:hAnsi="Courier New"/>
-          <w:color w:val="1D1D1F"/>
-          <w:sz w:val="18"/>
-          <w:szCs w:val="18"/>
-        </w:rPr>
-        <w:t xml:space="preserve">import shap, joblib
-</w:t>
-      </w:r>
-      <w:r>
-        <w:rPr>
-          <w:rFonts w:ascii="Courier New" w:cs="Courier New" w:eastAsia="Courier New" w:hAnsi="Courier New"/>
-          <w:color w:val="1D1D1F"/>
-          <w:sz w:val="18"/>
-          <w:szCs w:val="18"/>
-        </w:rPr>
-        <w:t xml:space="preserve">
-</w:t>
-      </w:r>
-      <w:r>
-        <w:rPr>
-          <w:rFonts w:ascii="Courier New" w:cs="Courier New" w:eastAsia="Courier New" w:hAnsi="Courier New"/>
-          <w:color w:val="1D1D1F"/>
-          <w:sz w:val="18"/>
-          <w:szCs w:val="18"/>
-        </w:rPr>
-        <w:t xml:space="preserve">FEATURES = [
-</w:t>
-      </w:r>
-      <w:r>
-        <w:rPr>
-          <w:rFonts w:ascii="Courier New" w:cs="Courier New" w:eastAsia="Courier New" w:hAnsi="Courier New"/>
-          <w:color w:val="1D1D1F"/>
-          <w:sz w:val="18"/>
-          <w:szCs w:val="18"/>
-        </w:rPr>
-        <w:t xml:space="preserve">    'fills_t0','fills_t1','fills_t2','fills_t3',
-</w:t>
-      </w:r>
-      <w:r>
-        <w:rPr>
-          <w:rFonts w:ascii="Courier New" w:cs="Courier New" w:eastAsia="Courier New" w:hAnsi="Courier New"/>
-          <w:color w:val="1D1D1F"/>
-          <w:sz w:val="18"/>
-          <w:szCs w:val="18"/>
-        </w:rPr>
-        <w:t xml:space="preserve">    'yoy_growth_pct','volume_decile','growth_decile',
-</w:t>
-      </w:r>
-      <w:r>
-        <w:rPr>
-          <w:rFonts w:ascii="Courier New" w:cs="Courier New" w:eastAsia="Courier New" w:hAnsi="Courier New"/>
-          <w:color w:val="1D1D1F"/>
-          <w:sz w:val="18"/>
-          <w:szCs w:val="18"/>
-        </w:rPr>
-        <w:t xml:space="preserve">    'specialty_encoded','days_since_last_call',
-</w:t>
-      </w:r>
-      <w:r>
-        <w:rPr>
-          <w:rFonts w:ascii="Courier New" w:cs="Courier New" w:eastAsia="Courier New" w:hAnsi="Courier New"/>
-          <w:color w:val="1D1D1F"/>
-          <w:sz w:val="18"/>
-          <w:szCs w:val="18"/>
-        </w:rPr>
-        <w:t xml:space="preserve">    'is_kol','drug_class_mix','state_t2d_prevalence'
-</w:t>
-      </w:r>
-      <w:r>
-        <w:rPr>
-          <w:rFonts w:ascii="Courier New" w:cs="Courier New" w:eastAsia="Courier New" w:hAnsi="Courier New"/>
-          <w:color w:val="1D1D1F"/>
-          <w:sz w:val="18"/>
-          <w:szCs w:val="18"/>
-        </w:rPr>
-        <w:t xml:space="preserve">]
-</w:t>
-      </w:r>
-      <w:r>
-        <w:rPr>
-          <w:rFonts w:ascii="Courier New" w:cs="Courier New" w:eastAsia="Courier New" w:hAnsi="Courier New"/>
-          <w:color w:val="1D1D1F"/>
-          <w:sz w:val="18"/>
-          <w:szCs w:val="18"/>
-        </w:rPr>
-        <w:t xml:space="preserve">TARGET = 'actual_growth_next_q'   # supervised: real Rx growth next quarter
-</w:t>
-      </w:r>
-      <w:r>
-        <w:rPr>
-          <w:rFonts w:ascii="Courier New" w:cs="Courier New" w:eastAsia="Courier New" w:hAnsi="Courier New"/>
-          <w:color w:val="1D1D1F"/>
-          <w:sz w:val="18"/>
-          <w:szCs w:val="18"/>
-        </w:rPr>
-        <w:t xml:space="preserve">
-</w:t>
-      </w:r>
-      <w:r>
-        <w:rPr>
-          <w:rFonts w:ascii="Courier New" w:cs="Courier New" w:eastAsia="Courier New" w:hAnsi="Courier New"/>
-          <w:color w:val="1D1D1F"/>
-          <w:sz w:val="18"/>
-          <w:szCs w:val="18"/>
-        </w:rPr>
-        <w:t xml:space="preserve">pipeline = Pipeline([
-</w:t>
-      </w:r>
-      <w:r>
-        <w:rPr>
-          <w:rFonts w:ascii="Courier New" w:cs="Courier New" w:eastAsia="Courier New" w:hAnsi="Courier New"/>
-          <w:color w:val="1D1D1F"/>
-          <w:sz w:val="18"/>
-          <w:szCs w:val="18"/>
-        </w:rPr>
-        <w:t xml:space="preserve">    ('scaler', StandardScaler()),
-</w:t>
-      </w:r>
-      <w:r>
-        <w:rPr>
-          <w:rFonts w:ascii="Courier New" w:cs="Courier New" w:eastAsia="Courier New" w:hAnsi="Courier New"/>
-          <w:color w:val="1D1D1F"/>
-          <w:sz w:val="18"/>
-          <w:szCs w:val="18"/>
-        </w:rPr>
-        <w:t xml:space="preserve">    ('gbr', GradientBoostingRegressor(
-</w:t>
-      </w:r>
-      <w:r>
-        <w:rPr>
-          <w:rFonts w:ascii="Courier New" w:cs="Courier New" w:eastAsia="Courier New" w:hAnsi="Courier New"/>
-          <w:color w:val="1D1D1F"/>
-          <w:sz w:val="18"/>
-          <w:szCs w:val="18"/>
-        </w:rPr>
-        <w:t xml:space="preserve">        n_estimators=300, learning_rate=0.05, max_depth=4,
-</w:t>
-      </w:r>
-      <w:r>
-        <w:rPr>
-          <w:rFonts w:ascii="Courier New" w:cs="Courier New" w:eastAsia="Courier New" w:hAnsi="Courier New"/>
-          <w:color w:val="1D1D1F"/>
-          <w:sz w:val="18"/>
-          <w:szCs w:val="18"/>
-        </w:rPr>
-        <w:t xml:space="preserve">        subsample=0.8, min_samples_leaf=10, random_state=42
-</w:t>
-      </w:r>
-      <w:r>
-        <w:rPr>
-          <w:rFonts w:ascii="Courier New" w:cs="Courier New" w:eastAsia="Courier New" w:hAnsi="Courier New"/>
-          <w:color w:val="1D1D1F"/>
-          <w:sz w:val="18"/>
-          <w:szCs w:val="18"/>
-        </w:rPr>
-        <w:t xml:space="preserve">    ))
-</w:t>
-      </w:r>
-      <w:r>
-        <w:rPr>
-          <w:rFonts w:ascii="Courier New" w:cs="Courier New" w:eastAsia="Courier New" w:hAnsi="Courier New"/>
-          <w:color w:val="1D1D1F"/>
-          <w:sz w:val="18"/>
-          <w:szCs w:val="18"/>
-        </w:rPr>
-        <w:t xml:space="preserve">])
-</w:t>
-      </w:r>
-      <w:r>
-        <w:rPr>
-          <w:rFonts w:ascii="Courier New" w:cs="Courier New" w:eastAsia="Courier New" w:hAnsi="Courier New"/>
-          <w:color w:val="1D1D1F"/>
-          <w:sz w:val="18"/>
-          <w:szCs w:val="18"/>
-        </w:rPr>
-        <w:t xml:space="preserve">
-</w:t>
-      </w:r>
-      <w:r>
-        <w:rPr>
-          <w:rFonts w:ascii="Courier New" w:cs="Courier New" w:eastAsia="Courier New" w:hAnsi="Courier New"/>
-          <w:color w:val="1D1D1F"/>
-          <w:sz w:val="18"/>
-          <w:szCs w:val="18"/>
-        </w:rPr>
-        <w:t xml:space="preserve"># Cross-validate — target RMSE &lt; 0.08 (8 ppt growth-rate error)
-</w:t>
-      </w:r>
-      <w:r>
-        <w:rPr>
-          <w:rFonts w:ascii="Courier New" w:cs="Courier New" w:eastAsia="Courier New" w:hAnsi="Courier New"/>
-          <w:color w:val="1D1D1F"/>
-          <w:sz w:val="18"/>
-          <w:szCs w:val="18"/>
-        </w:rPr>
-        <w:t xml:space="preserve">scores = cross_val_score(pipeline, X_train, y_train,
-</w:t>
-      </w:r>
-      <w:r>
-        <w:rPr>
-          <w:rFonts w:ascii="Courier New" w:cs="Courier New" w:eastAsia="Courier New" w:hAnsi="Courier New"/>
-          <w:color w:val="1D1D1F"/>
-          <w:sz w:val="18"/>
-          <w:szCs w:val="18"/>
-        </w:rPr>
-        <w:t xml:space="preserve">    scoring='neg_root_mean_squared_error', cv=5)
-</w:t>
-      </w:r>
-      <w:r>
-        <w:rPr>
-          <w:rFonts w:ascii="Courier New" w:cs="Courier New" w:eastAsia="Courier New" w:hAnsi="Courier New"/>
-          <w:color w:val="1D1D1F"/>
-          <w:sz w:val="18"/>
-          <w:szCs w:val="18"/>
-        </w:rPr>
-        <w:t xml:space="preserve">print(f'CV RMSE: {-scores.mean():.4f} +/- {scores.std():.4f}')
-</w:t>
-      </w:r>
-      <w:r>
-        <w:rPr>
-          <w:rFonts w:ascii="Courier New" w:cs="Courier New" w:eastAsia="Courier New" w:hAnsi="Courier New"/>
-          <w:color w:val="1D1D1F"/>
-          <w:sz w:val="18"/>
-          <w:szCs w:val="18"/>
-        </w:rPr>
-        <w:t xml:space="preserve">
-</w:t>
-      </w:r>
-      <w:r>
-        <w:rPr>
-          <w:rFonts w:ascii="Courier New" w:cs="Courier New" w:eastAsia="Courier New" w:hAnsi="Courier New"/>
-          <w:color w:val="1D1D1F"/>
-          <w:sz w:val="18"/>
-          <w:szCs w:val="18"/>
-        </w:rPr>
-        <w:t xml:space="preserve">pipeline.fit(X_train, y_train)
-</w:t>
-      </w:r>
-      <w:r>
-        <w:rPr>
-          <w:rFonts w:ascii="Courier New" w:cs="Courier New" w:eastAsia="Courier New" w:hAnsi="Courier New"/>
-          <w:color w:val="1D1D1F"/>
-          <w:sz w:val="18"/>
-          <w:szCs w:val="18"/>
-        </w:rPr>
-        <w:t xml:space="preserve">joblib.dump(pipeline, 'models/momentum_gbr_v2.pkl')
-</w:t>
-      </w:r>
-      <w:r>
-        <w:rPr>
-          <w:rFonts w:ascii="Courier New" w:cs="Courier New" w:eastAsia="Courier New" w:hAnsi="Courier New"/>
-          <w:color w:val="1D1D1F"/>
-          <w:sz w:val="18"/>
-          <w:szCs w:val="18"/>
-        </w:rPr>
-        <w:t xml:space="preserve">
-</w:t>
-      </w:r>
-      <w:r>
-        <w:rPr>
-          <w:rFonts w:ascii="Courier New" w:cs="Courier New" w:eastAsia="Courier New" w:hAnsi="Courier New"/>
-          <w:color w:val="1D1D1F"/>
-          <w:sz w:val="18"/>
-          <w:szCs w:val="18"/>
-        </w:rPr>
-        <w:t xml:space="preserve"># SHAP explainability — required for rep-facing features
-</w:t>
-      </w:r>
-      <w:r>
-        <w:rPr>
-          <w:rFonts w:ascii="Courier New" w:cs="Courier New" w:eastAsia="Courier New" w:hAnsi="Courier New"/>
-          <w:color w:val="1D1D1F"/>
-          <w:sz w:val="18"/>
-          <w:szCs w:val="18"/>
-        </w:rPr>
-        <w:t xml:space="preserve">explainer   = shap.TreeExplainer(pipeline.named_steps['gbr'])
-</w:t>
-      </w:r>
-      <w:r>
-        <w:rPr>
-          <w:rFonts w:ascii="Courier New" w:cs="Courier New" w:eastAsia="Courier New" w:hAnsi="Courier New"/>
-          <w:color w:val="1D1D1F"/>
-          <w:sz w:val="18"/>
-          <w:szCs w:val="18"/>
-        </w:rPr>
-        <w:t xml:space="preserve">shap_values = explainer.shap_values(X_test)
-</w:t>
-      </w:r>
-      <w:r>
-        <w:rPr>
-          <w:rFonts w:ascii="Courier New" w:cs="Courier New" w:eastAsia="Courier New" w:hAnsi="Courier New"/>
-          <w:color w:val="1D1D1F"/>
-          <w:sz w:val="18"/>
-          <w:szCs w:val="18"/>
-        </w:rPr>
-        <w:t xml:space="preserve">shap.summary_plot(shap_values, X_test, feature_names=FEATURES)</w:t>
+        <w:t xml:space="preserve"> </w:t>
       </w:r>
     </w:p>
     <w:p>
@@ -2667,7 +3475,7 @@
           <w:sz w:val="22"/>
           <w:szCs w:val="22"/>
         </w:rPr>
-        <w:t xml:space="preserve">SHAP is non-negotiable in pharma commercial analytics. Reps will not act on a black-box score. The SHAP layer decomposes each HCP momentum score into its contributing features so a rep sees: 'Dr Smith is Accelerating primarily because GLP-1 fill share rose 23% and her specialty peer group shows rising T2D patient volume.' That is actionable. A number alone is not.</w:t>
+        <w:t xml:space="preserve">SHAP is non-negotiable in pharma commercial analytics. Reps will not act on a black-box score. The SHAP layer decomposes each HCP's momentum score into contributing features so the rep sees: 'Dr Smith is Accelerating primarily because GLP-1 fill share rose 23% and her specialty peer group shows rising T2D patient volume.'</w:t>
       </w:r>
     </w:p>
     <w:p>
@@ -2744,144 +3552,498 @@
         <w:t xml:space="preserve">3.2  Label Construction</w:t>
       </w:r>
     </w:p>
-    <w:p>
-      <w:pPr>
-        <w:pBdr>
-          <w:left w:val="single" w:color="003DA5" w:sz="10" w:space="8"/>
-        </w:pBdr>
-        <w:shd w:fill="F0F4FF" w:val="clear"/>
-        <w:spacing w:after="120" w:before="120"/>
-      </w:pPr>
-      <w:r>
-        <w:rPr>
-          <w:rFonts w:ascii="Courier New" w:cs="Courier New" w:eastAsia="Courier New" w:hAnsi="Courier New"/>
-          <w:color w:val="1D1D1F"/>
-          <w:sz w:val="18"/>
-          <w:szCs w:val="18"/>
-        </w:rPr>
-        <w:t xml:space="preserve"># churn_label_construction.py
-</w:t>
-      </w:r>
-      <w:r>
-        <w:rPr>
-          <w:rFonts w:ascii="Courier New" w:cs="Courier New" w:eastAsia="Courier New" w:hAnsi="Courier New"/>
-          <w:color w:val="1D1D1F"/>
-          <w:sz w:val="18"/>
-          <w:szCs w:val="18"/>
-        </w:rPr>
-        <w:t xml:space="preserve"># A High Value HCP 'churns' if they were HV in Q1 2022
-</w:t>
-      </w:r>
-      <w:r>
-        <w:rPr>
-          <w:rFonts w:ascii="Courier New" w:cs="Courier New" w:eastAsia="Courier New" w:hAnsi="Courier New"/>
-          <w:color w:val="1D1D1F"/>
-          <w:sz w:val="18"/>
-          <w:szCs w:val="18"/>
-        </w:rPr>
-        <w:t xml:space="preserve"># AND their growth_decile dropped below 6 by Q4 2022
-</w:t>
-      </w:r>
-      <w:r>
-        <w:rPr>
-          <w:rFonts w:ascii="Courier New" w:cs="Courier New" w:eastAsia="Courier New" w:hAnsi="Courier New"/>
-          <w:color w:val="1D1D1F"/>
-          <w:sz w:val="18"/>
-          <w:szCs w:val="18"/>
-        </w:rPr>
-        <w:t xml:space="preserve">
-</w:t>
-      </w:r>
-      <w:r>
-        <w:rPr>
-          <w:rFonts w:ascii="Courier New" w:cs="Courier New" w:eastAsia="Courier New" w:hAnsi="Courier New"/>
-          <w:color w:val="1D1D1F"/>
-          <w:sz w:val="18"/>
-          <w:szCs w:val="18"/>
-        </w:rPr>
-        <w:t xml:space="preserve">df['churned'] = (
-</w:t>
-      </w:r>
-      <w:r>
-        <w:rPr>
-          <w:rFonts w:ascii="Courier New" w:cs="Courier New" w:eastAsia="Courier New" w:hAnsi="Courier New"/>
-          <w:color w:val="1D1D1F"/>
-          <w:sz w:val="18"/>
-          <w:szCs w:val="18"/>
-        </w:rPr>
-        <w:t xml:space="preserve">    (df['segment_q1_2022'] == 'High Value') &amp;
-</w:t>
-      </w:r>
-      <w:r>
-        <w:rPr>
-          <w:rFonts w:ascii="Courier New" w:cs="Courier New" w:eastAsia="Courier New" w:hAnsi="Courier New"/>
-          <w:color w:val="1D1D1F"/>
-          <w:sz w:val="18"/>
-          <w:szCs w:val="18"/>
-        </w:rPr>
-        <w:t xml:space="preserve">    (df['growth_decile_q4_2022'] &lt; 6) &amp;
-</w:t>
-      </w:r>
-      <w:r>
-        <w:rPr>
-          <w:rFonts w:ascii="Courier New" w:cs="Courier New" w:eastAsia="Courier New" w:hAnsi="Courier New"/>
-          <w:color w:val="1D1D1F"/>
-          <w:sz w:val="18"/>
-          <w:szCs w:val="18"/>
-        </w:rPr>
-        <w:t xml:space="preserve">    (df['yoy_growth_pct'] &lt; -5)
-</w:t>
-      </w:r>
-      <w:r>
-        <w:rPr>
-          <w:rFonts w:ascii="Courier New" w:cs="Courier New" w:eastAsia="Courier New" w:hAnsi="Courier New"/>
-          <w:color w:val="1D1D1F"/>
-          <w:sz w:val="18"/>
-          <w:szCs w:val="18"/>
-        </w:rPr>
-        <w:t xml:space="preserve">).astype(int)
-</w:t>
-      </w:r>
-      <w:r>
-        <w:rPr>
-          <w:rFonts w:ascii="Courier New" w:cs="Courier New" w:eastAsia="Courier New" w:hAnsi="Courier New"/>
-          <w:color w:val="1D1D1F"/>
-          <w:sz w:val="18"/>
-          <w:szCs w:val="18"/>
-        </w:rPr>
-        <w:t xml:space="preserve">
-</w:t>
-      </w:r>
-      <w:r>
-        <w:rPr>
-          <w:rFonts w:ascii="Courier New" w:cs="Courier New" w:eastAsia="Courier New" w:hAnsi="Courier New"/>
-          <w:color w:val="1D1D1F"/>
-          <w:sz w:val="18"/>
-          <w:szCs w:val="18"/>
-        </w:rPr>
-        <w:t xml:space="preserve"># Class imbalance: ~15% churn rate =&gt; use scale_pos_weight
-</w:t>
-      </w:r>
-      <w:r>
-        <w:rPr>
-          <w:rFonts w:ascii="Courier New" w:cs="Courier New" w:eastAsia="Courier New" w:hAnsi="Courier New"/>
-          <w:color w:val="1D1D1F"/>
-          <w:sz w:val="18"/>
-          <w:szCs w:val="18"/>
-        </w:rPr>
-        <w:t xml:space="preserve">churn_rate       = df['churned'].mean()          # ~0.15
-</w:t>
-      </w:r>
-      <w:r>
-        <w:rPr>
-          <w:rFonts w:ascii="Courier New" w:cs="Courier New" w:eastAsia="Courier New" w:hAnsi="Courier New"/>
-          <w:color w:val="1D1D1F"/>
-          <w:sz w:val="18"/>
-          <w:szCs w:val="18"/>
-        </w:rPr>
-        <w:t xml:space="preserve">scale_pos_weight = (1 - churn_rate) / churn_rate  # ~5.7</w:t>
-      </w:r>
-    </w:p>
+    <w:tbl>
+      <w:tblPr>
+        <w:tblW w:type="dxa" w:w="9360"/>
+        <w:tblBorders>
+          <w:top w:val="single" w:color="003DA5" w:sz="1"/>
+          <w:left w:val="none"/>
+          <w:bottom w:val="single" w:color="003DA5" w:sz="1"/>
+          <w:right w:val="none"/>
+          <w:insideH w:val="single" w:color="auto" w:sz="4"/>
+          <w:insideV w:val="single" w:color="auto" w:sz="4"/>
+        </w:tblBorders>
+      </w:tblPr>
+      <w:tblGrid>
+        <w:gridCol w:w="9360"/>
+      </w:tblGrid>
+      <w:tr>
+        <w:tc>
+          <w:tcPr>
+            <w:tcW w:type="dxa" w:w="9360"/>
+            <w:tcBorders>
+              <w:top w:val="none" w:color="FFFFFF" w:sz="0"/>
+              <w:left w:val="single" w:color="003DA5" w:sz="10"/>
+              <w:bottom w:val="none" w:color="FFFFFF" w:sz="0"/>
+              <w:right w:val="none" w:color="FFFFFF" w:sz="0"/>
+            </w:tcBorders>
+            <w:shd w:fill="F0F4FF" w:val="clear"/>
+            <w:tcMar>
+              <w:top w:type="dxa" w:w="80"/>
+              <w:left w:type="dxa" w:w="160"/>
+              <w:bottom w:type="dxa" w:w="0"/>
+              <w:right w:type="dxa" w:w="80"/>
+            </w:tcMar>
+          </w:tcPr>
+          <w:p>
+            <w:pPr>
+              <w:spacing w:after="0" w:before="0"/>
+            </w:pPr>
+            <w:r>
+              <w:rPr>
+                <w:rFonts w:ascii="Courier New" w:cs="Courier New" w:eastAsia="Courier New" w:hAnsi="Courier New"/>
+                <w:color w:val="1D1D1F"/>
+                <w:sz w:val="18"/>
+                <w:szCs w:val="18"/>
+              </w:rPr>
+              <w:t xml:space="preserve"># churn_label_construction.py</w:t>
+            </w:r>
+          </w:p>
+        </w:tc>
+      </w:tr>
+      <w:tr>
+        <w:tc>
+          <w:tcPr>
+            <w:tcW w:type="dxa" w:w="9360"/>
+            <w:tcBorders>
+              <w:top w:val="none" w:color="FFFFFF" w:sz="0"/>
+              <w:left w:val="single" w:color="003DA5" w:sz="10"/>
+              <w:bottom w:val="none" w:color="FFFFFF" w:sz="0"/>
+              <w:right w:val="none" w:color="FFFFFF" w:sz="0"/>
+            </w:tcBorders>
+            <w:shd w:fill="F0F4FF" w:val="clear"/>
+            <w:tcMar>
+              <w:top w:type="dxa" w:w="0"/>
+              <w:left w:type="dxa" w:w="160"/>
+              <w:bottom w:type="dxa" w:w="0"/>
+              <w:right w:type="dxa" w:w="80"/>
+            </w:tcMar>
+          </w:tcPr>
+          <w:p>
+            <w:pPr>
+              <w:spacing w:after="0" w:before="0"/>
+            </w:pPr>
+            <w:r>
+              <w:rPr>
+                <w:rFonts w:ascii="Courier New" w:cs="Courier New" w:eastAsia="Courier New" w:hAnsi="Courier New"/>
+                <w:color w:val="1D1D1F"/>
+                <w:sz w:val="18"/>
+                <w:szCs w:val="18"/>
+              </w:rPr>
+              <w:t xml:space="preserve"># A High Value HCP 'churns' if:</w:t>
+            </w:r>
+          </w:p>
+        </w:tc>
+      </w:tr>
+      <w:tr>
+        <w:tc>
+          <w:tcPr>
+            <w:tcW w:type="dxa" w:w="9360"/>
+            <w:tcBorders>
+              <w:top w:val="none" w:color="FFFFFF" w:sz="0"/>
+              <w:left w:val="single" w:color="003DA5" w:sz="10"/>
+              <w:bottom w:val="none" w:color="FFFFFF" w:sz="0"/>
+              <w:right w:val="none" w:color="FFFFFF" w:sz="0"/>
+            </w:tcBorders>
+            <w:shd w:fill="F0F4FF" w:val="clear"/>
+            <w:tcMar>
+              <w:top w:type="dxa" w:w="0"/>
+              <w:left w:type="dxa" w:w="160"/>
+              <w:bottom w:type="dxa" w:w="0"/>
+              <w:right w:type="dxa" w:w="80"/>
+            </w:tcMar>
+          </w:tcPr>
+          <w:p>
+            <w:pPr>
+              <w:spacing w:after="0" w:before="0"/>
+            </w:pPr>
+            <w:r>
+              <w:rPr>
+                <w:rFonts w:ascii="Courier New" w:cs="Courier New" w:eastAsia="Courier New" w:hAnsi="Courier New"/>
+                <w:color w:val="1D1D1F"/>
+                <w:sz w:val="18"/>
+                <w:szCs w:val="18"/>
+              </w:rPr>
+              <w:t xml:space="preserve">#   - They were High Value in Q1 2022, AND</w:t>
+            </w:r>
+          </w:p>
+        </w:tc>
+      </w:tr>
+      <w:tr>
+        <w:tc>
+          <w:tcPr>
+            <w:tcW w:type="dxa" w:w="9360"/>
+            <w:tcBorders>
+              <w:top w:val="none" w:color="FFFFFF" w:sz="0"/>
+              <w:left w:val="single" w:color="003DA5" w:sz="10"/>
+              <w:bottom w:val="none" w:color="FFFFFF" w:sz="0"/>
+              <w:right w:val="none" w:color="FFFFFF" w:sz="0"/>
+            </w:tcBorders>
+            <w:shd w:fill="F0F4FF" w:val="clear"/>
+            <w:tcMar>
+              <w:top w:type="dxa" w:w="0"/>
+              <w:left w:type="dxa" w:w="160"/>
+              <w:bottom w:type="dxa" w:w="0"/>
+              <w:right w:type="dxa" w:w="80"/>
+            </w:tcMar>
+          </w:tcPr>
+          <w:p>
+            <w:pPr>
+              <w:spacing w:after="0" w:before="0"/>
+            </w:pPr>
+            <w:r>
+              <w:rPr>
+                <w:rFonts w:ascii="Courier New" w:cs="Courier New" w:eastAsia="Courier New" w:hAnsi="Courier New"/>
+                <w:color w:val="1D1D1F"/>
+                <w:sz w:val="18"/>
+                <w:szCs w:val="18"/>
+              </w:rPr>
+              <w:t xml:space="preserve">#   - Their growth_decile dropped below 6 by Q4 2022</w:t>
+            </w:r>
+          </w:p>
+        </w:tc>
+      </w:tr>
+      <w:tr>
+        <w:tc>
+          <w:tcPr>
+            <w:tcW w:type="dxa" w:w="9360"/>
+            <w:tcBorders>
+              <w:top w:val="none" w:color="FFFFFF" w:sz="0"/>
+              <w:left w:val="single" w:color="003DA5" w:sz="10"/>
+              <w:bottom w:val="none" w:color="FFFFFF" w:sz="0"/>
+              <w:right w:val="none" w:color="FFFFFF" w:sz="0"/>
+            </w:tcBorders>
+            <w:shd w:fill="F0F4FF" w:val="clear"/>
+            <w:tcMar>
+              <w:top w:type="dxa" w:w="0"/>
+              <w:left w:type="dxa" w:w="160"/>
+              <w:bottom w:type="dxa" w:w="0"/>
+              <w:right w:type="dxa" w:w="80"/>
+            </w:tcMar>
+          </w:tcPr>
+          <w:p>
+            <w:pPr>
+              <w:spacing w:after="0" w:before="0"/>
+            </w:pPr>
+            <w:r>
+              <w:rPr>
+                <w:rFonts w:ascii="Courier New" w:cs="Courier New" w:eastAsia="Courier New" w:hAnsi="Courier New"/>
+                <w:color w:val="1D1D1F"/>
+                <w:sz w:val="18"/>
+                <w:szCs w:val="18"/>
+              </w:rPr>
+              <w:t xml:space="preserve"/>
+            </w:r>
+          </w:p>
+        </w:tc>
+      </w:tr>
+      <w:tr>
+        <w:tc>
+          <w:tcPr>
+            <w:tcW w:type="dxa" w:w="9360"/>
+            <w:tcBorders>
+              <w:top w:val="none" w:color="FFFFFF" w:sz="0"/>
+              <w:left w:val="single" w:color="003DA5" w:sz="10"/>
+              <w:bottom w:val="none" w:color="FFFFFF" w:sz="0"/>
+              <w:right w:val="none" w:color="FFFFFF" w:sz="0"/>
+            </w:tcBorders>
+            <w:shd w:fill="F0F4FF" w:val="clear"/>
+            <w:tcMar>
+              <w:top w:type="dxa" w:w="0"/>
+              <w:left w:type="dxa" w:w="160"/>
+              <w:bottom w:type="dxa" w:w="0"/>
+              <w:right w:type="dxa" w:w="80"/>
+            </w:tcMar>
+          </w:tcPr>
+          <w:p>
+            <w:pPr>
+              <w:spacing w:after="0" w:before="0"/>
+            </w:pPr>
+            <w:r>
+              <w:rPr>
+                <w:rFonts w:ascii="Courier New" w:cs="Courier New" w:eastAsia="Courier New" w:hAnsi="Courier New"/>
+                <w:color w:val="1D1D1F"/>
+                <w:sz w:val="18"/>
+                <w:szCs w:val="18"/>
+              </w:rPr>
+              <w:t xml:space="preserve">df['churned'] = (</w:t>
+            </w:r>
+          </w:p>
+        </w:tc>
+      </w:tr>
+      <w:tr>
+        <w:tc>
+          <w:tcPr>
+            <w:tcW w:type="dxa" w:w="9360"/>
+            <w:tcBorders>
+              <w:top w:val="none" w:color="FFFFFF" w:sz="0"/>
+              <w:left w:val="single" w:color="003DA5" w:sz="10"/>
+              <w:bottom w:val="none" w:color="FFFFFF" w:sz="0"/>
+              <w:right w:val="none" w:color="FFFFFF" w:sz="0"/>
+            </w:tcBorders>
+            <w:shd w:fill="F0F4FF" w:val="clear"/>
+            <w:tcMar>
+              <w:top w:type="dxa" w:w="0"/>
+              <w:left w:type="dxa" w:w="160"/>
+              <w:bottom w:type="dxa" w:w="0"/>
+              <w:right w:type="dxa" w:w="80"/>
+            </w:tcMar>
+          </w:tcPr>
+          <w:p>
+            <w:pPr>
+              <w:spacing w:after="0" w:before="0"/>
+            </w:pPr>
+            <w:r>
+              <w:rPr>
+                <w:rFonts w:ascii="Courier New" w:cs="Courier New" w:eastAsia="Courier New" w:hAnsi="Courier New"/>
+                <w:color w:val="1D1D1F"/>
+                <w:sz w:val="18"/>
+                <w:szCs w:val="18"/>
+              </w:rPr>
+              <w:t xml:space="preserve">    (df['segment_q1_2022'] == 'High Value') &amp;</w:t>
+            </w:r>
+          </w:p>
+        </w:tc>
+      </w:tr>
+      <w:tr>
+        <w:tc>
+          <w:tcPr>
+            <w:tcW w:type="dxa" w:w="9360"/>
+            <w:tcBorders>
+              <w:top w:val="none" w:color="FFFFFF" w:sz="0"/>
+              <w:left w:val="single" w:color="003DA5" w:sz="10"/>
+              <w:bottom w:val="none" w:color="FFFFFF" w:sz="0"/>
+              <w:right w:val="none" w:color="FFFFFF" w:sz="0"/>
+            </w:tcBorders>
+            <w:shd w:fill="F0F4FF" w:val="clear"/>
+            <w:tcMar>
+              <w:top w:type="dxa" w:w="0"/>
+              <w:left w:type="dxa" w:w="160"/>
+              <w:bottom w:type="dxa" w:w="0"/>
+              <w:right w:type="dxa" w:w="80"/>
+            </w:tcMar>
+          </w:tcPr>
+          <w:p>
+            <w:pPr>
+              <w:spacing w:after="0" w:before="0"/>
+            </w:pPr>
+            <w:r>
+              <w:rPr>
+                <w:rFonts w:ascii="Courier New" w:cs="Courier New" w:eastAsia="Courier New" w:hAnsi="Courier New"/>
+                <w:color w:val="1D1D1F"/>
+                <w:sz w:val="18"/>
+                <w:szCs w:val="18"/>
+              </w:rPr>
+              <w:t xml:space="preserve">    (df['growth_decile_q4_2022'] &lt; 6) &amp;</w:t>
+            </w:r>
+          </w:p>
+        </w:tc>
+      </w:tr>
+      <w:tr>
+        <w:tc>
+          <w:tcPr>
+            <w:tcW w:type="dxa" w:w="9360"/>
+            <w:tcBorders>
+              <w:top w:val="none" w:color="FFFFFF" w:sz="0"/>
+              <w:left w:val="single" w:color="003DA5" w:sz="10"/>
+              <w:bottom w:val="none" w:color="FFFFFF" w:sz="0"/>
+              <w:right w:val="none" w:color="FFFFFF" w:sz="0"/>
+            </w:tcBorders>
+            <w:shd w:fill="F0F4FF" w:val="clear"/>
+            <w:tcMar>
+              <w:top w:type="dxa" w:w="0"/>
+              <w:left w:type="dxa" w:w="160"/>
+              <w:bottom w:type="dxa" w:w="0"/>
+              <w:right w:type="dxa" w:w="80"/>
+            </w:tcMar>
+          </w:tcPr>
+          <w:p>
+            <w:pPr>
+              <w:spacing w:after="0" w:before="0"/>
+            </w:pPr>
+            <w:r>
+              <w:rPr>
+                <w:rFonts w:ascii="Courier New" w:cs="Courier New" w:eastAsia="Courier New" w:hAnsi="Courier New"/>
+                <w:color w:val="1D1D1F"/>
+                <w:sz w:val="18"/>
+                <w:szCs w:val="18"/>
+              </w:rPr>
+              <w:t xml:space="preserve">    (df['yoy_growth_pct'] &lt; -5)</w:t>
+            </w:r>
+          </w:p>
+        </w:tc>
+      </w:tr>
+      <w:tr>
+        <w:tc>
+          <w:tcPr>
+            <w:tcW w:type="dxa" w:w="9360"/>
+            <w:tcBorders>
+              <w:top w:val="none" w:color="FFFFFF" w:sz="0"/>
+              <w:left w:val="single" w:color="003DA5" w:sz="10"/>
+              <w:bottom w:val="none" w:color="FFFFFF" w:sz="0"/>
+              <w:right w:val="none" w:color="FFFFFF" w:sz="0"/>
+            </w:tcBorders>
+            <w:shd w:fill="F0F4FF" w:val="clear"/>
+            <w:tcMar>
+              <w:top w:type="dxa" w:w="0"/>
+              <w:left w:type="dxa" w:w="160"/>
+              <w:bottom w:type="dxa" w:w="0"/>
+              <w:right w:type="dxa" w:w="80"/>
+            </w:tcMar>
+          </w:tcPr>
+          <w:p>
+            <w:pPr>
+              <w:spacing w:after="0" w:before="0"/>
+            </w:pPr>
+            <w:r>
+              <w:rPr>
+                <w:rFonts w:ascii="Courier New" w:cs="Courier New" w:eastAsia="Courier New" w:hAnsi="Courier New"/>
+                <w:color w:val="1D1D1F"/>
+                <w:sz w:val="18"/>
+                <w:szCs w:val="18"/>
+              </w:rPr>
+              <w:t xml:space="preserve">).astype(int)</w:t>
+            </w:r>
+          </w:p>
+        </w:tc>
+      </w:tr>
+      <w:tr>
+        <w:tc>
+          <w:tcPr>
+            <w:tcW w:type="dxa" w:w="9360"/>
+            <w:tcBorders>
+              <w:top w:val="none" w:color="FFFFFF" w:sz="0"/>
+              <w:left w:val="single" w:color="003DA5" w:sz="10"/>
+              <w:bottom w:val="none" w:color="FFFFFF" w:sz="0"/>
+              <w:right w:val="none" w:color="FFFFFF" w:sz="0"/>
+            </w:tcBorders>
+            <w:shd w:fill="F0F4FF" w:val="clear"/>
+            <w:tcMar>
+              <w:top w:type="dxa" w:w="0"/>
+              <w:left w:type="dxa" w:w="160"/>
+              <w:bottom w:type="dxa" w:w="0"/>
+              <w:right w:type="dxa" w:w="80"/>
+            </w:tcMar>
+          </w:tcPr>
+          <w:p>
+            <w:pPr>
+              <w:spacing w:after="0" w:before="0"/>
+            </w:pPr>
+            <w:r>
+              <w:rPr>
+                <w:rFonts w:ascii="Courier New" w:cs="Courier New" w:eastAsia="Courier New" w:hAnsi="Courier New"/>
+                <w:color w:val="1D1D1F"/>
+                <w:sz w:val="18"/>
+                <w:szCs w:val="18"/>
+              </w:rPr>
+              <w:t xml:space="preserve"/>
+            </w:r>
+          </w:p>
+        </w:tc>
+      </w:tr>
+      <w:tr>
+        <w:tc>
+          <w:tcPr>
+            <w:tcW w:type="dxa" w:w="9360"/>
+            <w:tcBorders>
+              <w:top w:val="none" w:color="FFFFFF" w:sz="0"/>
+              <w:left w:val="single" w:color="003DA5" w:sz="10"/>
+              <w:bottom w:val="none" w:color="FFFFFF" w:sz="0"/>
+              <w:right w:val="none" w:color="FFFFFF" w:sz="0"/>
+            </w:tcBorders>
+            <w:shd w:fill="F0F4FF" w:val="clear"/>
+            <w:tcMar>
+              <w:top w:type="dxa" w:w="0"/>
+              <w:left w:type="dxa" w:w="160"/>
+              <w:bottom w:type="dxa" w:w="0"/>
+              <w:right w:type="dxa" w:w="80"/>
+            </w:tcMar>
+          </w:tcPr>
+          <w:p>
+            <w:pPr>
+              <w:spacing w:after="0" w:before="0"/>
+            </w:pPr>
+            <w:r>
+              <w:rPr>
+                <w:rFonts w:ascii="Courier New" w:cs="Courier New" w:eastAsia="Courier New" w:hAnsi="Courier New"/>
+                <w:color w:val="1D1D1F"/>
+                <w:sz w:val="18"/>
+                <w:szCs w:val="18"/>
+              </w:rPr>
+              <w:t xml:space="preserve"># Class imbalance: ~15% churn rate</w:t>
+            </w:r>
+          </w:p>
+        </w:tc>
+      </w:tr>
+      <w:tr>
+        <w:tc>
+          <w:tcPr>
+            <w:tcW w:type="dxa" w:w="9360"/>
+            <w:tcBorders>
+              <w:top w:val="none" w:color="FFFFFF" w:sz="0"/>
+              <w:left w:val="single" w:color="003DA5" w:sz="10"/>
+              <w:bottom w:val="none" w:color="FFFFFF" w:sz="0"/>
+              <w:right w:val="none" w:color="FFFFFF" w:sz="0"/>
+            </w:tcBorders>
+            <w:shd w:fill="F0F4FF" w:val="clear"/>
+            <w:tcMar>
+              <w:top w:type="dxa" w:w="0"/>
+              <w:left w:type="dxa" w:w="160"/>
+              <w:bottom w:type="dxa" w:w="0"/>
+              <w:right w:type="dxa" w:w="80"/>
+            </w:tcMar>
+          </w:tcPr>
+          <w:p>
+            <w:pPr>
+              <w:spacing w:after="0" w:before="0"/>
+            </w:pPr>
+            <w:r>
+              <w:rPr>
+                <w:rFonts w:ascii="Courier New" w:cs="Courier New" w:eastAsia="Courier New" w:hAnsi="Courier New"/>
+                <w:color w:val="1D1D1F"/>
+                <w:sz w:val="18"/>
+                <w:szCs w:val="18"/>
+              </w:rPr>
+              <w:t xml:space="preserve">churn_rate       = df['churned'].mean()</w:t>
+            </w:r>
+          </w:p>
+        </w:tc>
+      </w:tr>
+      <w:tr>
+        <w:tc>
+          <w:tcPr>
+            <w:tcW w:type="dxa" w:w="9360"/>
+            <w:tcBorders>
+              <w:top w:val="none" w:color="FFFFFF" w:sz="0"/>
+              <w:left w:val="single" w:color="003DA5" w:sz="10"/>
+              <w:bottom w:val="none" w:color="FFFFFF" w:sz="0"/>
+              <w:right w:val="none" w:color="FFFFFF" w:sz="0"/>
+            </w:tcBorders>
+            <w:shd w:fill="F0F4FF" w:val="clear"/>
+            <w:tcMar>
+              <w:top w:type="dxa" w:w="0"/>
+              <w:left w:type="dxa" w:w="160"/>
+              <w:bottom w:type="dxa" w:w="80"/>
+              <w:right w:type="dxa" w:w="80"/>
+            </w:tcMar>
+          </w:tcPr>
+          <w:p>
+            <w:pPr>
+              <w:spacing w:after="0" w:before="0"/>
+            </w:pPr>
+            <w:r>
+              <w:rPr>
+                <w:rFonts w:ascii="Courier New" w:cs="Courier New" w:eastAsia="Courier New" w:hAnsi="Courier New"/>
+                <w:color w:val="1D1D1F"/>
+                <w:sz w:val="18"/>
+                <w:szCs w:val="18"/>
+              </w:rPr>
+              <w:t xml:space="preserve">scale_pos_weight = (1 - churn_rate) / churn_rate  # ~5.7</w:t>
+            </w:r>
+          </w:p>
+        </w:tc>
+      </w:tr>
+    </w:tbl>
     <w:p>
       <w:pPr>
         <w:pStyle w:val="Heading2"/>
@@ -2899,334 +4061,906 @@
         <w:t xml:space="preserve">3.3  Model Code</w:t>
       </w:r>
     </w:p>
-    <w:p>
-      <w:pPr>
-        <w:pBdr>
-          <w:left w:val="single" w:color="003DA5" w:sz="10" w:space="8"/>
-        </w:pBdr>
-        <w:shd w:fill="F0F4FF" w:val="clear"/>
-        <w:spacing w:after="120" w:before="120"/>
-      </w:pPr>
-      <w:r>
-        <w:rPr>
-          <w:rFonts w:ascii="Courier New" w:cs="Courier New" w:eastAsia="Courier New" w:hAnsi="Courier New"/>
-          <w:color w:val="1D1D1F"/>
-          <w:sz w:val="18"/>
-          <w:szCs w:val="18"/>
-        </w:rPr>
-        <w:t xml:space="preserve"># churn_model.py
-</w:t>
-      </w:r>
-      <w:r>
-        <w:rPr>
-          <w:rFonts w:ascii="Courier New" w:cs="Courier New" w:eastAsia="Courier New" w:hAnsi="Courier New"/>
-          <w:color w:val="1D1D1F"/>
-          <w:sz w:val="18"/>
-          <w:szCs w:val="18"/>
-        </w:rPr>
-        <w:t xml:space="preserve">from xgboost import XGBClassifier
-</w:t>
-      </w:r>
-      <w:r>
-        <w:rPr>
-          <w:rFonts w:ascii="Courier New" w:cs="Courier New" w:eastAsia="Courier New" w:hAnsi="Courier New"/>
-          <w:color w:val="1D1D1F"/>
-          <w:sz w:val="18"/>
-          <w:szCs w:val="18"/>
-        </w:rPr>
-        <w:t xml:space="preserve">from sklearn.model_selection import StratifiedKFold, cross_validate
-</w:t>
-      </w:r>
-      <w:r>
-        <w:rPr>
-          <w:rFonts w:ascii="Courier New" w:cs="Courier New" w:eastAsia="Courier New" w:hAnsi="Courier New"/>
-          <w:color w:val="1D1D1F"/>
-          <w:sz w:val="18"/>
-          <w:szCs w:val="18"/>
-        </w:rPr>
-        <w:t xml:space="preserve">
-</w:t>
-      </w:r>
-      <w:r>
-        <w:rPr>
-          <w:rFonts w:ascii="Courier New" w:cs="Courier New" w:eastAsia="Courier New" w:hAnsi="Courier New"/>
-          <w:color w:val="1D1D1F"/>
-          <w:sz w:val="18"/>
-          <w:szCs w:val="18"/>
-        </w:rPr>
-        <w:t xml:space="preserve">CHURN_FEATURES = [
-</w:t>
-      </w:r>
-      <w:r>
-        <w:rPr>
-          <w:rFonts w:ascii="Courier New" w:cs="Courier New" w:eastAsia="Courier New" w:hAnsi="Courier New"/>
-          <w:color w:val="1D1D1F"/>
-          <w:sz w:val="18"/>
-          <w:szCs w:val="18"/>
-        </w:rPr>
-        <w:t xml:space="preserve">    'volume_decile','growth_decile','yoy_growth_pct',
-</w:t>
-      </w:r>
-      <w:r>
-        <w:rPr>
-          <w:rFonts w:ascii="Courier New" w:cs="Courier New" w:eastAsia="Courier New" w:hAnsi="Courier New"/>
-          <w:color w:val="1D1D1F"/>
-          <w:sz w:val="18"/>
-          <w:szCs w:val="18"/>
-        </w:rPr>
-        <w:t xml:space="preserve">    'fills_2022','fills_2021','drug_cost_2022',
-</w:t>
-      </w:r>
-      <w:r>
-        <w:rPr>
-          <w:rFonts w:ascii="Courier New" w:cs="Courier New" w:eastAsia="Courier New" w:hAnsi="Courier New"/>
-          <w:color w:val="1D1D1F"/>
-          <w:sz w:val="18"/>
-          <w:szCs w:val="18"/>
-        </w:rPr>
-        <w:t xml:space="preserve">    'total_payment_usd','opinion_leader_payments',
-</w:t>
-      </w:r>
-      <w:r>
-        <w:rPr>
-          <w:rFonts w:ascii="Courier New" w:cs="Courier New" w:eastAsia="Courier New" w:hAnsi="Courier New"/>
-          <w:color w:val="1D1D1F"/>
-          <w:sz w:val="18"/>
-          <w:szCs w:val="18"/>
-        </w:rPr>
-        <w:t xml:space="preserve">    'days_since_last_call','call_count_90d',
-</w:t>
-      </w:r>
-      <w:r>
-        <w:rPr>
-          <w:rFonts w:ascii="Courier New" w:cs="Courier New" w:eastAsia="Courier New" w:hAnsi="Courier New"/>
-          <w:color w:val="1D1D1F"/>
-          <w:sz w:val="18"/>
-          <w:szCs w:val="18"/>
-        </w:rPr>
-        <w:t xml:space="preserve">    'specialty_encoded','state_t2d_prevalence',
-</w:t>
-      </w:r>
-      <w:r>
-        <w:rPr>
-          <w:rFonts w:ascii="Courier New" w:cs="Courier New" w:eastAsia="Courier New" w:hAnsi="Courier New"/>
-          <w:color w:val="1D1D1F"/>
-          <w:sz w:val="18"/>
-          <w:szCs w:val="18"/>
-        </w:rPr>
-        <w:t xml:space="preserve">    'momentum_score',   # stacked output from Module 1
-</w:t>
-      </w:r>
-      <w:r>
-        <w:rPr>
-          <w:rFonts w:ascii="Courier New" w:cs="Courier New" w:eastAsia="Courier New" w:hAnsi="Courier New"/>
-          <w:color w:val="1D1D1F"/>
-          <w:sz w:val="18"/>
-          <w:szCs w:val="18"/>
-        </w:rPr>
-        <w:t xml:space="preserve">]
-</w:t>
-      </w:r>
-      <w:r>
-        <w:rPr>
-          <w:rFonts w:ascii="Courier New" w:cs="Courier New" w:eastAsia="Courier New" w:hAnsi="Courier New"/>
-          <w:color w:val="1D1D1F"/>
-          <w:sz w:val="18"/>
-          <w:szCs w:val="18"/>
-        </w:rPr>
-        <w:t xml:space="preserve">
-</w:t>
-      </w:r>
-      <w:r>
-        <w:rPr>
-          <w:rFonts w:ascii="Courier New" w:cs="Courier New" w:eastAsia="Courier New" w:hAnsi="Courier New"/>
-          <w:color w:val="1D1D1F"/>
-          <w:sz w:val="18"/>
-          <w:szCs w:val="18"/>
-        </w:rPr>
-        <w:t xml:space="preserve">churn_model = XGBClassifier(
-</w:t>
-      </w:r>
-      <w:r>
-        <w:rPr>
-          <w:rFonts w:ascii="Courier New" w:cs="Courier New" w:eastAsia="Courier New" w:hAnsi="Courier New"/>
-          <w:color w:val="1D1D1F"/>
-          <w:sz w:val="18"/>
-          <w:szCs w:val="18"/>
-        </w:rPr>
-        <w:t xml:space="preserve">    n_estimators=500,   learning_rate=0.03,
-</w:t>
-      </w:r>
-      <w:r>
-        <w:rPr>
-          <w:rFonts w:ascii="Courier New" w:cs="Courier New" w:eastAsia="Courier New" w:hAnsi="Courier New"/>
-          <w:color w:val="1D1D1F"/>
-          <w:sz w:val="18"/>
-          <w:szCs w:val="18"/>
-        </w:rPr>
-        <w:t xml:space="preserve">    max_depth=5,        subsample=0.8,
-</w:t>
-      </w:r>
-      <w:r>
-        <w:rPr>
-          <w:rFonts w:ascii="Courier New" w:cs="Courier New" w:eastAsia="Courier New" w:hAnsi="Courier New"/>
-          <w:color w:val="1D1D1F"/>
-          <w:sz w:val="18"/>
-          <w:szCs w:val="18"/>
-        </w:rPr>
-        <w:t xml:space="preserve">    colsample_bytree=0.8,
-</w:t>
-      </w:r>
-      <w:r>
-        <w:rPr>
-          <w:rFonts w:ascii="Courier New" w:cs="Courier New" w:eastAsia="Courier New" w:hAnsi="Courier New"/>
-          <w:color w:val="1D1D1F"/>
-          <w:sz w:val="18"/>
-          <w:szCs w:val="18"/>
-        </w:rPr>
-        <w:t xml:space="preserve">    scale_pos_weight=5.7,   # corrects class imbalance
-</w:t>
-      </w:r>
-      <w:r>
-        <w:rPr>
-          <w:rFonts w:ascii="Courier New" w:cs="Courier New" w:eastAsia="Courier New" w:hAnsi="Courier New"/>
-          <w:color w:val="1D1D1F"/>
-          <w:sz w:val="18"/>
-          <w:szCs w:val="18"/>
-        </w:rPr>
-        <w:t xml:space="preserve">    eval_metric='auc',
-</w:t>
-      </w:r>
-      <w:r>
-        <w:rPr>
-          <w:rFonts w:ascii="Courier New" w:cs="Courier New" w:eastAsia="Courier New" w:hAnsi="Courier New"/>
-          <w:color w:val="1D1D1F"/>
-          <w:sz w:val="18"/>
-          <w:szCs w:val="18"/>
-        </w:rPr>
-        <w:t xml:space="preserve">    early_stopping_rounds=30,
-</w:t>
-      </w:r>
-      <w:r>
-        <w:rPr>
-          <w:rFonts w:ascii="Courier New" w:cs="Courier New" w:eastAsia="Courier New" w:hAnsi="Courier New"/>
-          <w:color w:val="1D1D1F"/>
-          <w:sz w:val="18"/>
-          <w:szCs w:val="18"/>
-        </w:rPr>
-        <w:t xml:space="preserve">    random_state=42
-</w:t>
-      </w:r>
-      <w:r>
-        <w:rPr>
-          <w:rFonts w:ascii="Courier New" w:cs="Courier New" w:eastAsia="Courier New" w:hAnsi="Courier New"/>
-          <w:color w:val="1D1D1F"/>
-          <w:sz w:val="18"/>
-          <w:szCs w:val="18"/>
-        </w:rPr>
-        <w:t xml:space="preserve">)
-</w:t>
-      </w:r>
-      <w:r>
-        <w:rPr>
-          <w:rFonts w:ascii="Courier New" w:cs="Courier New" w:eastAsia="Courier New" w:hAnsi="Courier New"/>
-          <w:color w:val="1D1D1F"/>
-          <w:sz w:val="18"/>
-          <w:szCs w:val="18"/>
-        </w:rPr>
-        <w:t xml:space="preserve">
-</w:t>
-      </w:r>
-      <w:r>
-        <w:rPr>
-          <w:rFonts w:ascii="Courier New" w:cs="Courier New" w:eastAsia="Courier New" w:hAnsi="Courier New"/>
-          <w:color w:val="1D1D1F"/>
-          <w:sz w:val="18"/>
-          <w:szCs w:val="18"/>
-        </w:rPr>
-        <w:t xml:space="preserve"># Priority: recall &gt; precision  (catch churners early)
-</w:t>
-      </w:r>
-      <w:r>
-        <w:rPr>
-          <w:rFonts w:ascii="Courier New" w:cs="Courier New" w:eastAsia="Courier New" w:hAnsi="Courier New"/>
-          <w:color w:val="1D1D1F"/>
-          <w:sz w:val="18"/>
-          <w:szCs w:val="18"/>
-        </w:rPr>
-        <w:t xml:space="preserve"># Target: AUC-ROC &gt; 0.80, Recall &gt; 0.70 at 0.50 threshold
-</w:t>
-      </w:r>
-      <w:r>
-        <w:rPr>
-          <w:rFonts w:ascii="Courier New" w:cs="Courier New" w:eastAsia="Courier New" w:hAnsi="Courier New"/>
-          <w:color w:val="1D1D1F"/>
-          <w:sz w:val="18"/>
-          <w:szCs w:val="18"/>
-        </w:rPr>
-        <w:t xml:space="preserve">cv = StratifiedKFold(n_splits=5, shuffle=True, random_state=42)
-</w:t>
-      </w:r>
-      <w:r>
-        <w:rPr>
-          <w:rFonts w:ascii="Courier New" w:cs="Courier New" w:eastAsia="Courier New" w:hAnsi="Courier New"/>
-          <w:color w:val="1D1D1F"/>
-          <w:sz w:val="18"/>
-          <w:szCs w:val="18"/>
-        </w:rPr>
-        <w:t xml:space="preserve">res = cross_validate(churn_model, X, y, cv=cv,
-</w:t>
-      </w:r>
-      <w:r>
-        <w:rPr>
-          <w:rFonts w:ascii="Courier New" w:cs="Courier New" w:eastAsia="Courier New" w:hAnsi="Courier New"/>
-          <w:color w:val="1D1D1F"/>
-          <w:sz w:val="18"/>
-          <w:szCs w:val="18"/>
-        </w:rPr>
-        <w:t xml:space="preserve">    scoring=['roc_auc','recall','precision'])
-</w:t>
-      </w:r>
-      <w:r>
-        <w:rPr>
-          <w:rFonts w:ascii="Courier New" w:cs="Courier New" w:eastAsia="Courier New" w:hAnsi="Courier New"/>
-          <w:color w:val="1D1D1F"/>
-          <w:sz w:val="18"/>
-          <w:szCs w:val="18"/>
-        </w:rPr>
-        <w:t xml:space="preserve">print(f"AUC: {res['test_roc_auc'].mean():.3f}")
-</w:t>
-      </w:r>
-      <w:r>
-        <w:rPr>
-          <w:rFonts w:ascii="Courier New" w:cs="Courier New" w:eastAsia="Courier New" w:hAnsi="Courier New"/>
-          <w:color w:val="1D1D1F"/>
-          <w:sz w:val="18"/>
-          <w:szCs w:val="18"/>
-        </w:rPr>
-        <w:t xml:space="preserve">print(f"Recall: {res['test_recall'].mean():.3f}")
-</w:t>
-      </w:r>
-      <w:r>
-        <w:rPr>
-          <w:rFonts w:ascii="Courier New" w:cs="Courier New" w:eastAsia="Courier New" w:hAnsi="Courier New"/>
-          <w:color w:val="1D1D1F"/>
-          <w:sz w:val="18"/>
-          <w:szCs w:val="18"/>
-        </w:rPr>
-        <w:t xml:space="preserve">
-</w:t>
-      </w:r>
-      <w:r>
-        <w:rPr>
-          <w:rFonts w:ascii="Courier New" w:cs="Courier New" w:eastAsia="Courier New" w:hAnsi="Courier New"/>
-          <w:color w:val="1D1D1F"/>
-          <w:sz w:val="18"/>
-          <w:szCs w:val="18"/>
-        </w:rPr>
-        <w:t xml:space="preserve">joblib.dump(churn_model, 'models/churn_xgb_v3.pkl')</w:t>
-      </w:r>
-    </w:p>
+    <w:tbl>
+      <w:tblPr>
+        <w:tblW w:type="dxa" w:w="9360"/>
+        <w:tblBorders>
+          <w:top w:val="single" w:color="003DA5" w:sz="1"/>
+          <w:left w:val="none"/>
+          <w:bottom w:val="single" w:color="003DA5" w:sz="1"/>
+          <w:right w:val="none"/>
+          <w:insideH w:val="single" w:color="auto" w:sz="4"/>
+          <w:insideV w:val="single" w:color="auto" w:sz="4"/>
+        </w:tblBorders>
+      </w:tblPr>
+      <w:tblGrid>
+        <w:gridCol w:w="9360"/>
+      </w:tblGrid>
+      <w:tr>
+        <w:tc>
+          <w:tcPr>
+            <w:tcW w:type="dxa" w:w="9360"/>
+            <w:tcBorders>
+              <w:top w:val="none" w:color="FFFFFF" w:sz="0"/>
+              <w:left w:val="single" w:color="003DA5" w:sz="10"/>
+              <w:bottom w:val="none" w:color="FFFFFF" w:sz="0"/>
+              <w:right w:val="none" w:color="FFFFFF" w:sz="0"/>
+            </w:tcBorders>
+            <w:shd w:fill="F0F4FF" w:val="clear"/>
+            <w:tcMar>
+              <w:top w:type="dxa" w:w="80"/>
+              <w:left w:type="dxa" w:w="160"/>
+              <w:bottom w:type="dxa" w:w="0"/>
+              <w:right w:type="dxa" w:w="80"/>
+            </w:tcMar>
+          </w:tcPr>
+          <w:p>
+            <w:pPr>
+              <w:spacing w:after="0" w:before="0"/>
+            </w:pPr>
+            <w:r>
+              <w:rPr>
+                <w:rFonts w:ascii="Courier New" w:cs="Courier New" w:eastAsia="Courier New" w:hAnsi="Courier New"/>
+                <w:color w:val="1D1D1F"/>
+                <w:sz w:val="18"/>
+                <w:szCs w:val="18"/>
+              </w:rPr>
+              <w:t xml:space="preserve"># churn_model.py</w:t>
+            </w:r>
+          </w:p>
+        </w:tc>
+      </w:tr>
+      <w:tr>
+        <w:tc>
+          <w:tcPr>
+            <w:tcW w:type="dxa" w:w="9360"/>
+            <w:tcBorders>
+              <w:top w:val="none" w:color="FFFFFF" w:sz="0"/>
+              <w:left w:val="single" w:color="003DA5" w:sz="10"/>
+              <w:bottom w:val="none" w:color="FFFFFF" w:sz="0"/>
+              <w:right w:val="none" w:color="FFFFFF" w:sz="0"/>
+            </w:tcBorders>
+            <w:shd w:fill="F0F4FF" w:val="clear"/>
+            <w:tcMar>
+              <w:top w:type="dxa" w:w="0"/>
+              <w:left w:type="dxa" w:w="160"/>
+              <w:bottom w:type="dxa" w:w="0"/>
+              <w:right w:type="dxa" w:w="80"/>
+            </w:tcMar>
+          </w:tcPr>
+          <w:p>
+            <w:pPr>
+              <w:spacing w:after="0" w:before="0"/>
+            </w:pPr>
+            <w:r>
+              <w:rPr>
+                <w:rFonts w:ascii="Courier New" w:cs="Courier New" w:eastAsia="Courier New" w:hAnsi="Courier New"/>
+                <w:color w:val="1D1D1F"/>
+                <w:sz w:val="18"/>
+                <w:szCs w:val="18"/>
+              </w:rPr>
+              <w:t xml:space="preserve">from xgboost import XGBClassifier</w:t>
+            </w:r>
+          </w:p>
+        </w:tc>
+      </w:tr>
+      <w:tr>
+        <w:tc>
+          <w:tcPr>
+            <w:tcW w:type="dxa" w:w="9360"/>
+            <w:tcBorders>
+              <w:top w:val="none" w:color="FFFFFF" w:sz="0"/>
+              <w:left w:val="single" w:color="003DA5" w:sz="10"/>
+              <w:bottom w:val="none" w:color="FFFFFF" w:sz="0"/>
+              <w:right w:val="none" w:color="FFFFFF" w:sz="0"/>
+            </w:tcBorders>
+            <w:shd w:fill="F0F4FF" w:val="clear"/>
+            <w:tcMar>
+              <w:top w:type="dxa" w:w="0"/>
+              <w:left w:type="dxa" w:w="160"/>
+              <w:bottom w:type="dxa" w:w="0"/>
+              <w:right w:type="dxa" w:w="80"/>
+            </w:tcMar>
+          </w:tcPr>
+          <w:p>
+            <w:pPr>
+              <w:spacing w:after="0" w:before="0"/>
+            </w:pPr>
+            <w:r>
+              <w:rPr>
+                <w:rFonts w:ascii="Courier New" w:cs="Courier New" w:eastAsia="Courier New" w:hAnsi="Courier New"/>
+                <w:color w:val="1D1D1F"/>
+                <w:sz w:val="18"/>
+                <w:szCs w:val="18"/>
+              </w:rPr>
+              <w:t xml:space="preserve">from sklearn.model_selection import StratifiedKFold, cross_validate</w:t>
+            </w:r>
+          </w:p>
+        </w:tc>
+      </w:tr>
+      <w:tr>
+        <w:tc>
+          <w:tcPr>
+            <w:tcW w:type="dxa" w:w="9360"/>
+            <w:tcBorders>
+              <w:top w:val="none" w:color="FFFFFF" w:sz="0"/>
+              <w:left w:val="single" w:color="003DA5" w:sz="10"/>
+              <w:bottom w:val="none" w:color="FFFFFF" w:sz="0"/>
+              <w:right w:val="none" w:color="FFFFFF" w:sz="0"/>
+            </w:tcBorders>
+            <w:shd w:fill="F0F4FF" w:val="clear"/>
+            <w:tcMar>
+              <w:top w:type="dxa" w:w="0"/>
+              <w:left w:type="dxa" w:w="160"/>
+              <w:bottom w:type="dxa" w:w="0"/>
+              <w:right w:type="dxa" w:w="80"/>
+            </w:tcMar>
+          </w:tcPr>
+          <w:p>
+            <w:pPr>
+              <w:spacing w:after="0" w:before="0"/>
+            </w:pPr>
+            <w:r>
+              <w:rPr>
+                <w:rFonts w:ascii="Courier New" w:cs="Courier New" w:eastAsia="Courier New" w:hAnsi="Courier New"/>
+                <w:color w:val="1D1D1F"/>
+                <w:sz w:val="18"/>
+                <w:szCs w:val="18"/>
+              </w:rPr>
+              <w:t xml:space="preserve"/>
+            </w:r>
+          </w:p>
+        </w:tc>
+      </w:tr>
+      <w:tr>
+        <w:tc>
+          <w:tcPr>
+            <w:tcW w:type="dxa" w:w="9360"/>
+            <w:tcBorders>
+              <w:top w:val="none" w:color="FFFFFF" w:sz="0"/>
+              <w:left w:val="single" w:color="003DA5" w:sz="10"/>
+              <w:bottom w:val="none" w:color="FFFFFF" w:sz="0"/>
+              <w:right w:val="none" w:color="FFFFFF" w:sz="0"/>
+            </w:tcBorders>
+            <w:shd w:fill="F0F4FF" w:val="clear"/>
+            <w:tcMar>
+              <w:top w:type="dxa" w:w="0"/>
+              <w:left w:type="dxa" w:w="160"/>
+              <w:bottom w:type="dxa" w:w="0"/>
+              <w:right w:type="dxa" w:w="80"/>
+            </w:tcMar>
+          </w:tcPr>
+          <w:p>
+            <w:pPr>
+              <w:spacing w:after="0" w:before="0"/>
+            </w:pPr>
+            <w:r>
+              <w:rPr>
+                <w:rFonts w:ascii="Courier New" w:cs="Courier New" w:eastAsia="Courier New" w:hAnsi="Courier New"/>
+                <w:color w:val="1D1D1F"/>
+                <w:sz w:val="18"/>
+                <w:szCs w:val="18"/>
+              </w:rPr>
+              <w:t xml:space="preserve">CHURN_FEATURES = [</w:t>
+            </w:r>
+          </w:p>
+        </w:tc>
+      </w:tr>
+      <w:tr>
+        <w:tc>
+          <w:tcPr>
+            <w:tcW w:type="dxa" w:w="9360"/>
+            <w:tcBorders>
+              <w:top w:val="none" w:color="FFFFFF" w:sz="0"/>
+              <w:left w:val="single" w:color="003DA5" w:sz="10"/>
+              <w:bottom w:val="none" w:color="FFFFFF" w:sz="0"/>
+              <w:right w:val="none" w:color="FFFFFF" w:sz="0"/>
+            </w:tcBorders>
+            <w:shd w:fill="F0F4FF" w:val="clear"/>
+            <w:tcMar>
+              <w:top w:type="dxa" w:w="0"/>
+              <w:left w:type="dxa" w:w="160"/>
+              <w:bottom w:type="dxa" w:w="0"/>
+              <w:right w:type="dxa" w:w="80"/>
+            </w:tcMar>
+          </w:tcPr>
+          <w:p>
+            <w:pPr>
+              <w:spacing w:after="0" w:before="0"/>
+            </w:pPr>
+            <w:r>
+              <w:rPr>
+                <w:rFonts w:ascii="Courier New" w:cs="Courier New" w:eastAsia="Courier New" w:hAnsi="Courier New"/>
+                <w:color w:val="1D1D1F"/>
+                <w:sz w:val="18"/>
+                <w:szCs w:val="18"/>
+              </w:rPr>
+              <w:t xml:space="preserve">    'volume_decile','growth_decile','yoy_growth_pct',</w:t>
+            </w:r>
+          </w:p>
+        </w:tc>
+      </w:tr>
+      <w:tr>
+        <w:tc>
+          <w:tcPr>
+            <w:tcW w:type="dxa" w:w="9360"/>
+            <w:tcBorders>
+              <w:top w:val="none" w:color="FFFFFF" w:sz="0"/>
+              <w:left w:val="single" w:color="003DA5" w:sz="10"/>
+              <w:bottom w:val="none" w:color="FFFFFF" w:sz="0"/>
+              <w:right w:val="none" w:color="FFFFFF" w:sz="0"/>
+            </w:tcBorders>
+            <w:shd w:fill="F0F4FF" w:val="clear"/>
+            <w:tcMar>
+              <w:top w:type="dxa" w:w="0"/>
+              <w:left w:type="dxa" w:w="160"/>
+              <w:bottom w:type="dxa" w:w="0"/>
+              <w:right w:type="dxa" w:w="80"/>
+            </w:tcMar>
+          </w:tcPr>
+          <w:p>
+            <w:pPr>
+              <w:spacing w:after="0" w:before="0"/>
+            </w:pPr>
+            <w:r>
+              <w:rPr>
+                <w:rFonts w:ascii="Courier New" w:cs="Courier New" w:eastAsia="Courier New" w:hAnsi="Courier New"/>
+                <w:color w:val="1D1D1F"/>
+                <w:sz w:val="18"/>
+                <w:szCs w:val="18"/>
+              </w:rPr>
+              <w:t xml:space="preserve">    'fills_2022','fills_2021','drug_cost_2022',</w:t>
+            </w:r>
+          </w:p>
+        </w:tc>
+      </w:tr>
+      <w:tr>
+        <w:tc>
+          <w:tcPr>
+            <w:tcW w:type="dxa" w:w="9360"/>
+            <w:tcBorders>
+              <w:top w:val="none" w:color="FFFFFF" w:sz="0"/>
+              <w:left w:val="single" w:color="003DA5" w:sz="10"/>
+              <w:bottom w:val="none" w:color="FFFFFF" w:sz="0"/>
+              <w:right w:val="none" w:color="FFFFFF" w:sz="0"/>
+            </w:tcBorders>
+            <w:shd w:fill="F0F4FF" w:val="clear"/>
+            <w:tcMar>
+              <w:top w:type="dxa" w:w="0"/>
+              <w:left w:type="dxa" w:w="160"/>
+              <w:bottom w:type="dxa" w:w="0"/>
+              <w:right w:type="dxa" w:w="80"/>
+            </w:tcMar>
+          </w:tcPr>
+          <w:p>
+            <w:pPr>
+              <w:spacing w:after="0" w:before="0"/>
+            </w:pPr>
+            <w:r>
+              <w:rPr>
+                <w:rFonts w:ascii="Courier New" w:cs="Courier New" w:eastAsia="Courier New" w:hAnsi="Courier New"/>
+                <w:color w:val="1D1D1F"/>
+                <w:sz w:val="18"/>
+                <w:szCs w:val="18"/>
+              </w:rPr>
+              <w:t xml:space="preserve">    'total_payment_usd','opinion_leader_payments',</w:t>
+            </w:r>
+          </w:p>
+        </w:tc>
+      </w:tr>
+      <w:tr>
+        <w:tc>
+          <w:tcPr>
+            <w:tcW w:type="dxa" w:w="9360"/>
+            <w:tcBorders>
+              <w:top w:val="none" w:color="FFFFFF" w:sz="0"/>
+              <w:left w:val="single" w:color="003DA5" w:sz="10"/>
+              <w:bottom w:val="none" w:color="FFFFFF" w:sz="0"/>
+              <w:right w:val="none" w:color="FFFFFF" w:sz="0"/>
+            </w:tcBorders>
+            <w:shd w:fill="F0F4FF" w:val="clear"/>
+            <w:tcMar>
+              <w:top w:type="dxa" w:w="0"/>
+              <w:left w:type="dxa" w:w="160"/>
+              <w:bottom w:type="dxa" w:w="0"/>
+              <w:right w:type="dxa" w:w="80"/>
+            </w:tcMar>
+          </w:tcPr>
+          <w:p>
+            <w:pPr>
+              <w:spacing w:after="0" w:before="0"/>
+            </w:pPr>
+            <w:r>
+              <w:rPr>
+                <w:rFonts w:ascii="Courier New" w:cs="Courier New" w:eastAsia="Courier New" w:hAnsi="Courier New"/>
+                <w:color w:val="1D1D1F"/>
+                <w:sz w:val="18"/>
+                <w:szCs w:val="18"/>
+              </w:rPr>
+              <w:t xml:space="preserve">    'days_since_last_call','call_count_90d',</w:t>
+            </w:r>
+          </w:p>
+        </w:tc>
+      </w:tr>
+      <w:tr>
+        <w:tc>
+          <w:tcPr>
+            <w:tcW w:type="dxa" w:w="9360"/>
+            <w:tcBorders>
+              <w:top w:val="none" w:color="FFFFFF" w:sz="0"/>
+              <w:left w:val="single" w:color="003DA5" w:sz="10"/>
+              <w:bottom w:val="none" w:color="FFFFFF" w:sz="0"/>
+              <w:right w:val="none" w:color="FFFFFF" w:sz="0"/>
+            </w:tcBorders>
+            <w:shd w:fill="F0F4FF" w:val="clear"/>
+            <w:tcMar>
+              <w:top w:type="dxa" w:w="0"/>
+              <w:left w:type="dxa" w:w="160"/>
+              <w:bottom w:type="dxa" w:w="0"/>
+              <w:right w:type="dxa" w:w="80"/>
+            </w:tcMar>
+          </w:tcPr>
+          <w:p>
+            <w:pPr>
+              <w:spacing w:after="0" w:before="0"/>
+            </w:pPr>
+            <w:r>
+              <w:rPr>
+                <w:rFonts w:ascii="Courier New" w:cs="Courier New" w:eastAsia="Courier New" w:hAnsi="Courier New"/>
+                <w:color w:val="1D1D1F"/>
+                <w:sz w:val="18"/>
+                <w:szCs w:val="18"/>
+              </w:rPr>
+              <w:t xml:space="preserve">    'specialty_encoded','state_t2d_prevalence',</w:t>
+            </w:r>
+          </w:p>
+        </w:tc>
+      </w:tr>
+      <w:tr>
+        <w:tc>
+          <w:tcPr>
+            <w:tcW w:type="dxa" w:w="9360"/>
+            <w:tcBorders>
+              <w:top w:val="none" w:color="FFFFFF" w:sz="0"/>
+              <w:left w:val="single" w:color="003DA5" w:sz="10"/>
+              <w:bottom w:val="none" w:color="FFFFFF" w:sz="0"/>
+              <w:right w:val="none" w:color="FFFFFF" w:sz="0"/>
+            </w:tcBorders>
+            <w:shd w:fill="F0F4FF" w:val="clear"/>
+            <w:tcMar>
+              <w:top w:type="dxa" w:w="0"/>
+              <w:left w:type="dxa" w:w="160"/>
+              <w:bottom w:type="dxa" w:w="0"/>
+              <w:right w:type="dxa" w:w="80"/>
+            </w:tcMar>
+          </w:tcPr>
+          <w:p>
+            <w:pPr>
+              <w:spacing w:after="0" w:before="0"/>
+            </w:pPr>
+            <w:r>
+              <w:rPr>
+                <w:rFonts w:ascii="Courier New" w:cs="Courier New" w:eastAsia="Courier New" w:hAnsi="Courier New"/>
+                <w:color w:val="1D1D1F"/>
+                <w:sz w:val="18"/>
+                <w:szCs w:val="18"/>
+              </w:rPr>
+              <w:t xml:space="preserve">    'momentum_score',   # stacked output from Module 1</w:t>
+            </w:r>
+          </w:p>
+        </w:tc>
+      </w:tr>
+      <w:tr>
+        <w:tc>
+          <w:tcPr>
+            <w:tcW w:type="dxa" w:w="9360"/>
+            <w:tcBorders>
+              <w:top w:val="none" w:color="FFFFFF" w:sz="0"/>
+              <w:left w:val="single" w:color="003DA5" w:sz="10"/>
+              <w:bottom w:val="none" w:color="FFFFFF" w:sz="0"/>
+              <w:right w:val="none" w:color="FFFFFF" w:sz="0"/>
+            </w:tcBorders>
+            <w:shd w:fill="F0F4FF" w:val="clear"/>
+            <w:tcMar>
+              <w:top w:type="dxa" w:w="0"/>
+              <w:left w:type="dxa" w:w="160"/>
+              <w:bottom w:type="dxa" w:w="0"/>
+              <w:right w:type="dxa" w:w="80"/>
+            </w:tcMar>
+          </w:tcPr>
+          <w:p>
+            <w:pPr>
+              <w:spacing w:after="0" w:before="0"/>
+            </w:pPr>
+            <w:r>
+              <w:rPr>
+                <w:rFonts w:ascii="Courier New" w:cs="Courier New" w:eastAsia="Courier New" w:hAnsi="Courier New"/>
+                <w:color w:val="1D1D1F"/>
+                <w:sz w:val="18"/>
+                <w:szCs w:val="18"/>
+              </w:rPr>
+              <w:t xml:space="preserve">]</w:t>
+            </w:r>
+          </w:p>
+        </w:tc>
+      </w:tr>
+      <w:tr>
+        <w:tc>
+          <w:tcPr>
+            <w:tcW w:type="dxa" w:w="9360"/>
+            <w:tcBorders>
+              <w:top w:val="none" w:color="FFFFFF" w:sz="0"/>
+              <w:left w:val="single" w:color="003DA5" w:sz="10"/>
+              <w:bottom w:val="none" w:color="FFFFFF" w:sz="0"/>
+              <w:right w:val="none" w:color="FFFFFF" w:sz="0"/>
+            </w:tcBorders>
+            <w:shd w:fill="F0F4FF" w:val="clear"/>
+            <w:tcMar>
+              <w:top w:type="dxa" w:w="0"/>
+              <w:left w:type="dxa" w:w="160"/>
+              <w:bottom w:type="dxa" w:w="0"/>
+              <w:right w:type="dxa" w:w="80"/>
+            </w:tcMar>
+          </w:tcPr>
+          <w:p>
+            <w:pPr>
+              <w:spacing w:after="0" w:before="0"/>
+            </w:pPr>
+            <w:r>
+              <w:rPr>
+                <w:rFonts w:ascii="Courier New" w:cs="Courier New" w:eastAsia="Courier New" w:hAnsi="Courier New"/>
+                <w:color w:val="1D1D1F"/>
+                <w:sz w:val="18"/>
+                <w:szCs w:val="18"/>
+              </w:rPr>
+              <w:t xml:space="preserve"/>
+            </w:r>
+          </w:p>
+        </w:tc>
+      </w:tr>
+      <w:tr>
+        <w:tc>
+          <w:tcPr>
+            <w:tcW w:type="dxa" w:w="9360"/>
+            <w:tcBorders>
+              <w:top w:val="none" w:color="FFFFFF" w:sz="0"/>
+              <w:left w:val="single" w:color="003DA5" w:sz="10"/>
+              <w:bottom w:val="none" w:color="FFFFFF" w:sz="0"/>
+              <w:right w:val="none" w:color="FFFFFF" w:sz="0"/>
+            </w:tcBorders>
+            <w:shd w:fill="F0F4FF" w:val="clear"/>
+            <w:tcMar>
+              <w:top w:type="dxa" w:w="0"/>
+              <w:left w:type="dxa" w:w="160"/>
+              <w:bottom w:type="dxa" w:w="0"/>
+              <w:right w:type="dxa" w:w="80"/>
+            </w:tcMar>
+          </w:tcPr>
+          <w:p>
+            <w:pPr>
+              <w:spacing w:after="0" w:before="0"/>
+            </w:pPr>
+            <w:r>
+              <w:rPr>
+                <w:rFonts w:ascii="Courier New" w:cs="Courier New" w:eastAsia="Courier New" w:hAnsi="Courier New"/>
+                <w:color w:val="1D1D1F"/>
+                <w:sz w:val="18"/>
+                <w:szCs w:val="18"/>
+              </w:rPr>
+              <w:t xml:space="preserve">churn_model = XGBClassifier(</w:t>
+            </w:r>
+          </w:p>
+        </w:tc>
+      </w:tr>
+      <w:tr>
+        <w:tc>
+          <w:tcPr>
+            <w:tcW w:type="dxa" w:w="9360"/>
+            <w:tcBorders>
+              <w:top w:val="none" w:color="FFFFFF" w:sz="0"/>
+              <w:left w:val="single" w:color="003DA5" w:sz="10"/>
+              <w:bottom w:val="none" w:color="FFFFFF" w:sz="0"/>
+              <w:right w:val="none" w:color="FFFFFF" w:sz="0"/>
+            </w:tcBorders>
+            <w:shd w:fill="F0F4FF" w:val="clear"/>
+            <w:tcMar>
+              <w:top w:type="dxa" w:w="0"/>
+              <w:left w:type="dxa" w:w="160"/>
+              <w:bottom w:type="dxa" w:w="0"/>
+              <w:right w:type="dxa" w:w="80"/>
+            </w:tcMar>
+          </w:tcPr>
+          <w:p>
+            <w:pPr>
+              <w:spacing w:after="0" w:before="0"/>
+            </w:pPr>
+            <w:r>
+              <w:rPr>
+                <w:rFonts w:ascii="Courier New" w:cs="Courier New" w:eastAsia="Courier New" w:hAnsi="Courier New"/>
+                <w:color w:val="1D1D1F"/>
+                <w:sz w:val="18"/>
+                <w:szCs w:val="18"/>
+              </w:rPr>
+              <w:t xml:space="preserve">    n_estimators=500,   learning_rate=0.03,  max_depth=5,</w:t>
+            </w:r>
+          </w:p>
+        </w:tc>
+      </w:tr>
+      <w:tr>
+        <w:tc>
+          <w:tcPr>
+            <w:tcW w:type="dxa" w:w="9360"/>
+            <w:tcBorders>
+              <w:top w:val="none" w:color="FFFFFF" w:sz="0"/>
+              <w:left w:val="single" w:color="003DA5" w:sz="10"/>
+              <w:bottom w:val="none" w:color="FFFFFF" w:sz="0"/>
+              <w:right w:val="none" w:color="FFFFFF" w:sz="0"/>
+            </w:tcBorders>
+            <w:shd w:fill="F0F4FF" w:val="clear"/>
+            <w:tcMar>
+              <w:top w:type="dxa" w:w="0"/>
+              <w:left w:type="dxa" w:w="160"/>
+              <w:bottom w:type="dxa" w:w="0"/>
+              <w:right w:type="dxa" w:w="80"/>
+            </w:tcMar>
+          </w:tcPr>
+          <w:p>
+            <w:pPr>
+              <w:spacing w:after="0" w:before="0"/>
+            </w:pPr>
+            <w:r>
+              <w:rPr>
+                <w:rFonts w:ascii="Courier New" w:cs="Courier New" w:eastAsia="Courier New" w:hAnsi="Courier New"/>
+                <w:color w:val="1D1D1F"/>
+                <w:sz w:val="18"/>
+                <w:szCs w:val="18"/>
+              </w:rPr>
+              <w:t xml:space="preserve">    subsample=0.8,      colsample_bytree=0.8,</w:t>
+            </w:r>
+          </w:p>
+        </w:tc>
+      </w:tr>
+      <w:tr>
+        <w:tc>
+          <w:tcPr>
+            <w:tcW w:type="dxa" w:w="9360"/>
+            <w:tcBorders>
+              <w:top w:val="none" w:color="FFFFFF" w:sz="0"/>
+              <w:left w:val="single" w:color="003DA5" w:sz="10"/>
+              <w:bottom w:val="none" w:color="FFFFFF" w:sz="0"/>
+              <w:right w:val="none" w:color="FFFFFF" w:sz="0"/>
+            </w:tcBorders>
+            <w:shd w:fill="F0F4FF" w:val="clear"/>
+            <w:tcMar>
+              <w:top w:type="dxa" w:w="0"/>
+              <w:left w:type="dxa" w:w="160"/>
+              <w:bottom w:type="dxa" w:w="0"/>
+              <w:right w:type="dxa" w:w="80"/>
+            </w:tcMar>
+          </w:tcPr>
+          <w:p>
+            <w:pPr>
+              <w:spacing w:after="0" w:before="0"/>
+            </w:pPr>
+            <w:r>
+              <w:rPr>
+                <w:rFonts w:ascii="Courier New" w:cs="Courier New" w:eastAsia="Courier New" w:hAnsi="Courier New"/>
+                <w:color w:val="1D1D1F"/>
+                <w:sz w:val="18"/>
+                <w:szCs w:val="18"/>
+              </w:rPr>
+              <w:t xml:space="preserve">    scale_pos_weight=5.7,   eval_metric='auc',</w:t>
+            </w:r>
+          </w:p>
+        </w:tc>
+      </w:tr>
+      <w:tr>
+        <w:tc>
+          <w:tcPr>
+            <w:tcW w:type="dxa" w:w="9360"/>
+            <w:tcBorders>
+              <w:top w:val="none" w:color="FFFFFF" w:sz="0"/>
+              <w:left w:val="single" w:color="003DA5" w:sz="10"/>
+              <w:bottom w:val="none" w:color="FFFFFF" w:sz="0"/>
+              <w:right w:val="none" w:color="FFFFFF" w:sz="0"/>
+            </w:tcBorders>
+            <w:shd w:fill="F0F4FF" w:val="clear"/>
+            <w:tcMar>
+              <w:top w:type="dxa" w:w="0"/>
+              <w:left w:type="dxa" w:w="160"/>
+              <w:bottom w:type="dxa" w:w="0"/>
+              <w:right w:type="dxa" w:w="80"/>
+            </w:tcMar>
+          </w:tcPr>
+          <w:p>
+            <w:pPr>
+              <w:spacing w:after="0" w:before="0"/>
+            </w:pPr>
+            <w:r>
+              <w:rPr>
+                <w:rFonts w:ascii="Courier New" w:cs="Courier New" w:eastAsia="Courier New" w:hAnsi="Courier New"/>
+                <w:color w:val="1D1D1F"/>
+                <w:sz w:val="18"/>
+                <w:szCs w:val="18"/>
+              </w:rPr>
+              <w:t xml:space="preserve">    early_stopping_rounds=30, random_state=42</w:t>
+            </w:r>
+          </w:p>
+        </w:tc>
+      </w:tr>
+      <w:tr>
+        <w:tc>
+          <w:tcPr>
+            <w:tcW w:type="dxa" w:w="9360"/>
+            <w:tcBorders>
+              <w:top w:val="none" w:color="FFFFFF" w:sz="0"/>
+              <w:left w:val="single" w:color="003DA5" w:sz="10"/>
+              <w:bottom w:val="none" w:color="FFFFFF" w:sz="0"/>
+              <w:right w:val="none" w:color="FFFFFF" w:sz="0"/>
+            </w:tcBorders>
+            <w:shd w:fill="F0F4FF" w:val="clear"/>
+            <w:tcMar>
+              <w:top w:type="dxa" w:w="0"/>
+              <w:left w:type="dxa" w:w="160"/>
+              <w:bottom w:type="dxa" w:w="0"/>
+              <w:right w:type="dxa" w:w="80"/>
+            </w:tcMar>
+          </w:tcPr>
+          <w:p>
+            <w:pPr>
+              <w:spacing w:after="0" w:before="0"/>
+            </w:pPr>
+            <w:r>
+              <w:rPr>
+                <w:rFonts w:ascii="Courier New" w:cs="Courier New" w:eastAsia="Courier New" w:hAnsi="Courier New"/>
+                <w:color w:val="1D1D1F"/>
+                <w:sz w:val="18"/>
+                <w:szCs w:val="18"/>
+              </w:rPr>
+              <w:t xml:space="preserve">)</w:t>
+            </w:r>
+          </w:p>
+        </w:tc>
+      </w:tr>
+      <w:tr>
+        <w:tc>
+          <w:tcPr>
+            <w:tcW w:type="dxa" w:w="9360"/>
+            <w:tcBorders>
+              <w:top w:val="none" w:color="FFFFFF" w:sz="0"/>
+              <w:left w:val="single" w:color="003DA5" w:sz="10"/>
+              <w:bottom w:val="none" w:color="FFFFFF" w:sz="0"/>
+              <w:right w:val="none" w:color="FFFFFF" w:sz="0"/>
+            </w:tcBorders>
+            <w:shd w:fill="F0F4FF" w:val="clear"/>
+            <w:tcMar>
+              <w:top w:type="dxa" w:w="0"/>
+              <w:left w:type="dxa" w:w="160"/>
+              <w:bottom w:type="dxa" w:w="0"/>
+              <w:right w:type="dxa" w:w="80"/>
+            </w:tcMar>
+          </w:tcPr>
+          <w:p>
+            <w:pPr>
+              <w:spacing w:after="0" w:before="0"/>
+            </w:pPr>
+            <w:r>
+              <w:rPr>
+                <w:rFonts w:ascii="Courier New" w:cs="Courier New" w:eastAsia="Courier New" w:hAnsi="Courier New"/>
+                <w:color w:val="1D1D1F"/>
+                <w:sz w:val="18"/>
+                <w:szCs w:val="18"/>
+              </w:rPr>
+              <w:t xml:space="preserve"/>
+            </w:r>
+          </w:p>
+        </w:tc>
+      </w:tr>
+      <w:tr>
+        <w:tc>
+          <w:tcPr>
+            <w:tcW w:type="dxa" w:w="9360"/>
+            <w:tcBorders>
+              <w:top w:val="none" w:color="FFFFFF" w:sz="0"/>
+              <w:left w:val="single" w:color="003DA5" w:sz="10"/>
+              <w:bottom w:val="none" w:color="FFFFFF" w:sz="0"/>
+              <w:right w:val="none" w:color="FFFFFF" w:sz="0"/>
+            </w:tcBorders>
+            <w:shd w:fill="F0F4FF" w:val="clear"/>
+            <w:tcMar>
+              <w:top w:type="dxa" w:w="0"/>
+              <w:left w:type="dxa" w:w="160"/>
+              <w:bottom w:type="dxa" w:w="0"/>
+              <w:right w:type="dxa" w:w="80"/>
+            </w:tcMar>
+          </w:tcPr>
+          <w:p>
+            <w:pPr>
+              <w:spacing w:after="0" w:before="0"/>
+            </w:pPr>
+            <w:r>
+              <w:rPr>
+                <w:rFonts w:ascii="Courier New" w:cs="Courier New" w:eastAsia="Courier New" w:hAnsi="Courier New"/>
+                <w:color w:val="1D1D1F"/>
+                <w:sz w:val="18"/>
+                <w:szCs w:val="18"/>
+              </w:rPr>
+              <w:t xml:space="preserve"># Target: AUC-ROC &gt; 0.80, Recall &gt; 0.70 at 0.50 threshold</w:t>
+            </w:r>
+          </w:p>
+        </w:tc>
+      </w:tr>
+      <w:tr>
+        <w:tc>
+          <w:tcPr>
+            <w:tcW w:type="dxa" w:w="9360"/>
+            <w:tcBorders>
+              <w:top w:val="none" w:color="FFFFFF" w:sz="0"/>
+              <w:left w:val="single" w:color="003DA5" w:sz="10"/>
+              <w:bottom w:val="none" w:color="FFFFFF" w:sz="0"/>
+              <w:right w:val="none" w:color="FFFFFF" w:sz="0"/>
+            </w:tcBorders>
+            <w:shd w:fill="F0F4FF" w:val="clear"/>
+            <w:tcMar>
+              <w:top w:type="dxa" w:w="0"/>
+              <w:left w:type="dxa" w:w="160"/>
+              <w:bottom w:type="dxa" w:w="0"/>
+              <w:right w:type="dxa" w:w="80"/>
+            </w:tcMar>
+          </w:tcPr>
+          <w:p>
+            <w:pPr>
+              <w:spacing w:after="0" w:before="0"/>
+            </w:pPr>
+            <w:r>
+              <w:rPr>
+                <w:rFonts w:ascii="Courier New" w:cs="Courier New" w:eastAsia="Courier New" w:hAnsi="Courier New"/>
+                <w:color w:val="1D1D1F"/>
+                <w:sz w:val="18"/>
+                <w:szCs w:val="18"/>
+              </w:rPr>
+              <w:t xml:space="preserve">cv = StratifiedKFold(n_splits=5, shuffle=True, random_state=42)</w:t>
+            </w:r>
+          </w:p>
+        </w:tc>
+      </w:tr>
+      <w:tr>
+        <w:tc>
+          <w:tcPr>
+            <w:tcW w:type="dxa" w:w="9360"/>
+            <w:tcBorders>
+              <w:top w:val="none" w:color="FFFFFF" w:sz="0"/>
+              <w:left w:val="single" w:color="003DA5" w:sz="10"/>
+              <w:bottom w:val="none" w:color="FFFFFF" w:sz="0"/>
+              <w:right w:val="none" w:color="FFFFFF" w:sz="0"/>
+            </w:tcBorders>
+            <w:shd w:fill="F0F4FF" w:val="clear"/>
+            <w:tcMar>
+              <w:top w:type="dxa" w:w="0"/>
+              <w:left w:type="dxa" w:w="160"/>
+              <w:bottom w:type="dxa" w:w="0"/>
+              <w:right w:type="dxa" w:w="80"/>
+            </w:tcMar>
+          </w:tcPr>
+          <w:p>
+            <w:pPr>
+              <w:spacing w:after="0" w:before="0"/>
+            </w:pPr>
+            <w:r>
+              <w:rPr>
+                <w:rFonts w:ascii="Courier New" w:cs="Courier New" w:eastAsia="Courier New" w:hAnsi="Courier New"/>
+                <w:color w:val="1D1D1F"/>
+                <w:sz w:val="18"/>
+                <w:szCs w:val="18"/>
+              </w:rPr>
+              <w:t xml:space="preserve">res = cross_validate(churn_model, X, y, cv=cv,</w:t>
+            </w:r>
+          </w:p>
+        </w:tc>
+      </w:tr>
+      <w:tr>
+        <w:tc>
+          <w:tcPr>
+            <w:tcW w:type="dxa" w:w="9360"/>
+            <w:tcBorders>
+              <w:top w:val="none" w:color="FFFFFF" w:sz="0"/>
+              <w:left w:val="single" w:color="003DA5" w:sz="10"/>
+              <w:bottom w:val="none" w:color="FFFFFF" w:sz="0"/>
+              <w:right w:val="none" w:color="FFFFFF" w:sz="0"/>
+            </w:tcBorders>
+            <w:shd w:fill="F0F4FF" w:val="clear"/>
+            <w:tcMar>
+              <w:top w:type="dxa" w:w="0"/>
+              <w:left w:type="dxa" w:w="160"/>
+              <w:bottom w:type="dxa" w:w="0"/>
+              <w:right w:type="dxa" w:w="80"/>
+            </w:tcMar>
+          </w:tcPr>
+          <w:p>
+            <w:pPr>
+              <w:spacing w:after="0" w:before="0"/>
+            </w:pPr>
+            <w:r>
+              <w:rPr>
+                <w:rFonts w:ascii="Courier New" w:cs="Courier New" w:eastAsia="Courier New" w:hAnsi="Courier New"/>
+                <w:color w:val="1D1D1F"/>
+                <w:sz w:val="18"/>
+                <w:szCs w:val="18"/>
+              </w:rPr>
+              <w:t xml:space="preserve">    scoring=['roc_auc','recall','precision'])</w:t>
+            </w:r>
+          </w:p>
+        </w:tc>
+      </w:tr>
+      <w:tr>
+        <w:tc>
+          <w:tcPr>
+            <w:tcW w:type="dxa" w:w="9360"/>
+            <w:tcBorders>
+              <w:top w:val="none" w:color="FFFFFF" w:sz="0"/>
+              <w:left w:val="single" w:color="003DA5" w:sz="10"/>
+              <w:bottom w:val="none" w:color="FFFFFF" w:sz="0"/>
+              <w:right w:val="none" w:color="FFFFFF" w:sz="0"/>
+            </w:tcBorders>
+            <w:shd w:fill="F0F4FF" w:val="clear"/>
+            <w:tcMar>
+              <w:top w:type="dxa" w:w="0"/>
+              <w:left w:type="dxa" w:w="160"/>
+              <w:bottom w:type="dxa" w:w="0"/>
+              <w:right w:type="dxa" w:w="80"/>
+            </w:tcMar>
+          </w:tcPr>
+          <w:p>
+            <w:pPr>
+              <w:spacing w:after="0" w:before="0"/>
+            </w:pPr>
+            <w:r>
+              <w:rPr>
+                <w:rFonts w:ascii="Courier New" w:cs="Courier New" w:eastAsia="Courier New" w:hAnsi="Courier New"/>
+                <w:color w:val="1D1D1F"/>
+                <w:sz w:val="18"/>
+                <w:szCs w:val="18"/>
+              </w:rPr>
+              <w:t xml:space="preserve">print(f"AUC: {res['test_roc_auc'].mean():.3f}")</w:t>
+            </w:r>
+          </w:p>
+        </w:tc>
+      </w:tr>
+      <w:tr>
+        <w:tc>
+          <w:tcPr>
+            <w:tcW w:type="dxa" w:w="9360"/>
+            <w:tcBorders>
+              <w:top w:val="none" w:color="FFFFFF" w:sz="0"/>
+              <w:left w:val="single" w:color="003DA5" w:sz="10"/>
+              <w:bottom w:val="none" w:color="FFFFFF" w:sz="0"/>
+              <w:right w:val="none" w:color="FFFFFF" w:sz="0"/>
+            </w:tcBorders>
+            <w:shd w:fill="F0F4FF" w:val="clear"/>
+            <w:tcMar>
+              <w:top w:type="dxa" w:w="0"/>
+              <w:left w:type="dxa" w:w="160"/>
+              <w:bottom w:type="dxa" w:w="80"/>
+              <w:right w:type="dxa" w:w="80"/>
+            </w:tcMar>
+          </w:tcPr>
+          <w:p>
+            <w:pPr>
+              <w:spacing w:after="0" w:before="0"/>
+            </w:pPr>
+            <w:r>
+              <w:rPr>
+                <w:rFonts w:ascii="Courier New" w:cs="Courier New" w:eastAsia="Courier New" w:hAnsi="Courier New"/>
+                <w:color w:val="1D1D1F"/>
+                <w:sz w:val="18"/>
+                <w:szCs w:val="18"/>
+              </w:rPr>
+              <w:t xml:space="preserve">joblib.dump(churn_model, 'models/churn_xgb_v3.pkl')</w:t>
+            </w:r>
+          </w:p>
+        </w:tc>
+      </w:tr>
+    </w:tbl>
     <w:p>
       <w:pPr>
         <w:pStyle w:val="Heading2"/>
@@ -3259,7 +4993,7 @@
           <w:sz w:val="22"/>
           <w:szCs w:val="22"/>
         </w:rPr>
-        <w:t xml:space="preserve">When a High Value HCP crosses the churn probability threshold the system:</w:t>
+        <w:t xml:space="preserve">When a High Value HCP crosses the churn probability threshold the system fires immediately:</w:t>
       </w:r>
     </w:p>
     <w:p>
@@ -3274,13 +5008,11 @@
       <w:r>
         <w:rPr>
           <w:rFonts w:ascii="Arial" w:cs="Arial" w:eastAsia="Arial" w:hAnsi="Arial"/>
-          <w:b w:val="false"/>
-          <w:bCs w:val="false"/>
           <w:color w:val="1D1D1F"/>
           <w:sz w:val="22"/>
           <w:szCs w:val="22"/>
         </w:rPr>
-        <w:t xml:space="preserve">Pushes a notification to the assigned rep in Veeva CRM / Salesforce Mobile</w:t>
+        <w:t xml:space="preserve">Push notification to the assigned rep in Veeva CRM / Salesforce Mobile</w:t>
       </w:r>
     </w:p>
     <w:p>
@@ -3295,13 +5027,11 @@
       <w:r>
         <w:rPr>
           <w:rFonts w:ascii="Arial" w:cs="Arial" w:eastAsia="Arial" w:hAnsi="Arial"/>
-          <w:b w:val="false"/>
-          <w:bCs w:val="false"/>
           <w:color w:val="1D1D1F"/>
           <w:sz w:val="22"/>
           <w:szCs w:val="22"/>
         </w:rPr>
-        <w:t xml:space="preserve">Escalates to Area Manager if revenue at risk exceeds $50K ARR</w:t>
+        <w:t xml:space="preserve">Escalation to Area Manager if revenue at risk exceeds $50K ARR</w:t>
       </w:r>
     </w:p>
     <w:p>
@@ -3316,13 +5046,11 @@
       <w:r>
         <w:rPr>
           <w:rFonts w:ascii="Arial" w:cs="Arial" w:eastAsia="Arial" w:hAnsi="Arial"/>
-          <w:b w:val="false"/>
-          <w:bCs w:val="false"/>
           <w:color w:val="1D1D1F"/>
           <w:sz w:val="22"/>
           <w:szCs w:val="22"/>
         </w:rPr>
-        <w:t xml:space="preserve">Triggers Einstein NBA: 'Schedule executive visit within 14 days'</w:t>
+        <w:t xml:space="preserve">Einstein NBA recommendation: 'Schedule executive visit within 14 days'</w:t>
       </w:r>
     </w:p>
     <w:p>
@@ -3337,13 +5065,11 @@
       <w:r>
         <w:rPr>
           <w:rFonts w:ascii="Arial" w:cs="Arial" w:eastAsia="Arial" w:hAnsi="Arial"/>
-          <w:b w:val="false"/>
-          <w:bCs w:val="false"/>
           <w:color w:val="1D1D1F"/>
           <w:sz w:val="22"/>
           <w:szCs w:val="22"/>
         </w:rPr>
-        <w:t xml:space="preserve">Tags account as Intervention Required in the territory dashboard</w:t>
+        <w:t xml:space="preserve">Account tagged as Intervention Required in the territory dashboard</w:t>
       </w:r>
     </w:p>
     <w:p>
@@ -3400,42 +5126,7 @@
           <w:sz w:val="26"/>
           <w:szCs w:val="26"/>
         </w:rPr>
-        <w:t xml:space="preserve">4.1  What We're Replacing</w:t>
-      </w:r>
-    </w:p>
-    <w:p>
-      <w:pPr>
-        <w:spacing w:after="80" w:before="60"/>
-      </w:pPr>
-      <w:r>
-        <w:rPr>
-          <w:rFonts w:ascii="Arial" w:cs="Arial" w:eastAsia="Arial" w:hAnsi="Arial"/>
-          <w:b w:val="false"/>
-          <w:bCs w:val="false"/>
-          <w:i w:val="false"/>
-          <w:iCs w:val="false"/>
-          <w:color w:val="1D1D1F"/>
-          <w:sz w:val="22"/>
-          <w:szCs w:val="22"/>
-        </w:rPr>
-        <w:t xml:space="preserve">The current recommended_action() returns one of 6 hardcoded strings via if/elif rules. The ML replacement is a multi-label classifier that outputs a ranked list of actions with confidence scores, personalised per HCP.</w:t>
-      </w:r>
-    </w:p>
-    <w:p>
-      <w:pPr>
-        <w:pStyle w:val="Heading2"/>
-        <w:spacing w:after="100" w:before="280"/>
-      </w:pPr>
-      <w:r>
-        <w:rPr>
-          <w:rFonts w:ascii="Arial" w:cs="Arial" w:eastAsia="Arial" w:hAnsi="Arial"/>
-          <w:b/>
-          <w:bCs/>
-          <w:color w:val="003DA5"/>
-          <w:sz w:val="26"/>
-          <w:szCs w:val="26"/>
-        </w:rPr>
-        <w:t xml:space="preserve">4.2  Action Taxonomy</w:t>
+        <w:t xml:space="preserve">4.1  Action Taxonomy</w:t>
       </w:r>
     </w:p>
     <w:tbl>
@@ -3655,7 +5346,7 @@
                 <w:sz w:val="20"/>
                 <w:szCs w:val="20"/>
               </w:rPr>
-              <w:t xml:space="preserve">Churn risk &gt; 0.4 OR days_dark &gt; cadence</w:t>
+              <w:t xml:space="preserve">Churn risk &gt; 0.4 OR days dark &gt; cadence</w:t>
             </w:r>
           </w:p>
         </w:tc>
@@ -4180,307 +5871,1045 @@
           <w:sz w:val="26"/>
           <w:szCs w:val="26"/>
         </w:rPr>
-        <w:t xml:space="preserve">4.3  Model Code</w:t>
+        <w:t xml:space="preserve">4.2  Model Code</w:t>
       </w:r>
     </w:p>
-    <w:p>
-      <w:pPr>
-        <w:pBdr>
-          <w:left w:val="single" w:color="003DA5" w:sz="10" w:space="8"/>
-        </w:pBdr>
-        <w:shd w:fill="F0F4FF" w:val="clear"/>
-        <w:spacing w:after="120" w:before="120"/>
-      </w:pPr>
-      <w:r>
-        <w:rPr>
-          <w:rFonts w:ascii="Courier New" w:cs="Courier New" w:eastAsia="Courier New" w:hAnsi="Courier New"/>
-          <w:color w:val="1D1D1F"/>
-          <w:sz w:val="18"/>
-          <w:szCs w:val="18"/>
-        </w:rPr>
-        <w:t xml:space="preserve"># nba_model.py  —  multi-label classification
-</w:t>
-      </w:r>
-      <w:r>
-        <w:rPr>
-          <w:rFonts w:ascii="Courier New" w:cs="Courier New" w:eastAsia="Courier New" w:hAnsi="Courier New"/>
-          <w:color w:val="1D1D1F"/>
-          <w:sz w:val="18"/>
-          <w:szCs w:val="18"/>
-        </w:rPr>
-        <w:t xml:space="preserve">from sklearn.multioutput import MultiOutputClassifier
-</w:t>
-      </w:r>
-      <w:r>
-        <w:rPr>
-          <w:rFonts w:ascii="Courier New" w:cs="Courier New" w:eastAsia="Courier New" w:hAnsi="Courier New"/>
-          <w:color w:val="1D1D1F"/>
-          <w:sz w:val="18"/>
-          <w:szCs w:val="18"/>
-        </w:rPr>
-        <w:t xml:space="preserve">from sklearn.linear_model import LogisticRegression
-</w:t>
-      </w:r>
-      <w:r>
-        <w:rPr>
-          <w:rFonts w:ascii="Courier New" w:cs="Courier New" w:eastAsia="Courier New" w:hAnsi="Courier New"/>
-          <w:color w:val="1D1D1F"/>
-          <w:sz w:val="18"/>
-          <w:szCs w:val="18"/>
-        </w:rPr>
-        <w:t xml:space="preserve">from sklearn.preprocessing import MultiLabelBinarizer
-</w:t>
-      </w:r>
-      <w:r>
-        <w:rPr>
-          <w:rFonts w:ascii="Courier New" w:cs="Courier New" w:eastAsia="Courier New" w:hAnsi="Courier New"/>
-          <w:color w:val="1D1D1F"/>
-          <w:sz w:val="18"/>
-          <w:szCs w:val="18"/>
-        </w:rPr>
-        <w:t xml:space="preserve">import numpy as np
-</w:t>
-      </w:r>
-      <w:r>
-        <w:rPr>
-          <w:rFonts w:ascii="Courier New" w:cs="Courier New" w:eastAsia="Courier New" w:hAnsi="Courier New"/>
-          <w:color w:val="1D1D1F"/>
-          <w:sz w:val="18"/>
-          <w:szCs w:val="18"/>
-        </w:rPr>
-        <w:t xml:space="preserve">
-</w:t>
-      </w:r>
-      <w:r>
-        <w:rPr>
-          <w:rFonts w:ascii="Courier New" w:cs="Courier New" w:eastAsia="Courier New" w:hAnsi="Courier New"/>
-          <w:color w:val="1D1D1F"/>
-          <w:sz w:val="18"/>
-          <w:szCs w:val="18"/>
-        </w:rPr>
-        <w:t xml:space="preserve">NBA_ACTIONS = [
-</w:t>
-      </w:r>
-      <w:r>
-        <w:rPr>
-          <w:rFonts w:ascii="Courier New" w:cs="Courier New" w:eastAsia="Courier New" w:hAnsi="Courier New"/>
-          <w:color w:val="1D1D1F"/>
-          <w:sz w:val="18"/>
-          <w:szCs w:val="18"/>
-        </w:rPr>
-        <w:t xml:space="preserve">    'SCHEDULE_FIELD_VISIT','SEND_APPROVED_EMAIL',
-</w:t>
-      </w:r>
-      <w:r>
-        <w:rPr>
-          <w:rFonts w:ascii="Courier New" w:cs="Courier New" w:eastAsia="Courier New" w:hAnsi="Courier New"/>
-          <w:color w:val="1D1D1F"/>
-          <w:sz w:val="18"/>
-          <w:szCs w:val="18"/>
-        </w:rPr>
-        <w:t xml:space="preserve">    'INVITE_ADVISORY_BOARD','SUBMIT_SAMPLE_REQUEST',
-</w:t>
-      </w:r>
-      <w:r>
-        <w:rPr>
-          <w:rFonts w:ascii="Courier New" w:cs="Courier New" w:eastAsia="Courier New" w:hAnsi="Courier New"/>
-          <w:color w:val="1D1D1F"/>
-          <w:sz w:val="18"/>
-          <w:szCs w:val="18"/>
-        </w:rPr>
-        <w:t xml:space="preserve">    'ESCALATE_TO_MANAGER','NURTURE_ONLY'
-</w:t>
-      </w:r>
-      <w:r>
-        <w:rPr>
-          <w:rFonts w:ascii="Courier New" w:cs="Courier New" w:eastAsia="Courier New" w:hAnsi="Courier New"/>
-          <w:color w:val="1D1D1F"/>
-          <w:sz w:val="18"/>
-          <w:szCs w:val="18"/>
-        </w:rPr>
-        <w:t xml:space="preserve">]
-</w:t>
-      </w:r>
-      <w:r>
-        <w:rPr>
-          <w:rFonts w:ascii="Courier New" w:cs="Courier New" w:eastAsia="Courier New" w:hAnsi="Courier New"/>
-          <w:color w:val="1D1D1F"/>
-          <w:sz w:val="18"/>
-          <w:szCs w:val="18"/>
-        </w:rPr>
-        <w:t xml:space="preserve">
-</w:t>
-      </w:r>
-      <w:r>
-        <w:rPr>
-          <w:rFonts w:ascii="Courier New" w:cs="Courier New" w:eastAsia="Courier New" w:hAnsi="Courier New"/>
-          <w:color w:val="1D1D1F"/>
-          <w:sz w:val="18"/>
-          <w:szCs w:val="18"/>
-        </w:rPr>
-        <w:t xml:space="preserve">mlb     = MultiLabelBinarizer(classes=NBA_ACTIONS)
-</w:t>
-      </w:r>
-      <w:r>
-        <w:rPr>
-          <w:rFonts w:ascii="Courier New" w:cs="Courier New" w:eastAsia="Courier New" w:hAnsi="Courier New"/>
-          <w:color w:val="1D1D1F"/>
-          <w:sz w:val="18"/>
-          <w:szCs w:val="18"/>
-        </w:rPr>
-        <w:t xml:space="preserve">y_multi = mlb.fit_transform(historical_actions)  # from CRM call logs
-</w:t>
-      </w:r>
-      <w:r>
-        <w:rPr>
-          <w:rFonts w:ascii="Courier New" w:cs="Courier New" w:eastAsia="Courier New" w:hAnsi="Courier New"/>
-          <w:color w:val="1D1D1F"/>
-          <w:sz w:val="18"/>
-          <w:szCs w:val="18"/>
-        </w:rPr>
-        <w:t xml:space="preserve">
-</w:t>
-      </w:r>
-      <w:r>
-        <w:rPr>
-          <w:rFonts w:ascii="Courier New" w:cs="Courier New" w:eastAsia="Courier New" w:hAnsi="Courier New"/>
-          <w:color w:val="1D1D1F"/>
-          <w:sz w:val="18"/>
-          <w:szCs w:val="18"/>
-        </w:rPr>
-        <w:t xml:space="preserve">nba_model = MultiOutputClassifier(
-</w:t>
-      </w:r>
-      <w:r>
-        <w:rPr>
-          <w:rFonts w:ascii="Courier New" w:cs="Courier New" w:eastAsia="Courier New" w:hAnsi="Courier New"/>
-          <w:color w:val="1D1D1F"/>
-          <w:sz w:val="18"/>
-          <w:szCs w:val="18"/>
-        </w:rPr>
-        <w:t xml:space="preserve">    LogisticRegression(class_weight='balanced', max_iter=1000)
-</w:t>
-      </w:r>
-      <w:r>
-        <w:rPr>
-          <w:rFonts w:ascii="Courier New" w:cs="Courier New" w:eastAsia="Courier New" w:hAnsi="Courier New"/>
-          <w:color w:val="1D1D1F"/>
-          <w:sz w:val="18"/>
-          <w:szCs w:val="18"/>
-        </w:rPr>
-        <w:t xml:space="preserve">)
-</w:t>
-      </w:r>
-      <w:r>
-        <w:rPr>
-          <w:rFonts w:ascii="Courier New" w:cs="Courier New" w:eastAsia="Courier New" w:hAnsi="Courier New"/>
-          <w:color w:val="1D1D1F"/>
-          <w:sz w:val="18"/>
-          <w:szCs w:val="18"/>
-        </w:rPr>
-        <w:t xml:space="preserve">nba_model.fit(X_train, y_multi)
-</w:t>
-      </w:r>
-      <w:r>
-        <w:rPr>
-          <w:rFonts w:ascii="Courier New" w:cs="Courier New" w:eastAsia="Courier New" w:hAnsi="Courier New"/>
-          <w:color w:val="1D1D1F"/>
-          <w:sz w:val="18"/>
-          <w:szCs w:val="18"/>
-        </w:rPr>
-        <w:t xml:space="preserve">
-</w:t>
-      </w:r>
-      <w:r>
-        <w:rPr>
-          <w:rFonts w:ascii="Courier New" w:cs="Courier New" w:eastAsia="Courier New" w:hAnsi="Courier New"/>
-          <w:color w:val="1D1D1F"/>
-          <w:sz w:val="18"/>
-          <w:szCs w:val="18"/>
-        </w:rPr>
-        <w:t xml:space="preserve">def get_nba(hcp_features, top_n=3):
-</w:t>
-      </w:r>
-      <w:r>
-        <w:rPr>
-          <w:rFonts w:ascii="Courier New" w:cs="Courier New" w:eastAsia="Courier New" w:hAnsi="Courier New"/>
-          <w:color w:val="1D1D1F"/>
-          <w:sz w:val="18"/>
-          <w:szCs w:val="18"/>
-        </w:rPr>
-        <w:t xml:space="preserve">    probs = nba_model.predict_proba(hcp_features.reshape(1,-1))
-</w:t>
-      </w:r>
-      <w:r>
-        <w:rPr>
-          <w:rFonts w:ascii="Courier New" w:cs="Courier New" w:eastAsia="Courier New" w:hAnsi="Courier New"/>
-          <w:color w:val="1D1D1F"/>
-          <w:sz w:val="18"/>
-          <w:szCs w:val="18"/>
-        </w:rPr>
-        <w:t xml:space="preserve">    scores = [(NBA_ACTIONS[i], probs[i][0][1]) for i in range(len(NBA_ACTIONS))]
-</w:t>
-      </w:r>
-      <w:r>
-        <w:rPr>
-          <w:rFonts w:ascii="Courier New" w:cs="Courier New" w:eastAsia="Courier New" w:hAnsi="Courier New"/>
-          <w:color w:val="1D1D1F"/>
-          <w:sz w:val="18"/>
-          <w:szCs w:val="18"/>
-        </w:rPr>
-        <w:t xml:space="preserve">    return sorted(scores, key=lambda x: -x[1])[:top_n]
-</w:t>
-      </w:r>
-      <w:r>
-        <w:rPr>
-          <w:rFonts w:ascii="Courier New" w:cs="Courier New" w:eastAsia="Courier New" w:hAnsi="Courier New"/>
-          <w:color w:val="1D1D1F"/>
-          <w:sz w:val="18"/>
-          <w:szCs w:val="18"/>
-        </w:rPr>
-        <w:t xml:space="preserve">
-</w:t>
-      </w:r>
-      <w:r>
-        <w:rPr>
-          <w:rFonts w:ascii="Courier New" w:cs="Courier New" w:eastAsia="Courier New" w:hAnsi="Courier New"/>
-          <w:color w:val="1D1D1F"/>
-          <w:sz w:val="18"/>
-          <w:szCs w:val="18"/>
-        </w:rPr>
-        <w:t xml:space="preserve"># Example output for Dr Smith:
-</w:t>
-      </w:r>
-      <w:r>
-        <w:rPr>
-          <w:rFonts w:ascii="Courier New" w:cs="Courier New" w:eastAsia="Courier New" w:hAnsi="Courier New"/>
-          <w:color w:val="1D1D1F"/>
-          <w:sz w:val="18"/>
-          <w:szCs w:val="18"/>
-        </w:rPr>
-        <w:t xml:space="preserve"># [('SCHEDULE_FIELD_VISIT', 0.87),
-</w:t>
-      </w:r>
-      <w:r>
-        <w:rPr>
-          <w:rFonts w:ascii="Courier New" w:cs="Courier New" w:eastAsia="Courier New" w:hAnsi="Courier New"/>
-          <w:color w:val="1D1D1F"/>
-          <w:sz w:val="18"/>
-          <w:szCs w:val="18"/>
-        </w:rPr>
-        <w:t xml:space="preserve">#  ('SEND_APPROVED_EMAIL',  0.61),
-</w:t>
-      </w:r>
-      <w:r>
-        <w:rPr>
-          <w:rFonts w:ascii="Courier New" w:cs="Courier New" w:eastAsia="Courier New" w:hAnsi="Courier New"/>
-          <w:color w:val="1D1D1F"/>
-          <w:sz w:val="18"/>
-          <w:szCs w:val="18"/>
-        </w:rPr>
-        <w:t xml:space="preserve">#  ('INVITE_ADVISORY_BOARD', 0.44)]</w:t>
-      </w:r>
-    </w:p>
+    <w:tbl>
+      <w:tblPr>
+        <w:tblW w:type="dxa" w:w="9360"/>
+        <w:tblBorders>
+          <w:top w:val="single" w:color="003DA5" w:sz="1"/>
+          <w:left w:val="none"/>
+          <w:bottom w:val="single" w:color="003DA5" w:sz="1"/>
+          <w:right w:val="none"/>
+          <w:insideH w:val="single" w:color="auto" w:sz="4"/>
+          <w:insideV w:val="single" w:color="auto" w:sz="4"/>
+        </w:tblBorders>
+      </w:tblPr>
+      <w:tblGrid>
+        <w:gridCol w:w="9360"/>
+      </w:tblGrid>
+      <w:tr>
+        <w:tc>
+          <w:tcPr>
+            <w:tcW w:type="dxa" w:w="9360"/>
+            <w:tcBorders>
+              <w:top w:val="none" w:color="FFFFFF" w:sz="0"/>
+              <w:left w:val="single" w:color="003DA5" w:sz="10"/>
+              <w:bottom w:val="none" w:color="FFFFFF" w:sz="0"/>
+              <w:right w:val="none" w:color="FFFFFF" w:sz="0"/>
+            </w:tcBorders>
+            <w:shd w:fill="F0F4FF" w:val="clear"/>
+            <w:tcMar>
+              <w:top w:type="dxa" w:w="80"/>
+              <w:left w:type="dxa" w:w="160"/>
+              <w:bottom w:type="dxa" w:w="0"/>
+              <w:right w:type="dxa" w:w="80"/>
+            </w:tcMar>
+          </w:tcPr>
+          <w:p>
+            <w:pPr>
+              <w:spacing w:after="0" w:before="0"/>
+            </w:pPr>
+            <w:r>
+              <w:rPr>
+                <w:rFonts w:ascii="Courier New" w:cs="Courier New" w:eastAsia="Courier New" w:hAnsi="Courier New"/>
+                <w:color w:val="1D1D1F"/>
+                <w:sz w:val="18"/>
+                <w:szCs w:val="18"/>
+              </w:rPr>
+              <w:t xml:space="preserve"># nba_model.py  —  multi-label classification</w:t>
+            </w:r>
+          </w:p>
+        </w:tc>
+      </w:tr>
+      <w:tr>
+        <w:tc>
+          <w:tcPr>
+            <w:tcW w:type="dxa" w:w="9360"/>
+            <w:tcBorders>
+              <w:top w:val="none" w:color="FFFFFF" w:sz="0"/>
+              <w:left w:val="single" w:color="003DA5" w:sz="10"/>
+              <w:bottom w:val="none" w:color="FFFFFF" w:sz="0"/>
+              <w:right w:val="none" w:color="FFFFFF" w:sz="0"/>
+            </w:tcBorders>
+            <w:shd w:fill="F0F4FF" w:val="clear"/>
+            <w:tcMar>
+              <w:top w:type="dxa" w:w="0"/>
+              <w:left w:type="dxa" w:w="160"/>
+              <w:bottom w:type="dxa" w:w="0"/>
+              <w:right w:type="dxa" w:w="80"/>
+            </w:tcMar>
+          </w:tcPr>
+          <w:p>
+            <w:pPr>
+              <w:spacing w:after="0" w:before="0"/>
+            </w:pPr>
+            <w:r>
+              <w:rPr>
+                <w:rFonts w:ascii="Courier New" w:cs="Courier New" w:eastAsia="Courier New" w:hAnsi="Courier New"/>
+                <w:color w:val="1D1D1F"/>
+                <w:sz w:val="18"/>
+                <w:szCs w:val="18"/>
+              </w:rPr>
+              <w:t xml:space="preserve">from sklearn.multioutput import MultiOutputClassifier</w:t>
+            </w:r>
+          </w:p>
+        </w:tc>
+      </w:tr>
+      <w:tr>
+        <w:tc>
+          <w:tcPr>
+            <w:tcW w:type="dxa" w:w="9360"/>
+            <w:tcBorders>
+              <w:top w:val="none" w:color="FFFFFF" w:sz="0"/>
+              <w:left w:val="single" w:color="003DA5" w:sz="10"/>
+              <w:bottom w:val="none" w:color="FFFFFF" w:sz="0"/>
+              <w:right w:val="none" w:color="FFFFFF" w:sz="0"/>
+            </w:tcBorders>
+            <w:shd w:fill="F0F4FF" w:val="clear"/>
+            <w:tcMar>
+              <w:top w:type="dxa" w:w="0"/>
+              <w:left w:type="dxa" w:w="160"/>
+              <w:bottom w:type="dxa" w:w="0"/>
+              <w:right w:type="dxa" w:w="80"/>
+            </w:tcMar>
+          </w:tcPr>
+          <w:p>
+            <w:pPr>
+              <w:spacing w:after="0" w:before="0"/>
+            </w:pPr>
+            <w:r>
+              <w:rPr>
+                <w:rFonts w:ascii="Courier New" w:cs="Courier New" w:eastAsia="Courier New" w:hAnsi="Courier New"/>
+                <w:color w:val="1D1D1F"/>
+                <w:sz w:val="18"/>
+                <w:szCs w:val="18"/>
+              </w:rPr>
+              <w:t xml:space="preserve">from sklearn.linear_model import LogisticRegression</w:t>
+            </w:r>
+          </w:p>
+        </w:tc>
+      </w:tr>
+      <w:tr>
+        <w:tc>
+          <w:tcPr>
+            <w:tcW w:type="dxa" w:w="9360"/>
+            <w:tcBorders>
+              <w:top w:val="none" w:color="FFFFFF" w:sz="0"/>
+              <w:left w:val="single" w:color="003DA5" w:sz="10"/>
+              <w:bottom w:val="none" w:color="FFFFFF" w:sz="0"/>
+              <w:right w:val="none" w:color="FFFFFF" w:sz="0"/>
+            </w:tcBorders>
+            <w:shd w:fill="F0F4FF" w:val="clear"/>
+            <w:tcMar>
+              <w:top w:type="dxa" w:w="0"/>
+              <w:left w:type="dxa" w:w="160"/>
+              <w:bottom w:type="dxa" w:w="0"/>
+              <w:right w:type="dxa" w:w="80"/>
+            </w:tcMar>
+          </w:tcPr>
+          <w:p>
+            <w:pPr>
+              <w:spacing w:after="0" w:before="0"/>
+            </w:pPr>
+            <w:r>
+              <w:rPr>
+                <w:rFonts w:ascii="Courier New" w:cs="Courier New" w:eastAsia="Courier New" w:hAnsi="Courier New"/>
+                <w:color w:val="1D1D1F"/>
+                <w:sz w:val="18"/>
+                <w:szCs w:val="18"/>
+              </w:rPr>
+              <w:t xml:space="preserve">from sklearn.preprocessing import MultiLabelBinarizer</w:t>
+            </w:r>
+          </w:p>
+        </w:tc>
+      </w:tr>
+      <w:tr>
+        <w:tc>
+          <w:tcPr>
+            <w:tcW w:type="dxa" w:w="9360"/>
+            <w:tcBorders>
+              <w:top w:val="none" w:color="FFFFFF" w:sz="0"/>
+              <w:left w:val="single" w:color="003DA5" w:sz="10"/>
+              <w:bottom w:val="none" w:color="FFFFFF" w:sz="0"/>
+              <w:right w:val="none" w:color="FFFFFF" w:sz="0"/>
+            </w:tcBorders>
+            <w:shd w:fill="F0F4FF" w:val="clear"/>
+            <w:tcMar>
+              <w:top w:type="dxa" w:w="0"/>
+              <w:left w:type="dxa" w:w="160"/>
+              <w:bottom w:type="dxa" w:w="0"/>
+              <w:right w:type="dxa" w:w="80"/>
+            </w:tcMar>
+          </w:tcPr>
+          <w:p>
+            <w:pPr>
+              <w:spacing w:after="0" w:before="0"/>
+            </w:pPr>
+            <w:r>
+              <w:rPr>
+                <w:rFonts w:ascii="Courier New" w:cs="Courier New" w:eastAsia="Courier New" w:hAnsi="Courier New"/>
+                <w:color w:val="1D1D1F"/>
+                <w:sz w:val="18"/>
+                <w:szCs w:val="18"/>
+              </w:rPr>
+              <w:t xml:space="preserve">import numpy as np</w:t>
+            </w:r>
+          </w:p>
+        </w:tc>
+      </w:tr>
+      <w:tr>
+        <w:tc>
+          <w:tcPr>
+            <w:tcW w:type="dxa" w:w="9360"/>
+            <w:tcBorders>
+              <w:top w:val="none" w:color="FFFFFF" w:sz="0"/>
+              <w:left w:val="single" w:color="003DA5" w:sz="10"/>
+              <w:bottom w:val="none" w:color="FFFFFF" w:sz="0"/>
+              <w:right w:val="none" w:color="FFFFFF" w:sz="0"/>
+            </w:tcBorders>
+            <w:shd w:fill="F0F4FF" w:val="clear"/>
+            <w:tcMar>
+              <w:top w:type="dxa" w:w="0"/>
+              <w:left w:type="dxa" w:w="160"/>
+              <w:bottom w:type="dxa" w:w="0"/>
+              <w:right w:type="dxa" w:w="80"/>
+            </w:tcMar>
+          </w:tcPr>
+          <w:p>
+            <w:pPr>
+              <w:spacing w:after="0" w:before="0"/>
+            </w:pPr>
+            <w:r>
+              <w:rPr>
+                <w:rFonts w:ascii="Courier New" w:cs="Courier New" w:eastAsia="Courier New" w:hAnsi="Courier New"/>
+                <w:color w:val="1D1D1F"/>
+                <w:sz w:val="18"/>
+                <w:szCs w:val="18"/>
+              </w:rPr>
+              <w:t xml:space="preserve"/>
+            </w:r>
+          </w:p>
+        </w:tc>
+      </w:tr>
+      <w:tr>
+        <w:tc>
+          <w:tcPr>
+            <w:tcW w:type="dxa" w:w="9360"/>
+            <w:tcBorders>
+              <w:top w:val="none" w:color="FFFFFF" w:sz="0"/>
+              <w:left w:val="single" w:color="003DA5" w:sz="10"/>
+              <w:bottom w:val="none" w:color="FFFFFF" w:sz="0"/>
+              <w:right w:val="none" w:color="FFFFFF" w:sz="0"/>
+            </w:tcBorders>
+            <w:shd w:fill="F0F4FF" w:val="clear"/>
+            <w:tcMar>
+              <w:top w:type="dxa" w:w="0"/>
+              <w:left w:type="dxa" w:w="160"/>
+              <w:bottom w:type="dxa" w:w="0"/>
+              <w:right w:type="dxa" w:w="80"/>
+            </w:tcMar>
+          </w:tcPr>
+          <w:p>
+            <w:pPr>
+              <w:spacing w:after="0" w:before="0"/>
+            </w:pPr>
+            <w:r>
+              <w:rPr>
+                <w:rFonts w:ascii="Courier New" w:cs="Courier New" w:eastAsia="Courier New" w:hAnsi="Courier New"/>
+                <w:color w:val="1D1D1F"/>
+                <w:sz w:val="18"/>
+                <w:szCs w:val="18"/>
+              </w:rPr>
+              <w:t xml:space="preserve">NBA_ACTIONS = [</w:t>
+            </w:r>
+          </w:p>
+        </w:tc>
+      </w:tr>
+      <w:tr>
+        <w:tc>
+          <w:tcPr>
+            <w:tcW w:type="dxa" w:w="9360"/>
+            <w:tcBorders>
+              <w:top w:val="none" w:color="FFFFFF" w:sz="0"/>
+              <w:left w:val="single" w:color="003DA5" w:sz="10"/>
+              <w:bottom w:val="none" w:color="FFFFFF" w:sz="0"/>
+              <w:right w:val="none" w:color="FFFFFF" w:sz="0"/>
+            </w:tcBorders>
+            <w:shd w:fill="F0F4FF" w:val="clear"/>
+            <w:tcMar>
+              <w:top w:type="dxa" w:w="0"/>
+              <w:left w:type="dxa" w:w="160"/>
+              <w:bottom w:type="dxa" w:w="0"/>
+              <w:right w:type="dxa" w:w="80"/>
+            </w:tcMar>
+          </w:tcPr>
+          <w:p>
+            <w:pPr>
+              <w:spacing w:after="0" w:before="0"/>
+            </w:pPr>
+            <w:r>
+              <w:rPr>
+                <w:rFonts w:ascii="Courier New" w:cs="Courier New" w:eastAsia="Courier New" w:hAnsi="Courier New"/>
+                <w:color w:val="1D1D1F"/>
+                <w:sz w:val="18"/>
+                <w:szCs w:val="18"/>
+              </w:rPr>
+              <w:t xml:space="preserve">    'SCHEDULE_FIELD_VISIT', 'SEND_APPROVED_EMAIL',</w:t>
+            </w:r>
+          </w:p>
+        </w:tc>
+      </w:tr>
+      <w:tr>
+        <w:tc>
+          <w:tcPr>
+            <w:tcW w:type="dxa" w:w="9360"/>
+            <w:tcBorders>
+              <w:top w:val="none" w:color="FFFFFF" w:sz="0"/>
+              <w:left w:val="single" w:color="003DA5" w:sz="10"/>
+              <w:bottom w:val="none" w:color="FFFFFF" w:sz="0"/>
+              <w:right w:val="none" w:color="FFFFFF" w:sz="0"/>
+            </w:tcBorders>
+            <w:shd w:fill="F0F4FF" w:val="clear"/>
+            <w:tcMar>
+              <w:top w:type="dxa" w:w="0"/>
+              <w:left w:type="dxa" w:w="160"/>
+              <w:bottom w:type="dxa" w:w="0"/>
+              <w:right w:type="dxa" w:w="80"/>
+            </w:tcMar>
+          </w:tcPr>
+          <w:p>
+            <w:pPr>
+              <w:spacing w:after="0" w:before="0"/>
+            </w:pPr>
+            <w:r>
+              <w:rPr>
+                <w:rFonts w:ascii="Courier New" w:cs="Courier New" w:eastAsia="Courier New" w:hAnsi="Courier New"/>
+                <w:color w:val="1D1D1F"/>
+                <w:sz w:val="18"/>
+                <w:szCs w:val="18"/>
+              </w:rPr>
+              <w:t xml:space="preserve">    'INVITE_ADVISORY_BOARD','SUBMIT_SAMPLE_REQUEST',</w:t>
+            </w:r>
+          </w:p>
+        </w:tc>
+      </w:tr>
+      <w:tr>
+        <w:tc>
+          <w:tcPr>
+            <w:tcW w:type="dxa" w:w="9360"/>
+            <w:tcBorders>
+              <w:top w:val="none" w:color="FFFFFF" w:sz="0"/>
+              <w:left w:val="single" w:color="003DA5" w:sz="10"/>
+              <w:bottom w:val="none" w:color="FFFFFF" w:sz="0"/>
+              <w:right w:val="none" w:color="FFFFFF" w:sz="0"/>
+            </w:tcBorders>
+            <w:shd w:fill="F0F4FF" w:val="clear"/>
+            <w:tcMar>
+              <w:top w:type="dxa" w:w="0"/>
+              <w:left w:type="dxa" w:w="160"/>
+              <w:bottom w:type="dxa" w:w="0"/>
+              <w:right w:type="dxa" w:w="80"/>
+            </w:tcMar>
+          </w:tcPr>
+          <w:p>
+            <w:pPr>
+              <w:spacing w:after="0" w:before="0"/>
+            </w:pPr>
+            <w:r>
+              <w:rPr>
+                <w:rFonts w:ascii="Courier New" w:cs="Courier New" w:eastAsia="Courier New" w:hAnsi="Courier New"/>
+                <w:color w:val="1D1D1F"/>
+                <w:sz w:val="18"/>
+                <w:szCs w:val="18"/>
+              </w:rPr>
+              <w:t xml:space="preserve">    'ESCALATE_TO_MANAGER',  'NURTURE_ONLY'</w:t>
+            </w:r>
+          </w:p>
+        </w:tc>
+      </w:tr>
+      <w:tr>
+        <w:tc>
+          <w:tcPr>
+            <w:tcW w:type="dxa" w:w="9360"/>
+            <w:tcBorders>
+              <w:top w:val="none" w:color="FFFFFF" w:sz="0"/>
+              <w:left w:val="single" w:color="003DA5" w:sz="10"/>
+              <w:bottom w:val="none" w:color="FFFFFF" w:sz="0"/>
+              <w:right w:val="none" w:color="FFFFFF" w:sz="0"/>
+            </w:tcBorders>
+            <w:shd w:fill="F0F4FF" w:val="clear"/>
+            <w:tcMar>
+              <w:top w:type="dxa" w:w="0"/>
+              <w:left w:type="dxa" w:w="160"/>
+              <w:bottom w:type="dxa" w:w="0"/>
+              <w:right w:type="dxa" w:w="80"/>
+            </w:tcMar>
+          </w:tcPr>
+          <w:p>
+            <w:pPr>
+              <w:spacing w:after="0" w:before="0"/>
+            </w:pPr>
+            <w:r>
+              <w:rPr>
+                <w:rFonts w:ascii="Courier New" w:cs="Courier New" w:eastAsia="Courier New" w:hAnsi="Courier New"/>
+                <w:color w:val="1D1D1F"/>
+                <w:sz w:val="18"/>
+                <w:szCs w:val="18"/>
+              </w:rPr>
+              <w:t xml:space="preserve">]</w:t>
+            </w:r>
+          </w:p>
+        </w:tc>
+      </w:tr>
+      <w:tr>
+        <w:tc>
+          <w:tcPr>
+            <w:tcW w:type="dxa" w:w="9360"/>
+            <w:tcBorders>
+              <w:top w:val="none" w:color="FFFFFF" w:sz="0"/>
+              <w:left w:val="single" w:color="003DA5" w:sz="10"/>
+              <w:bottom w:val="none" w:color="FFFFFF" w:sz="0"/>
+              <w:right w:val="none" w:color="FFFFFF" w:sz="0"/>
+            </w:tcBorders>
+            <w:shd w:fill="F0F4FF" w:val="clear"/>
+            <w:tcMar>
+              <w:top w:type="dxa" w:w="0"/>
+              <w:left w:type="dxa" w:w="160"/>
+              <w:bottom w:type="dxa" w:w="0"/>
+              <w:right w:type="dxa" w:w="80"/>
+            </w:tcMar>
+          </w:tcPr>
+          <w:p>
+            <w:pPr>
+              <w:spacing w:after="0" w:before="0"/>
+            </w:pPr>
+            <w:r>
+              <w:rPr>
+                <w:rFonts w:ascii="Courier New" w:cs="Courier New" w:eastAsia="Courier New" w:hAnsi="Courier New"/>
+                <w:color w:val="1D1D1F"/>
+                <w:sz w:val="18"/>
+                <w:szCs w:val="18"/>
+              </w:rPr>
+              <w:t xml:space="preserve"/>
+            </w:r>
+          </w:p>
+        </w:tc>
+      </w:tr>
+      <w:tr>
+        <w:tc>
+          <w:tcPr>
+            <w:tcW w:type="dxa" w:w="9360"/>
+            <w:tcBorders>
+              <w:top w:val="none" w:color="FFFFFF" w:sz="0"/>
+              <w:left w:val="single" w:color="003DA5" w:sz="10"/>
+              <w:bottom w:val="none" w:color="FFFFFF" w:sz="0"/>
+              <w:right w:val="none" w:color="FFFFFF" w:sz="0"/>
+            </w:tcBorders>
+            <w:shd w:fill="F0F4FF" w:val="clear"/>
+            <w:tcMar>
+              <w:top w:type="dxa" w:w="0"/>
+              <w:left w:type="dxa" w:w="160"/>
+              <w:bottom w:type="dxa" w:w="0"/>
+              <w:right w:type="dxa" w:w="80"/>
+            </w:tcMar>
+          </w:tcPr>
+          <w:p>
+            <w:pPr>
+              <w:spacing w:after="0" w:before="0"/>
+            </w:pPr>
+            <w:r>
+              <w:rPr>
+                <w:rFonts w:ascii="Courier New" w:cs="Courier New" w:eastAsia="Courier New" w:hAnsi="Courier New"/>
+                <w:color w:val="1D1D1F"/>
+                <w:sz w:val="18"/>
+                <w:szCs w:val="18"/>
+              </w:rPr>
+              <w:t xml:space="preserve">mlb     = MultiLabelBinarizer(classes=NBA_ACTIONS)</w:t>
+            </w:r>
+          </w:p>
+        </w:tc>
+      </w:tr>
+      <w:tr>
+        <w:tc>
+          <w:tcPr>
+            <w:tcW w:type="dxa" w:w="9360"/>
+            <w:tcBorders>
+              <w:top w:val="none" w:color="FFFFFF" w:sz="0"/>
+              <w:left w:val="single" w:color="003DA5" w:sz="10"/>
+              <w:bottom w:val="none" w:color="FFFFFF" w:sz="0"/>
+              <w:right w:val="none" w:color="FFFFFF" w:sz="0"/>
+            </w:tcBorders>
+            <w:shd w:fill="F0F4FF" w:val="clear"/>
+            <w:tcMar>
+              <w:top w:type="dxa" w:w="0"/>
+              <w:left w:type="dxa" w:w="160"/>
+              <w:bottom w:type="dxa" w:w="0"/>
+              <w:right w:type="dxa" w:w="80"/>
+            </w:tcMar>
+          </w:tcPr>
+          <w:p>
+            <w:pPr>
+              <w:spacing w:after="0" w:before="0"/>
+            </w:pPr>
+            <w:r>
+              <w:rPr>
+                <w:rFonts w:ascii="Courier New" w:cs="Courier New" w:eastAsia="Courier New" w:hAnsi="Courier New"/>
+                <w:color w:val="1D1D1F"/>
+                <w:sz w:val="18"/>
+                <w:szCs w:val="18"/>
+              </w:rPr>
+              <w:t xml:space="preserve">y_multi = mlb.fit_transform(historical_actions)</w:t>
+            </w:r>
+          </w:p>
+        </w:tc>
+      </w:tr>
+      <w:tr>
+        <w:tc>
+          <w:tcPr>
+            <w:tcW w:type="dxa" w:w="9360"/>
+            <w:tcBorders>
+              <w:top w:val="none" w:color="FFFFFF" w:sz="0"/>
+              <w:left w:val="single" w:color="003DA5" w:sz="10"/>
+              <w:bottom w:val="none" w:color="FFFFFF" w:sz="0"/>
+              <w:right w:val="none" w:color="FFFFFF" w:sz="0"/>
+            </w:tcBorders>
+            <w:shd w:fill="F0F4FF" w:val="clear"/>
+            <w:tcMar>
+              <w:top w:type="dxa" w:w="0"/>
+              <w:left w:type="dxa" w:w="160"/>
+              <w:bottom w:type="dxa" w:w="0"/>
+              <w:right w:type="dxa" w:w="80"/>
+            </w:tcMar>
+          </w:tcPr>
+          <w:p>
+            <w:pPr>
+              <w:spacing w:after="0" w:before="0"/>
+            </w:pPr>
+            <w:r>
+              <w:rPr>
+                <w:rFonts w:ascii="Courier New" w:cs="Courier New" w:eastAsia="Courier New" w:hAnsi="Courier New"/>
+                <w:color w:val="1D1D1F"/>
+                <w:sz w:val="18"/>
+                <w:szCs w:val="18"/>
+              </w:rPr>
+              <w:t xml:space="preserve"/>
+            </w:r>
+          </w:p>
+        </w:tc>
+      </w:tr>
+      <w:tr>
+        <w:tc>
+          <w:tcPr>
+            <w:tcW w:type="dxa" w:w="9360"/>
+            <w:tcBorders>
+              <w:top w:val="none" w:color="FFFFFF" w:sz="0"/>
+              <w:left w:val="single" w:color="003DA5" w:sz="10"/>
+              <w:bottom w:val="none" w:color="FFFFFF" w:sz="0"/>
+              <w:right w:val="none" w:color="FFFFFF" w:sz="0"/>
+            </w:tcBorders>
+            <w:shd w:fill="F0F4FF" w:val="clear"/>
+            <w:tcMar>
+              <w:top w:type="dxa" w:w="0"/>
+              <w:left w:type="dxa" w:w="160"/>
+              <w:bottom w:type="dxa" w:w="0"/>
+              <w:right w:type="dxa" w:w="80"/>
+            </w:tcMar>
+          </w:tcPr>
+          <w:p>
+            <w:pPr>
+              <w:spacing w:after="0" w:before="0"/>
+            </w:pPr>
+            <w:r>
+              <w:rPr>
+                <w:rFonts w:ascii="Courier New" w:cs="Courier New" w:eastAsia="Courier New" w:hAnsi="Courier New"/>
+                <w:color w:val="1D1D1F"/>
+                <w:sz w:val="18"/>
+                <w:szCs w:val="18"/>
+              </w:rPr>
+              <w:t xml:space="preserve">nba_model = MultiOutputClassifier(</w:t>
+            </w:r>
+          </w:p>
+        </w:tc>
+      </w:tr>
+      <w:tr>
+        <w:tc>
+          <w:tcPr>
+            <w:tcW w:type="dxa" w:w="9360"/>
+            <w:tcBorders>
+              <w:top w:val="none" w:color="FFFFFF" w:sz="0"/>
+              <w:left w:val="single" w:color="003DA5" w:sz="10"/>
+              <w:bottom w:val="none" w:color="FFFFFF" w:sz="0"/>
+              <w:right w:val="none" w:color="FFFFFF" w:sz="0"/>
+            </w:tcBorders>
+            <w:shd w:fill="F0F4FF" w:val="clear"/>
+            <w:tcMar>
+              <w:top w:type="dxa" w:w="0"/>
+              <w:left w:type="dxa" w:w="160"/>
+              <w:bottom w:type="dxa" w:w="0"/>
+              <w:right w:type="dxa" w:w="80"/>
+            </w:tcMar>
+          </w:tcPr>
+          <w:p>
+            <w:pPr>
+              <w:spacing w:after="0" w:before="0"/>
+            </w:pPr>
+            <w:r>
+              <w:rPr>
+                <w:rFonts w:ascii="Courier New" w:cs="Courier New" w:eastAsia="Courier New" w:hAnsi="Courier New"/>
+                <w:color w:val="1D1D1F"/>
+                <w:sz w:val="18"/>
+                <w:szCs w:val="18"/>
+              </w:rPr>
+              <w:t xml:space="preserve">    LogisticRegression(class_weight='balanced', max_iter=1000)</w:t>
+            </w:r>
+          </w:p>
+        </w:tc>
+      </w:tr>
+      <w:tr>
+        <w:tc>
+          <w:tcPr>
+            <w:tcW w:type="dxa" w:w="9360"/>
+            <w:tcBorders>
+              <w:top w:val="none" w:color="FFFFFF" w:sz="0"/>
+              <w:left w:val="single" w:color="003DA5" w:sz="10"/>
+              <w:bottom w:val="none" w:color="FFFFFF" w:sz="0"/>
+              <w:right w:val="none" w:color="FFFFFF" w:sz="0"/>
+            </w:tcBorders>
+            <w:shd w:fill="F0F4FF" w:val="clear"/>
+            <w:tcMar>
+              <w:top w:type="dxa" w:w="0"/>
+              <w:left w:type="dxa" w:w="160"/>
+              <w:bottom w:type="dxa" w:w="0"/>
+              <w:right w:type="dxa" w:w="80"/>
+            </w:tcMar>
+          </w:tcPr>
+          <w:p>
+            <w:pPr>
+              <w:spacing w:after="0" w:before="0"/>
+            </w:pPr>
+            <w:r>
+              <w:rPr>
+                <w:rFonts w:ascii="Courier New" w:cs="Courier New" w:eastAsia="Courier New" w:hAnsi="Courier New"/>
+                <w:color w:val="1D1D1F"/>
+                <w:sz w:val="18"/>
+                <w:szCs w:val="18"/>
+              </w:rPr>
+              <w:t xml:space="preserve">)</w:t>
+            </w:r>
+          </w:p>
+        </w:tc>
+      </w:tr>
+      <w:tr>
+        <w:tc>
+          <w:tcPr>
+            <w:tcW w:type="dxa" w:w="9360"/>
+            <w:tcBorders>
+              <w:top w:val="none" w:color="FFFFFF" w:sz="0"/>
+              <w:left w:val="single" w:color="003DA5" w:sz="10"/>
+              <w:bottom w:val="none" w:color="FFFFFF" w:sz="0"/>
+              <w:right w:val="none" w:color="FFFFFF" w:sz="0"/>
+            </w:tcBorders>
+            <w:shd w:fill="F0F4FF" w:val="clear"/>
+            <w:tcMar>
+              <w:top w:type="dxa" w:w="0"/>
+              <w:left w:type="dxa" w:w="160"/>
+              <w:bottom w:type="dxa" w:w="0"/>
+              <w:right w:type="dxa" w:w="80"/>
+            </w:tcMar>
+          </w:tcPr>
+          <w:p>
+            <w:pPr>
+              <w:spacing w:after="0" w:before="0"/>
+            </w:pPr>
+            <w:r>
+              <w:rPr>
+                <w:rFonts w:ascii="Courier New" w:cs="Courier New" w:eastAsia="Courier New" w:hAnsi="Courier New"/>
+                <w:color w:val="1D1D1F"/>
+                <w:sz w:val="18"/>
+                <w:szCs w:val="18"/>
+              </w:rPr>
+              <w:t xml:space="preserve">nba_model.fit(X_train, y_multi)</w:t>
+            </w:r>
+          </w:p>
+        </w:tc>
+      </w:tr>
+      <w:tr>
+        <w:tc>
+          <w:tcPr>
+            <w:tcW w:type="dxa" w:w="9360"/>
+            <w:tcBorders>
+              <w:top w:val="none" w:color="FFFFFF" w:sz="0"/>
+              <w:left w:val="single" w:color="003DA5" w:sz="10"/>
+              <w:bottom w:val="none" w:color="FFFFFF" w:sz="0"/>
+              <w:right w:val="none" w:color="FFFFFF" w:sz="0"/>
+            </w:tcBorders>
+            <w:shd w:fill="F0F4FF" w:val="clear"/>
+            <w:tcMar>
+              <w:top w:type="dxa" w:w="0"/>
+              <w:left w:type="dxa" w:w="160"/>
+              <w:bottom w:type="dxa" w:w="0"/>
+              <w:right w:type="dxa" w:w="80"/>
+            </w:tcMar>
+          </w:tcPr>
+          <w:p>
+            <w:pPr>
+              <w:spacing w:after="0" w:before="0"/>
+            </w:pPr>
+            <w:r>
+              <w:rPr>
+                <w:rFonts w:ascii="Courier New" w:cs="Courier New" w:eastAsia="Courier New" w:hAnsi="Courier New"/>
+                <w:color w:val="1D1D1F"/>
+                <w:sz w:val="18"/>
+                <w:szCs w:val="18"/>
+              </w:rPr>
+              <w:t xml:space="preserve"/>
+            </w:r>
+          </w:p>
+        </w:tc>
+      </w:tr>
+      <w:tr>
+        <w:tc>
+          <w:tcPr>
+            <w:tcW w:type="dxa" w:w="9360"/>
+            <w:tcBorders>
+              <w:top w:val="none" w:color="FFFFFF" w:sz="0"/>
+              <w:left w:val="single" w:color="003DA5" w:sz="10"/>
+              <w:bottom w:val="none" w:color="FFFFFF" w:sz="0"/>
+              <w:right w:val="none" w:color="FFFFFF" w:sz="0"/>
+            </w:tcBorders>
+            <w:shd w:fill="F0F4FF" w:val="clear"/>
+            <w:tcMar>
+              <w:top w:type="dxa" w:w="0"/>
+              <w:left w:type="dxa" w:w="160"/>
+              <w:bottom w:type="dxa" w:w="0"/>
+              <w:right w:type="dxa" w:w="80"/>
+            </w:tcMar>
+          </w:tcPr>
+          <w:p>
+            <w:pPr>
+              <w:spacing w:after="0" w:before="0"/>
+            </w:pPr>
+            <w:r>
+              <w:rPr>
+                <w:rFonts w:ascii="Courier New" w:cs="Courier New" w:eastAsia="Courier New" w:hAnsi="Courier New"/>
+                <w:color w:val="1D1D1F"/>
+                <w:sz w:val="18"/>
+                <w:szCs w:val="18"/>
+              </w:rPr>
+              <w:t xml:space="preserve">def get_nba(hcp_features, top_n=3):</w:t>
+            </w:r>
+          </w:p>
+        </w:tc>
+      </w:tr>
+      <w:tr>
+        <w:tc>
+          <w:tcPr>
+            <w:tcW w:type="dxa" w:w="9360"/>
+            <w:tcBorders>
+              <w:top w:val="none" w:color="FFFFFF" w:sz="0"/>
+              <w:left w:val="single" w:color="003DA5" w:sz="10"/>
+              <w:bottom w:val="none" w:color="FFFFFF" w:sz="0"/>
+              <w:right w:val="none" w:color="FFFFFF" w:sz="0"/>
+            </w:tcBorders>
+            <w:shd w:fill="F0F4FF" w:val="clear"/>
+            <w:tcMar>
+              <w:top w:type="dxa" w:w="0"/>
+              <w:left w:type="dxa" w:w="160"/>
+              <w:bottom w:type="dxa" w:w="0"/>
+              <w:right w:type="dxa" w:w="80"/>
+            </w:tcMar>
+          </w:tcPr>
+          <w:p>
+            <w:pPr>
+              <w:spacing w:after="0" w:before="0"/>
+            </w:pPr>
+            <w:r>
+              <w:rPr>
+                <w:rFonts w:ascii="Courier New" w:cs="Courier New" w:eastAsia="Courier New" w:hAnsi="Courier New"/>
+                <w:color w:val="1D1D1F"/>
+                <w:sz w:val="18"/>
+                <w:szCs w:val="18"/>
+              </w:rPr>
+              <w:t xml:space="preserve">    probs = nba_model.predict_proba(hcp_features.reshape(1,-1))</w:t>
+            </w:r>
+          </w:p>
+        </w:tc>
+      </w:tr>
+      <w:tr>
+        <w:tc>
+          <w:tcPr>
+            <w:tcW w:type="dxa" w:w="9360"/>
+            <w:tcBorders>
+              <w:top w:val="none" w:color="FFFFFF" w:sz="0"/>
+              <w:left w:val="single" w:color="003DA5" w:sz="10"/>
+              <w:bottom w:val="none" w:color="FFFFFF" w:sz="0"/>
+              <w:right w:val="none" w:color="FFFFFF" w:sz="0"/>
+            </w:tcBorders>
+            <w:shd w:fill="F0F4FF" w:val="clear"/>
+            <w:tcMar>
+              <w:top w:type="dxa" w:w="0"/>
+              <w:left w:type="dxa" w:w="160"/>
+              <w:bottom w:type="dxa" w:w="0"/>
+              <w:right w:type="dxa" w:w="80"/>
+            </w:tcMar>
+          </w:tcPr>
+          <w:p>
+            <w:pPr>
+              <w:spacing w:after="0" w:before="0"/>
+            </w:pPr>
+            <w:r>
+              <w:rPr>
+                <w:rFonts w:ascii="Courier New" w:cs="Courier New" w:eastAsia="Courier New" w:hAnsi="Courier New"/>
+                <w:color w:val="1D1D1F"/>
+                <w:sz w:val="18"/>
+                <w:szCs w:val="18"/>
+              </w:rPr>
+              <w:t xml:space="preserve">    scores = [(NBA_ACTIONS[i], probs[i][0][1])</w:t>
+            </w:r>
+          </w:p>
+        </w:tc>
+      </w:tr>
+      <w:tr>
+        <w:tc>
+          <w:tcPr>
+            <w:tcW w:type="dxa" w:w="9360"/>
+            <w:tcBorders>
+              <w:top w:val="none" w:color="FFFFFF" w:sz="0"/>
+              <w:left w:val="single" w:color="003DA5" w:sz="10"/>
+              <w:bottom w:val="none" w:color="FFFFFF" w:sz="0"/>
+              <w:right w:val="none" w:color="FFFFFF" w:sz="0"/>
+            </w:tcBorders>
+            <w:shd w:fill="F0F4FF" w:val="clear"/>
+            <w:tcMar>
+              <w:top w:type="dxa" w:w="0"/>
+              <w:left w:type="dxa" w:w="160"/>
+              <w:bottom w:type="dxa" w:w="0"/>
+              <w:right w:type="dxa" w:w="80"/>
+            </w:tcMar>
+          </w:tcPr>
+          <w:p>
+            <w:pPr>
+              <w:spacing w:after="0" w:before="0"/>
+            </w:pPr>
+            <w:r>
+              <w:rPr>
+                <w:rFonts w:ascii="Courier New" w:cs="Courier New" w:eastAsia="Courier New" w:hAnsi="Courier New"/>
+                <w:color w:val="1D1D1F"/>
+                <w:sz w:val="18"/>
+                <w:szCs w:val="18"/>
+              </w:rPr>
+              <w:t xml:space="preserve">              for i in range(len(NBA_ACTIONS))]</w:t>
+            </w:r>
+          </w:p>
+        </w:tc>
+      </w:tr>
+      <w:tr>
+        <w:tc>
+          <w:tcPr>
+            <w:tcW w:type="dxa" w:w="9360"/>
+            <w:tcBorders>
+              <w:top w:val="none" w:color="FFFFFF" w:sz="0"/>
+              <w:left w:val="single" w:color="003DA5" w:sz="10"/>
+              <w:bottom w:val="none" w:color="FFFFFF" w:sz="0"/>
+              <w:right w:val="none" w:color="FFFFFF" w:sz="0"/>
+            </w:tcBorders>
+            <w:shd w:fill="F0F4FF" w:val="clear"/>
+            <w:tcMar>
+              <w:top w:type="dxa" w:w="0"/>
+              <w:left w:type="dxa" w:w="160"/>
+              <w:bottom w:type="dxa" w:w="0"/>
+              <w:right w:type="dxa" w:w="80"/>
+            </w:tcMar>
+          </w:tcPr>
+          <w:p>
+            <w:pPr>
+              <w:spacing w:after="0" w:before="0"/>
+            </w:pPr>
+            <w:r>
+              <w:rPr>
+                <w:rFonts w:ascii="Courier New" w:cs="Courier New" w:eastAsia="Courier New" w:hAnsi="Courier New"/>
+                <w:color w:val="1D1D1F"/>
+                <w:sz w:val="18"/>
+                <w:szCs w:val="18"/>
+              </w:rPr>
+              <w:t xml:space="preserve">    return sorted(scores, key=lambda x: -x[1])[:top_n]</w:t>
+            </w:r>
+          </w:p>
+        </w:tc>
+      </w:tr>
+      <w:tr>
+        <w:tc>
+          <w:tcPr>
+            <w:tcW w:type="dxa" w:w="9360"/>
+            <w:tcBorders>
+              <w:top w:val="none" w:color="FFFFFF" w:sz="0"/>
+              <w:left w:val="single" w:color="003DA5" w:sz="10"/>
+              <w:bottom w:val="none" w:color="FFFFFF" w:sz="0"/>
+              <w:right w:val="none" w:color="FFFFFF" w:sz="0"/>
+            </w:tcBorders>
+            <w:shd w:fill="F0F4FF" w:val="clear"/>
+            <w:tcMar>
+              <w:top w:type="dxa" w:w="0"/>
+              <w:left w:type="dxa" w:w="160"/>
+              <w:bottom w:type="dxa" w:w="0"/>
+              <w:right w:type="dxa" w:w="80"/>
+            </w:tcMar>
+          </w:tcPr>
+          <w:p>
+            <w:pPr>
+              <w:spacing w:after="0" w:before="0"/>
+            </w:pPr>
+            <w:r>
+              <w:rPr>
+                <w:rFonts w:ascii="Courier New" w:cs="Courier New" w:eastAsia="Courier New" w:hAnsi="Courier New"/>
+                <w:color w:val="1D1D1F"/>
+                <w:sz w:val="18"/>
+                <w:szCs w:val="18"/>
+              </w:rPr>
+              <w:t xml:space="preserve"/>
+            </w:r>
+          </w:p>
+        </w:tc>
+      </w:tr>
+      <w:tr>
+        <w:tc>
+          <w:tcPr>
+            <w:tcW w:type="dxa" w:w="9360"/>
+            <w:tcBorders>
+              <w:top w:val="none" w:color="FFFFFF" w:sz="0"/>
+              <w:left w:val="single" w:color="003DA5" w:sz="10"/>
+              <w:bottom w:val="none" w:color="FFFFFF" w:sz="0"/>
+              <w:right w:val="none" w:color="FFFFFF" w:sz="0"/>
+            </w:tcBorders>
+            <w:shd w:fill="F0F4FF" w:val="clear"/>
+            <w:tcMar>
+              <w:top w:type="dxa" w:w="0"/>
+              <w:left w:type="dxa" w:w="160"/>
+              <w:bottom w:type="dxa" w:w="0"/>
+              <w:right w:type="dxa" w:w="80"/>
+            </w:tcMar>
+          </w:tcPr>
+          <w:p>
+            <w:pPr>
+              <w:spacing w:after="0" w:before="0"/>
+            </w:pPr>
+            <w:r>
+              <w:rPr>
+                <w:rFonts w:ascii="Courier New" w:cs="Courier New" w:eastAsia="Courier New" w:hAnsi="Courier New"/>
+                <w:color w:val="1D1D1F"/>
+                <w:sz w:val="18"/>
+                <w:szCs w:val="18"/>
+              </w:rPr>
+              <w:t xml:space="preserve"># Example output for Dr Smith:</w:t>
+            </w:r>
+          </w:p>
+        </w:tc>
+      </w:tr>
+      <w:tr>
+        <w:tc>
+          <w:tcPr>
+            <w:tcW w:type="dxa" w:w="9360"/>
+            <w:tcBorders>
+              <w:top w:val="none" w:color="FFFFFF" w:sz="0"/>
+              <w:left w:val="single" w:color="003DA5" w:sz="10"/>
+              <w:bottom w:val="none" w:color="FFFFFF" w:sz="0"/>
+              <w:right w:val="none" w:color="FFFFFF" w:sz="0"/>
+            </w:tcBorders>
+            <w:shd w:fill="F0F4FF" w:val="clear"/>
+            <w:tcMar>
+              <w:top w:type="dxa" w:w="0"/>
+              <w:left w:type="dxa" w:w="160"/>
+              <w:bottom w:type="dxa" w:w="0"/>
+              <w:right w:type="dxa" w:w="80"/>
+            </w:tcMar>
+          </w:tcPr>
+          <w:p>
+            <w:pPr>
+              <w:spacing w:after="0" w:before="0"/>
+            </w:pPr>
+            <w:r>
+              <w:rPr>
+                <w:rFonts w:ascii="Courier New" w:cs="Courier New" w:eastAsia="Courier New" w:hAnsi="Courier New"/>
+                <w:color w:val="1D1D1F"/>
+                <w:sz w:val="18"/>
+                <w:szCs w:val="18"/>
+              </w:rPr>
+              <w:t xml:space="preserve"># [('SCHEDULE_FIELD_VISIT', 0.87),</w:t>
+            </w:r>
+          </w:p>
+        </w:tc>
+      </w:tr>
+      <w:tr>
+        <w:tc>
+          <w:tcPr>
+            <w:tcW w:type="dxa" w:w="9360"/>
+            <w:tcBorders>
+              <w:top w:val="none" w:color="FFFFFF" w:sz="0"/>
+              <w:left w:val="single" w:color="003DA5" w:sz="10"/>
+              <w:bottom w:val="none" w:color="FFFFFF" w:sz="0"/>
+              <w:right w:val="none" w:color="FFFFFF" w:sz="0"/>
+            </w:tcBorders>
+            <w:shd w:fill="F0F4FF" w:val="clear"/>
+            <w:tcMar>
+              <w:top w:type="dxa" w:w="0"/>
+              <w:left w:type="dxa" w:w="160"/>
+              <w:bottom w:type="dxa" w:w="0"/>
+              <w:right w:type="dxa" w:w="80"/>
+            </w:tcMar>
+          </w:tcPr>
+          <w:p>
+            <w:pPr>
+              <w:spacing w:after="0" w:before="0"/>
+            </w:pPr>
+            <w:r>
+              <w:rPr>
+                <w:rFonts w:ascii="Courier New" w:cs="Courier New" w:eastAsia="Courier New" w:hAnsi="Courier New"/>
+                <w:color w:val="1D1D1F"/>
+                <w:sz w:val="18"/>
+                <w:szCs w:val="18"/>
+              </w:rPr>
+              <w:t xml:space="preserve">#  ('SEND_APPROVED_EMAIL',  0.61),</w:t>
+            </w:r>
+          </w:p>
+        </w:tc>
+      </w:tr>
+      <w:tr>
+        <w:tc>
+          <w:tcPr>
+            <w:tcW w:type="dxa" w:w="9360"/>
+            <w:tcBorders>
+              <w:top w:val="none" w:color="FFFFFF" w:sz="0"/>
+              <w:left w:val="single" w:color="003DA5" w:sz="10"/>
+              <w:bottom w:val="none" w:color="FFFFFF" w:sz="0"/>
+              <w:right w:val="none" w:color="FFFFFF" w:sz="0"/>
+            </w:tcBorders>
+            <w:shd w:fill="F0F4FF" w:val="clear"/>
+            <w:tcMar>
+              <w:top w:type="dxa" w:w="0"/>
+              <w:left w:type="dxa" w:w="160"/>
+              <w:bottom w:type="dxa" w:w="80"/>
+              <w:right w:type="dxa" w:w="80"/>
+            </w:tcMar>
+          </w:tcPr>
+          <w:p>
+            <w:pPr>
+              <w:spacing w:after="0" w:before="0"/>
+            </w:pPr>
+            <w:r>
+              <w:rPr>
+                <w:rFonts w:ascii="Courier New" w:cs="Courier New" w:eastAsia="Courier New" w:hAnsi="Courier New"/>
+                <w:color w:val="1D1D1F"/>
+                <w:sz w:val="18"/>
+                <w:szCs w:val="18"/>
+              </w:rPr>
+              <w:t xml:space="preserve">#  ('INVITE_ADVISORY_BOARD', 0.44)]</w:t>
+            </w:r>
+          </w:p>
+        </w:tc>
+      </w:tr>
+    </w:tbl>
     <w:p>
       <w:r>
         <w:br w:type="page"/>
@@ -4521,174 +6950,600 @@
         <w:t xml:space="preserve">The current system uses fixed cadence by segment. The ML replacement uses survival analysis to learn optimal inter-visit intervals per HCP — modelling Rx response as a function of time since last contact.</w:t>
       </w:r>
     </w:p>
-    <w:p>
-      <w:pPr>
-        <w:pBdr>
-          <w:left w:val="single" w:color="003DA5" w:sz="10" w:space="8"/>
-        </w:pBdr>
-        <w:shd w:fill="F0F4FF" w:val="clear"/>
-        <w:spacing w:after="120" w:before="120"/>
-      </w:pPr>
-      <w:r>
-        <w:rPr>
-          <w:rFonts w:ascii="Courier New" w:cs="Courier New" w:eastAsia="Courier New" w:hAnsi="Courier New"/>
-          <w:color w:val="1D1D1F"/>
-          <w:sz w:val="18"/>
-          <w:szCs w:val="18"/>
-        </w:rPr>
-        <w:t xml:space="preserve"># cadence_optimiser.py  —  Weibull survival analysis
-</w:t>
-      </w:r>
-      <w:r>
-        <w:rPr>
-          <w:rFonts w:ascii="Courier New" w:cs="Courier New" w:eastAsia="Courier New" w:hAnsi="Courier New"/>
-          <w:color w:val="1D1D1F"/>
-          <w:sz w:val="18"/>
-          <w:szCs w:val="18"/>
-        </w:rPr>
-        <w:t xml:space="preserve">from lifelines import WeibullAFTFitter
-</w:t>
-      </w:r>
-      <w:r>
-        <w:rPr>
-          <w:rFonts w:ascii="Courier New" w:cs="Courier New" w:eastAsia="Courier New" w:hAnsi="Courier New"/>
-          <w:color w:val="1D1D1F"/>
-          <w:sz w:val="18"/>
-          <w:szCs w:val="18"/>
-        </w:rPr>
-        <w:t xml:space="preserve">
-</w:t>
-      </w:r>
-      <w:r>
-        <w:rPr>
-          <w:rFonts w:ascii="Courier New" w:cs="Courier New" w:eastAsia="Courier New" w:hAnsi="Courier New"/>
-          <w:color w:val="1D1D1F"/>
-          <w:sz w:val="18"/>
-          <w:szCs w:val="18"/>
-        </w:rPr>
-        <w:t xml:space="preserve"># One row per HCP x call interval
-</w:t>
-      </w:r>
-      <w:r>
-        <w:rPr>
-          <w:rFonts w:ascii="Courier New" w:cs="Courier New" w:eastAsia="Courier New" w:hAnsi="Courier New"/>
-          <w:color w:val="1D1D1F"/>
-          <w:sz w:val="18"/>
-          <w:szCs w:val="18"/>
-        </w:rPr>
-        <w:t xml:space="preserve"># E=1 if Rx improved in next 30 days, else 0
-</w:t>
-      </w:r>
-      <w:r>
-        <w:rPr>
-          <w:rFonts w:ascii="Courier New" w:cs="Courier New" w:eastAsia="Courier New" w:hAnsi="Courier New"/>
-          <w:color w:val="1D1D1F"/>
-          <w:sz w:val="18"/>
-          <w:szCs w:val="18"/>
-        </w:rPr>
-        <w:t xml:space="preserve">cadence_df['T'] = days_since_last_call
-</w:t>
-      </w:r>
-      <w:r>
-        <w:rPr>
-          <w:rFonts w:ascii="Courier New" w:cs="Courier New" w:eastAsia="Courier New" w:hAnsi="Courier New"/>
-          <w:color w:val="1D1D1F"/>
-          <w:sz w:val="18"/>
-          <w:szCs w:val="18"/>
-        </w:rPr>
-        <w:t xml:space="preserve">cadence_df['E'] = rx_improved_next_30d
-</w:t>
-      </w:r>
-      <w:r>
-        <w:rPr>
-          <w:rFonts w:ascii="Courier New" w:cs="Courier New" w:eastAsia="Courier New" w:hAnsi="Courier New"/>
-          <w:color w:val="1D1D1F"/>
-          <w:sz w:val="18"/>
-          <w:szCs w:val="18"/>
-        </w:rPr>
-        <w:t xml:space="preserve">
-</w:t>
-      </w:r>
-      <w:r>
-        <w:rPr>
-          <w:rFonts w:ascii="Courier New" w:cs="Courier New" w:eastAsia="Courier New" w:hAnsi="Courier New"/>
-          <w:color w:val="1D1D1F"/>
-          <w:sz w:val="18"/>
-          <w:szCs w:val="18"/>
-        </w:rPr>
-        <w:t xml:space="preserve">aft = WeibullAFTFitter()
-</w:t>
-      </w:r>
-      <w:r>
-        <w:rPr>
-          <w:rFonts w:ascii="Courier New" w:cs="Courier New" w:eastAsia="Courier New" w:hAnsi="Courier New"/>
-          <w:color w:val="1D1D1F"/>
-          <w:sz w:val="18"/>
-          <w:szCs w:val="18"/>
-        </w:rPr>
-        <w:t xml:space="preserve">aft.fit(cadence_df, duration_col='T', event_col='E')
-</w:t>
-      </w:r>
-      <w:r>
-        <w:rPr>
-          <w:rFonts w:ascii="Courier New" w:cs="Courier New" w:eastAsia="Courier New" w:hAnsi="Courier New"/>
-          <w:color w:val="1D1D1F"/>
-          <w:sz w:val="18"/>
-          <w:szCs w:val="18"/>
-        </w:rPr>
-        <w:t xml:space="preserve">
-</w:t>
-      </w:r>
-      <w:r>
-        <w:rPr>
-          <w:rFonts w:ascii="Courier New" w:cs="Courier New" w:eastAsia="Courier New" w:hAnsi="Courier New"/>
-          <w:color w:val="1D1D1F"/>
-          <w:sz w:val="18"/>
-          <w:szCs w:val="18"/>
-        </w:rPr>
-        <w:t xml:space="preserve">def optimal_cadence(hcp_features):
-</w:t>
-      </w:r>
-      <w:r>
-        <w:rPr>
-          <w:rFonts w:ascii="Courier New" w:cs="Courier New" w:eastAsia="Courier New" w:hAnsi="Courier New"/>
-          <w:color w:val="1D1D1F"/>
-          <w:sz w:val="18"/>
-          <w:szCs w:val="18"/>
-        </w:rPr>
-        <w:t xml:space="preserve">    median_survival = aft.predict_median(hcp_features)
-</w:t>
-      </w:r>
-      <w:r>
-        <w:rPr>
-          <w:rFonts w:ascii="Courier New" w:cs="Courier New" w:eastAsia="Courier New" w:hAnsi="Courier New"/>
-          <w:color w:val="1D1D1F"/>
-          <w:sz w:val="18"/>
-          <w:szCs w:val="18"/>
-        </w:rPr>
-        <w:t xml:space="preserve">    return max(14, min(180, int(median_survival)))  # clamp 14-180d
-</w:t>
-      </w:r>
-      <w:r>
-        <w:rPr>
-          <w:rFonts w:ascii="Courier New" w:cs="Courier New" w:eastAsia="Courier New" w:hAnsi="Courier New"/>
-          <w:color w:val="1D1D1F"/>
-          <w:sz w:val="18"/>
-          <w:szCs w:val="18"/>
-        </w:rPr>
-        <w:t xml:space="preserve">
-</w:t>
-      </w:r>
-      <w:r>
-        <w:rPr>
-          <w:rFonts w:ascii="Courier New" w:cs="Courier New" w:eastAsia="Courier New" w:hAnsi="Courier New"/>
-          <w:color w:val="1D1D1F"/>
-          <w:sz w:val="18"/>
-          <w:szCs w:val="18"/>
-        </w:rPr>
-        <w:t xml:space="preserve"># Aggregate effect: 15-25% fewer wasted calls, same or better Rx outcome</w:t>
-      </w:r>
-    </w:p>
+    <w:tbl>
+      <w:tblPr>
+        <w:tblW w:type="dxa" w:w="9360"/>
+        <w:tblBorders>
+          <w:top w:val="single" w:color="003DA5" w:sz="1"/>
+          <w:left w:val="none"/>
+          <w:bottom w:val="single" w:color="003DA5" w:sz="1"/>
+          <w:right w:val="none"/>
+          <w:insideH w:val="single" w:color="auto" w:sz="4"/>
+          <w:insideV w:val="single" w:color="auto" w:sz="4"/>
+        </w:tblBorders>
+      </w:tblPr>
+      <w:tblGrid>
+        <w:gridCol w:w="9360"/>
+      </w:tblGrid>
+      <w:tr>
+        <w:tc>
+          <w:tcPr>
+            <w:tcW w:type="dxa" w:w="9360"/>
+            <w:tcBorders>
+              <w:top w:val="none" w:color="FFFFFF" w:sz="0"/>
+              <w:left w:val="single" w:color="003DA5" w:sz="10"/>
+              <w:bottom w:val="none" w:color="FFFFFF" w:sz="0"/>
+              <w:right w:val="none" w:color="FFFFFF" w:sz="0"/>
+            </w:tcBorders>
+            <w:shd w:fill="F0F4FF" w:val="clear"/>
+            <w:tcMar>
+              <w:top w:type="dxa" w:w="80"/>
+              <w:left w:type="dxa" w:w="160"/>
+              <w:bottom w:type="dxa" w:w="0"/>
+              <w:right w:type="dxa" w:w="80"/>
+            </w:tcMar>
+          </w:tcPr>
+          <w:p>
+            <w:pPr>
+              <w:spacing w:after="0" w:before="0"/>
+            </w:pPr>
+            <w:r>
+              <w:rPr>
+                <w:rFonts w:ascii="Courier New" w:cs="Courier New" w:eastAsia="Courier New" w:hAnsi="Courier New"/>
+                <w:color w:val="1D1D1F"/>
+                <w:sz w:val="18"/>
+                <w:szCs w:val="18"/>
+              </w:rPr>
+              <w:t xml:space="preserve"># cadence_optimiser.py  —  Weibull survival analysis</w:t>
+            </w:r>
+          </w:p>
+        </w:tc>
+      </w:tr>
+      <w:tr>
+        <w:tc>
+          <w:tcPr>
+            <w:tcW w:type="dxa" w:w="9360"/>
+            <w:tcBorders>
+              <w:top w:val="none" w:color="FFFFFF" w:sz="0"/>
+              <w:left w:val="single" w:color="003DA5" w:sz="10"/>
+              <w:bottom w:val="none" w:color="FFFFFF" w:sz="0"/>
+              <w:right w:val="none" w:color="FFFFFF" w:sz="0"/>
+            </w:tcBorders>
+            <w:shd w:fill="F0F4FF" w:val="clear"/>
+            <w:tcMar>
+              <w:top w:type="dxa" w:w="0"/>
+              <w:left w:type="dxa" w:w="160"/>
+              <w:bottom w:type="dxa" w:w="0"/>
+              <w:right w:type="dxa" w:w="80"/>
+            </w:tcMar>
+          </w:tcPr>
+          <w:p>
+            <w:pPr>
+              <w:spacing w:after="0" w:before="0"/>
+            </w:pPr>
+            <w:r>
+              <w:rPr>
+                <w:rFonts w:ascii="Courier New" w:cs="Courier New" w:eastAsia="Courier New" w:hAnsi="Courier New"/>
+                <w:color w:val="1D1D1F"/>
+                <w:sz w:val="18"/>
+                <w:szCs w:val="18"/>
+              </w:rPr>
+              <w:t xml:space="preserve">from lifelines import WeibullAFTFitter</w:t>
+            </w:r>
+          </w:p>
+        </w:tc>
+      </w:tr>
+      <w:tr>
+        <w:tc>
+          <w:tcPr>
+            <w:tcW w:type="dxa" w:w="9360"/>
+            <w:tcBorders>
+              <w:top w:val="none" w:color="FFFFFF" w:sz="0"/>
+              <w:left w:val="single" w:color="003DA5" w:sz="10"/>
+              <w:bottom w:val="none" w:color="FFFFFF" w:sz="0"/>
+              <w:right w:val="none" w:color="FFFFFF" w:sz="0"/>
+            </w:tcBorders>
+            <w:shd w:fill="F0F4FF" w:val="clear"/>
+            <w:tcMar>
+              <w:top w:type="dxa" w:w="0"/>
+              <w:left w:type="dxa" w:w="160"/>
+              <w:bottom w:type="dxa" w:w="0"/>
+              <w:right w:type="dxa" w:w="80"/>
+            </w:tcMar>
+          </w:tcPr>
+          <w:p>
+            <w:pPr>
+              <w:spacing w:after="0" w:before="0"/>
+            </w:pPr>
+            <w:r>
+              <w:rPr>
+                <w:rFonts w:ascii="Courier New" w:cs="Courier New" w:eastAsia="Courier New" w:hAnsi="Courier New"/>
+                <w:color w:val="1D1D1F"/>
+                <w:sz w:val="18"/>
+                <w:szCs w:val="18"/>
+              </w:rPr>
+              <w:t xml:space="preserve"/>
+            </w:r>
+          </w:p>
+        </w:tc>
+      </w:tr>
+      <w:tr>
+        <w:tc>
+          <w:tcPr>
+            <w:tcW w:type="dxa" w:w="9360"/>
+            <w:tcBorders>
+              <w:top w:val="none" w:color="FFFFFF" w:sz="0"/>
+              <w:left w:val="single" w:color="003DA5" w:sz="10"/>
+              <w:bottom w:val="none" w:color="FFFFFF" w:sz="0"/>
+              <w:right w:val="none" w:color="FFFFFF" w:sz="0"/>
+            </w:tcBorders>
+            <w:shd w:fill="F0F4FF" w:val="clear"/>
+            <w:tcMar>
+              <w:top w:type="dxa" w:w="0"/>
+              <w:left w:type="dxa" w:w="160"/>
+              <w:bottom w:type="dxa" w:w="0"/>
+              <w:right w:type="dxa" w:w="80"/>
+            </w:tcMar>
+          </w:tcPr>
+          <w:p>
+            <w:pPr>
+              <w:spacing w:after="0" w:before="0"/>
+            </w:pPr>
+            <w:r>
+              <w:rPr>
+                <w:rFonts w:ascii="Courier New" w:cs="Courier New" w:eastAsia="Courier New" w:hAnsi="Courier New"/>
+                <w:color w:val="1D1D1F"/>
+                <w:sz w:val="18"/>
+                <w:szCs w:val="18"/>
+              </w:rPr>
+              <w:t xml:space="preserve"># One row per HCP x call interval</w:t>
+            </w:r>
+          </w:p>
+        </w:tc>
+      </w:tr>
+      <w:tr>
+        <w:tc>
+          <w:tcPr>
+            <w:tcW w:type="dxa" w:w="9360"/>
+            <w:tcBorders>
+              <w:top w:val="none" w:color="FFFFFF" w:sz="0"/>
+              <w:left w:val="single" w:color="003DA5" w:sz="10"/>
+              <w:bottom w:val="none" w:color="FFFFFF" w:sz="0"/>
+              <w:right w:val="none" w:color="FFFFFF" w:sz="0"/>
+            </w:tcBorders>
+            <w:shd w:fill="F0F4FF" w:val="clear"/>
+            <w:tcMar>
+              <w:top w:type="dxa" w:w="0"/>
+              <w:left w:type="dxa" w:w="160"/>
+              <w:bottom w:type="dxa" w:w="0"/>
+              <w:right w:type="dxa" w:w="80"/>
+            </w:tcMar>
+          </w:tcPr>
+          <w:p>
+            <w:pPr>
+              <w:spacing w:after="0" w:before="0"/>
+            </w:pPr>
+            <w:r>
+              <w:rPr>
+                <w:rFonts w:ascii="Courier New" w:cs="Courier New" w:eastAsia="Courier New" w:hAnsi="Courier New"/>
+                <w:color w:val="1D1D1F"/>
+                <w:sz w:val="18"/>
+                <w:szCs w:val="18"/>
+              </w:rPr>
+              <w:t xml:space="preserve"># E = 1 if Rx improved in next 30 days, else 0</w:t>
+            </w:r>
+          </w:p>
+        </w:tc>
+      </w:tr>
+      <w:tr>
+        <w:tc>
+          <w:tcPr>
+            <w:tcW w:type="dxa" w:w="9360"/>
+            <w:tcBorders>
+              <w:top w:val="none" w:color="FFFFFF" w:sz="0"/>
+              <w:left w:val="single" w:color="003DA5" w:sz="10"/>
+              <w:bottom w:val="none" w:color="FFFFFF" w:sz="0"/>
+              <w:right w:val="none" w:color="FFFFFF" w:sz="0"/>
+            </w:tcBorders>
+            <w:shd w:fill="F0F4FF" w:val="clear"/>
+            <w:tcMar>
+              <w:top w:type="dxa" w:w="0"/>
+              <w:left w:type="dxa" w:w="160"/>
+              <w:bottom w:type="dxa" w:w="0"/>
+              <w:right w:type="dxa" w:w="80"/>
+            </w:tcMar>
+          </w:tcPr>
+          <w:p>
+            <w:pPr>
+              <w:spacing w:after="0" w:before="0"/>
+            </w:pPr>
+            <w:r>
+              <w:rPr>
+                <w:rFonts w:ascii="Courier New" w:cs="Courier New" w:eastAsia="Courier New" w:hAnsi="Courier New"/>
+                <w:color w:val="1D1D1F"/>
+                <w:sz w:val="18"/>
+                <w:szCs w:val="18"/>
+              </w:rPr>
+              <w:t xml:space="preserve">cadence_df['T'] = days_since_last_call</w:t>
+            </w:r>
+          </w:p>
+        </w:tc>
+      </w:tr>
+      <w:tr>
+        <w:tc>
+          <w:tcPr>
+            <w:tcW w:type="dxa" w:w="9360"/>
+            <w:tcBorders>
+              <w:top w:val="none" w:color="FFFFFF" w:sz="0"/>
+              <w:left w:val="single" w:color="003DA5" w:sz="10"/>
+              <w:bottom w:val="none" w:color="FFFFFF" w:sz="0"/>
+              <w:right w:val="none" w:color="FFFFFF" w:sz="0"/>
+            </w:tcBorders>
+            <w:shd w:fill="F0F4FF" w:val="clear"/>
+            <w:tcMar>
+              <w:top w:type="dxa" w:w="0"/>
+              <w:left w:type="dxa" w:w="160"/>
+              <w:bottom w:type="dxa" w:w="0"/>
+              <w:right w:type="dxa" w:w="80"/>
+            </w:tcMar>
+          </w:tcPr>
+          <w:p>
+            <w:pPr>
+              <w:spacing w:after="0" w:before="0"/>
+            </w:pPr>
+            <w:r>
+              <w:rPr>
+                <w:rFonts w:ascii="Courier New" w:cs="Courier New" w:eastAsia="Courier New" w:hAnsi="Courier New"/>
+                <w:color w:val="1D1D1F"/>
+                <w:sz w:val="18"/>
+                <w:szCs w:val="18"/>
+              </w:rPr>
+              <w:t xml:space="preserve">cadence_df['E'] = rx_improved_next_30d</w:t>
+            </w:r>
+          </w:p>
+        </w:tc>
+      </w:tr>
+      <w:tr>
+        <w:tc>
+          <w:tcPr>
+            <w:tcW w:type="dxa" w:w="9360"/>
+            <w:tcBorders>
+              <w:top w:val="none" w:color="FFFFFF" w:sz="0"/>
+              <w:left w:val="single" w:color="003DA5" w:sz="10"/>
+              <w:bottom w:val="none" w:color="FFFFFF" w:sz="0"/>
+              <w:right w:val="none" w:color="FFFFFF" w:sz="0"/>
+            </w:tcBorders>
+            <w:shd w:fill="F0F4FF" w:val="clear"/>
+            <w:tcMar>
+              <w:top w:type="dxa" w:w="0"/>
+              <w:left w:type="dxa" w:w="160"/>
+              <w:bottom w:type="dxa" w:w="0"/>
+              <w:right w:type="dxa" w:w="80"/>
+            </w:tcMar>
+          </w:tcPr>
+          <w:p>
+            <w:pPr>
+              <w:spacing w:after="0" w:before="0"/>
+            </w:pPr>
+            <w:r>
+              <w:rPr>
+                <w:rFonts w:ascii="Courier New" w:cs="Courier New" w:eastAsia="Courier New" w:hAnsi="Courier New"/>
+                <w:color w:val="1D1D1F"/>
+                <w:sz w:val="18"/>
+                <w:szCs w:val="18"/>
+              </w:rPr>
+              <w:t xml:space="preserve"/>
+            </w:r>
+          </w:p>
+        </w:tc>
+      </w:tr>
+      <w:tr>
+        <w:tc>
+          <w:tcPr>
+            <w:tcW w:type="dxa" w:w="9360"/>
+            <w:tcBorders>
+              <w:top w:val="none" w:color="FFFFFF" w:sz="0"/>
+              <w:left w:val="single" w:color="003DA5" w:sz="10"/>
+              <w:bottom w:val="none" w:color="FFFFFF" w:sz="0"/>
+              <w:right w:val="none" w:color="FFFFFF" w:sz="0"/>
+            </w:tcBorders>
+            <w:shd w:fill="F0F4FF" w:val="clear"/>
+            <w:tcMar>
+              <w:top w:type="dxa" w:w="0"/>
+              <w:left w:type="dxa" w:w="160"/>
+              <w:bottom w:type="dxa" w:w="0"/>
+              <w:right w:type="dxa" w:w="80"/>
+            </w:tcMar>
+          </w:tcPr>
+          <w:p>
+            <w:pPr>
+              <w:spacing w:after="0" w:before="0"/>
+            </w:pPr>
+            <w:r>
+              <w:rPr>
+                <w:rFonts w:ascii="Courier New" w:cs="Courier New" w:eastAsia="Courier New" w:hAnsi="Courier New"/>
+                <w:color w:val="1D1D1F"/>
+                <w:sz w:val="18"/>
+                <w:szCs w:val="18"/>
+              </w:rPr>
+              <w:t xml:space="preserve">aft = WeibullAFTFitter()</w:t>
+            </w:r>
+          </w:p>
+        </w:tc>
+      </w:tr>
+      <w:tr>
+        <w:tc>
+          <w:tcPr>
+            <w:tcW w:type="dxa" w:w="9360"/>
+            <w:tcBorders>
+              <w:top w:val="none" w:color="FFFFFF" w:sz="0"/>
+              <w:left w:val="single" w:color="003DA5" w:sz="10"/>
+              <w:bottom w:val="none" w:color="FFFFFF" w:sz="0"/>
+              <w:right w:val="none" w:color="FFFFFF" w:sz="0"/>
+            </w:tcBorders>
+            <w:shd w:fill="F0F4FF" w:val="clear"/>
+            <w:tcMar>
+              <w:top w:type="dxa" w:w="0"/>
+              <w:left w:type="dxa" w:w="160"/>
+              <w:bottom w:type="dxa" w:w="0"/>
+              <w:right w:type="dxa" w:w="80"/>
+            </w:tcMar>
+          </w:tcPr>
+          <w:p>
+            <w:pPr>
+              <w:spacing w:after="0" w:before="0"/>
+            </w:pPr>
+            <w:r>
+              <w:rPr>
+                <w:rFonts w:ascii="Courier New" w:cs="Courier New" w:eastAsia="Courier New" w:hAnsi="Courier New"/>
+                <w:color w:val="1D1D1F"/>
+                <w:sz w:val="18"/>
+                <w:szCs w:val="18"/>
+              </w:rPr>
+              <w:t xml:space="preserve">aft.fit(cadence_df, duration_col='T', event_col='E')</w:t>
+            </w:r>
+          </w:p>
+        </w:tc>
+      </w:tr>
+      <w:tr>
+        <w:tc>
+          <w:tcPr>
+            <w:tcW w:type="dxa" w:w="9360"/>
+            <w:tcBorders>
+              <w:top w:val="none" w:color="FFFFFF" w:sz="0"/>
+              <w:left w:val="single" w:color="003DA5" w:sz="10"/>
+              <w:bottom w:val="none" w:color="FFFFFF" w:sz="0"/>
+              <w:right w:val="none" w:color="FFFFFF" w:sz="0"/>
+            </w:tcBorders>
+            <w:shd w:fill="F0F4FF" w:val="clear"/>
+            <w:tcMar>
+              <w:top w:type="dxa" w:w="0"/>
+              <w:left w:type="dxa" w:w="160"/>
+              <w:bottom w:type="dxa" w:w="0"/>
+              <w:right w:type="dxa" w:w="80"/>
+            </w:tcMar>
+          </w:tcPr>
+          <w:p>
+            <w:pPr>
+              <w:spacing w:after="0" w:before="0"/>
+            </w:pPr>
+            <w:r>
+              <w:rPr>
+                <w:rFonts w:ascii="Courier New" w:cs="Courier New" w:eastAsia="Courier New" w:hAnsi="Courier New"/>
+                <w:color w:val="1D1D1F"/>
+                <w:sz w:val="18"/>
+                <w:szCs w:val="18"/>
+              </w:rPr>
+              <w:t xml:space="preserve"/>
+            </w:r>
+          </w:p>
+        </w:tc>
+      </w:tr>
+      <w:tr>
+        <w:tc>
+          <w:tcPr>
+            <w:tcW w:type="dxa" w:w="9360"/>
+            <w:tcBorders>
+              <w:top w:val="none" w:color="FFFFFF" w:sz="0"/>
+              <w:left w:val="single" w:color="003DA5" w:sz="10"/>
+              <w:bottom w:val="none" w:color="FFFFFF" w:sz="0"/>
+              <w:right w:val="none" w:color="FFFFFF" w:sz="0"/>
+            </w:tcBorders>
+            <w:shd w:fill="F0F4FF" w:val="clear"/>
+            <w:tcMar>
+              <w:top w:type="dxa" w:w="0"/>
+              <w:left w:type="dxa" w:w="160"/>
+              <w:bottom w:type="dxa" w:w="0"/>
+              <w:right w:type="dxa" w:w="80"/>
+            </w:tcMar>
+          </w:tcPr>
+          <w:p>
+            <w:pPr>
+              <w:spacing w:after="0" w:before="0"/>
+            </w:pPr>
+            <w:r>
+              <w:rPr>
+                <w:rFonts w:ascii="Courier New" w:cs="Courier New" w:eastAsia="Courier New" w:hAnsi="Courier New"/>
+                <w:color w:val="1D1D1F"/>
+                <w:sz w:val="18"/>
+                <w:szCs w:val="18"/>
+              </w:rPr>
+              <w:t xml:space="preserve">def optimal_cadence(hcp_features):</w:t>
+            </w:r>
+          </w:p>
+        </w:tc>
+      </w:tr>
+      <w:tr>
+        <w:tc>
+          <w:tcPr>
+            <w:tcW w:type="dxa" w:w="9360"/>
+            <w:tcBorders>
+              <w:top w:val="none" w:color="FFFFFF" w:sz="0"/>
+              <w:left w:val="single" w:color="003DA5" w:sz="10"/>
+              <w:bottom w:val="none" w:color="FFFFFF" w:sz="0"/>
+              <w:right w:val="none" w:color="FFFFFF" w:sz="0"/>
+            </w:tcBorders>
+            <w:shd w:fill="F0F4FF" w:val="clear"/>
+            <w:tcMar>
+              <w:top w:type="dxa" w:w="0"/>
+              <w:left w:type="dxa" w:w="160"/>
+              <w:bottom w:type="dxa" w:w="0"/>
+              <w:right w:type="dxa" w:w="80"/>
+            </w:tcMar>
+          </w:tcPr>
+          <w:p>
+            <w:pPr>
+              <w:spacing w:after="0" w:before="0"/>
+            </w:pPr>
+            <w:r>
+              <w:rPr>
+                <w:rFonts w:ascii="Courier New" w:cs="Courier New" w:eastAsia="Courier New" w:hAnsi="Courier New"/>
+                <w:color w:val="1D1D1F"/>
+                <w:sz w:val="18"/>
+                <w:szCs w:val="18"/>
+              </w:rPr>
+              <w:t xml:space="preserve">    # Returns predicted optimal days between visits</w:t>
+            </w:r>
+          </w:p>
+        </w:tc>
+      </w:tr>
+      <w:tr>
+        <w:tc>
+          <w:tcPr>
+            <w:tcW w:type="dxa" w:w="9360"/>
+            <w:tcBorders>
+              <w:top w:val="none" w:color="FFFFFF" w:sz="0"/>
+              <w:left w:val="single" w:color="003DA5" w:sz="10"/>
+              <w:bottom w:val="none" w:color="FFFFFF" w:sz="0"/>
+              <w:right w:val="none" w:color="FFFFFF" w:sz="0"/>
+            </w:tcBorders>
+            <w:shd w:fill="F0F4FF" w:val="clear"/>
+            <w:tcMar>
+              <w:top w:type="dxa" w:w="0"/>
+              <w:left w:type="dxa" w:w="160"/>
+              <w:bottom w:type="dxa" w:w="0"/>
+              <w:right w:type="dxa" w:w="80"/>
+            </w:tcMar>
+          </w:tcPr>
+          <w:p>
+            <w:pPr>
+              <w:spacing w:after="0" w:before="0"/>
+            </w:pPr>
+            <w:r>
+              <w:rPr>
+                <w:rFonts w:ascii="Courier New" w:cs="Courier New" w:eastAsia="Courier New" w:hAnsi="Courier New"/>
+                <w:color w:val="1D1D1F"/>
+                <w:sz w:val="18"/>
+                <w:szCs w:val="18"/>
+              </w:rPr>
+              <w:t xml:space="preserve">    median_survival = aft.predict_median(hcp_features)</w:t>
+            </w:r>
+          </w:p>
+        </w:tc>
+      </w:tr>
+      <w:tr>
+        <w:tc>
+          <w:tcPr>
+            <w:tcW w:type="dxa" w:w="9360"/>
+            <w:tcBorders>
+              <w:top w:val="none" w:color="FFFFFF" w:sz="0"/>
+              <w:left w:val="single" w:color="003DA5" w:sz="10"/>
+              <w:bottom w:val="none" w:color="FFFFFF" w:sz="0"/>
+              <w:right w:val="none" w:color="FFFFFF" w:sz="0"/>
+            </w:tcBorders>
+            <w:shd w:fill="F0F4FF" w:val="clear"/>
+            <w:tcMar>
+              <w:top w:type="dxa" w:w="0"/>
+              <w:left w:type="dxa" w:w="160"/>
+              <w:bottom w:type="dxa" w:w="0"/>
+              <w:right w:type="dxa" w:w="80"/>
+            </w:tcMar>
+          </w:tcPr>
+          <w:p>
+            <w:pPr>
+              <w:spacing w:after="0" w:before="0"/>
+            </w:pPr>
+            <w:r>
+              <w:rPr>
+                <w:rFonts w:ascii="Courier New" w:cs="Courier New" w:eastAsia="Courier New" w:hAnsi="Courier New"/>
+                <w:color w:val="1D1D1F"/>
+                <w:sz w:val="18"/>
+                <w:szCs w:val="18"/>
+              </w:rPr>
+              <w:t xml:space="preserve">    return max(14, min(180, int(median_survival)))</w:t>
+            </w:r>
+          </w:p>
+        </w:tc>
+      </w:tr>
+      <w:tr>
+        <w:tc>
+          <w:tcPr>
+            <w:tcW w:type="dxa" w:w="9360"/>
+            <w:tcBorders>
+              <w:top w:val="none" w:color="FFFFFF" w:sz="0"/>
+              <w:left w:val="single" w:color="003DA5" w:sz="10"/>
+              <w:bottom w:val="none" w:color="FFFFFF" w:sz="0"/>
+              <w:right w:val="none" w:color="FFFFFF" w:sz="0"/>
+            </w:tcBorders>
+            <w:shd w:fill="F0F4FF" w:val="clear"/>
+            <w:tcMar>
+              <w:top w:type="dxa" w:w="0"/>
+              <w:left w:type="dxa" w:w="160"/>
+              <w:bottom w:type="dxa" w:w="0"/>
+              <w:right w:type="dxa" w:w="80"/>
+            </w:tcMar>
+          </w:tcPr>
+          <w:p>
+            <w:pPr>
+              <w:spacing w:after="0" w:before="0"/>
+            </w:pPr>
+            <w:r>
+              <w:rPr>
+                <w:rFonts w:ascii="Courier New" w:cs="Courier New" w:eastAsia="Courier New" w:hAnsi="Courier New"/>
+                <w:color w:val="1D1D1F"/>
+                <w:sz w:val="18"/>
+                <w:szCs w:val="18"/>
+              </w:rPr>
+              <w:t xml:space="preserve"/>
+            </w:r>
+          </w:p>
+        </w:tc>
+      </w:tr>
+      <w:tr>
+        <w:tc>
+          <w:tcPr>
+            <w:tcW w:type="dxa" w:w="9360"/>
+            <w:tcBorders>
+              <w:top w:val="none" w:color="FFFFFF" w:sz="0"/>
+              <w:left w:val="single" w:color="003DA5" w:sz="10"/>
+              <w:bottom w:val="none" w:color="FFFFFF" w:sz="0"/>
+              <w:right w:val="none" w:color="FFFFFF" w:sz="0"/>
+            </w:tcBorders>
+            <w:shd w:fill="F0F4FF" w:val="clear"/>
+            <w:tcMar>
+              <w:top w:type="dxa" w:w="0"/>
+              <w:left w:type="dxa" w:w="160"/>
+              <w:bottom w:type="dxa" w:w="80"/>
+              <w:right w:type="dxa" w:w="80"/>
+            </w:tcMar>
+          </w:tcPr>
+          <w:p>
+            <w:pPr>
+              <w:spacing w:after="0" w:before="0"/>
+            </w:pPr>
+            <w:r>
+              <w:rPr>
+                <w:rFonts w:ascii="Courier New" w:cs="Courier New" w:eastAsia="Courier New" w:hAnsi="Courier New"/>
+                <w:color w:val="1D1D1F"/>
+                <w:sz w:val="18"/>
+                <w:szCs w:val="18"/>
+              </w:rPr>
+              <w:t xml:space="preserve"># Net effect: 15-25% fewer wasted calls, same or better Rx outcome</w:t>
+            </w:r>
+          </w:p>
+        </w:tc>
+      </w:tr>
+    </w:tbl>
     <w:p>
       <w:r>
         <w:br w:type="page"/>
@@ -4728,254 +7583,838 @@
         <w:t xml:space="preserve">6.1  Scoring Microservice (FastAPI)</w:t>
       </w:r>
     </w:p>
-    <w:p>
-      <w:pPr>
-        <w:pBdr>
-          <w:left w:val="single" w:color="003DA5" w:sz="10" w:space="8"/>
-        </w:pBdr>
-        <w:shd w:fill="F0F4FF" w:val="clear"/>
-        <w:spacing w:after="120" w:before="120"/>
-      </w:pPr>
-      <w:r>
-        <w:rPr>
-          <w:rFonts w:ascii="Courier New" w:cs="Courier New" w:eastAsia="Courier New" w:hAnsi="Courier New"/>
-          <w:color w:val="1D1D1F"/>
-          <w:sz w:val="18"/>
-          <w:szCs w:val="18"/>
-        </w:rPr>
-        <w:t xml:space="preserve"># scoring_service.py
-</w:t>
-      </w:r>
-      <w:r>
-        <w:rPr>
-          <w:rFonts w:ascii="Courier New" w:cs="Courier New" w:eastAsia="Courier New" w:hAnsi="Courier New"/>
-          <w:color w:val="1D1D1F"/>
-          <w:sz w:val="18"/>
-          <w:szCs w:val="18"/>
-        </w:rPr>
-        <w:t xml:space="preserve">from fastapi import FastAPI
-</w:t>
-      </w:r>
-      <w:r>
-        <w:rPr>
-          <w:rFonts w:ascii="Courier New" w:cs="Courier New" w:eastAsia="Courier New" w:hAnsi="Courier New"/>
-          <w:color w:val="1D1D1F"/>
-          <w:sz w:val="18"/>
-          <w:szCs w:val="18"/>
-        </w:rPr>
-        <w:t xml:space="preserve">from pydantic import BaseModel
-</w:t>
-      </w:r>
-      <w:r>
-        <w:rPr>
-          <w:rFonts w:ascii="Courier New" w:cs="Courier New" w:eastAsia="Courier New" w:hAnsi="Courier New"/>
-          <w:color w:val="1D1D1F"/>
-          <w:sz w:val="18"/>
-          <w:szCs w:val="18"/>
-        </w:rPr>
-        <w:t xml:space="preserve">import joblib, numpy as np
-</w:t>
-      </w:r>
-      <w:r>
-        <w:rPr>
-          <w:rFonts w:ascii="Courier New" w:cs="Courier New" w:eastAsia="Courier New" w:hAnsi="Courier New"/>
-          <w:color w:val="1D1D1F"/>
-          <w:sz w:val="18"/>
-          <w:szCs w:val="18"/>
-        </w:rPr>
-        <w:t xml:space="preserve">
-</w:t>
-      </w:r>
-      <w:r>
-        <w:rPr>
-          <w:rFonts w:ascii="Courier New" w:cs="Courier New" w:eastAsia="Courier New" w:hAnsi="Courier New"/>
-          <w:color w:val="1D1D1F"/>
-          <w:sz w:val="18"/>
-          <w:szCs w:val="18"/>
-        </w:rPr>
-        <w:t xml:space="preserve">app            = FastAPI()
-</w:t>
-      </w:r>
-      <w:r>
-        <w:rPr>
-          <w:rFonts w:ascii="Courier New" w:cs="Courier New" w:eastAsia="Courier New" w:hAnsi="Courier New"/>
-          <w:color w:val="1D1D1F"/>
-          <w:sz w:val="18"/>
-          <w:szCs w:val="18"/>
-        </w:rPr>
-        <w:t xml:space="preserve">momentum_model = joblib.load('models/momentum_gbr_v2.pkl')
-</w:t>
-      </w:r>
-      <w:r>
-        <w:rPr>
-          <w:rFonts w:ascii="Courier New" w:cs="Courier New" w:eastAsia="Courier New" w:hAnsi="Courier New"/>
-          <w:color w:val="1D1D1F"/>
-          <w:sz w:val="18"/>
-          <w:szCs w:val="18"/>
-        </w:rPr>
-        <w:t xml:space="preserve">churn_model    = joblib.load('models/churn_xgb_v3.pkl')
-</w:t>
-      </w:r>
-      <w:r>
-        <w:rPr>
-          <w:rFonts w:ascii="Courier New" w:cs="Courier New" w:eastAsia="Courier New" w:hAnsi="Courier New"/>
-          <w:color w:val="1D1D1F"/>
-          <w:sz w:val="18"/>
-          <w:szCs w:val="18"/>
-        </w:rPr>
-        <w:t xml:space="preserve">nba_model      = joblib.load('models/nba_multilabel_v1.pkl')
-</w:t>
-      </w:r>
-      <w:r>
-        <w:rPr>
-          <w:rFonts w:ascii="Courier New" w:cs="Courier New" w:eastAsia="Courier New" w:hAnsi="Courier New"/>
-          <w:color w:val="1D1D1F"/>
-          <w:sz w:val="18"/>
-          <w:szCs w:val="18"/>
-        </w:rPr>
-        <w:t xml:space="preserve">
-</w:t>
-      </w:r>
-      <w:r>
-        <w:rPr>
-          <w:rFonts w:ascii="Courier New" w:cs="Courier New" w:eastAsia="Courier New" w:hAnsi="Courier New"/>
-          <w:color w:val="1D1D1F"/>
-          <w:sz w:val="18"/>
-          <w:szCs w:val="18"/>
-        </w:rPr>
-        <w:t xml:space="preserve">class HCPFeatures(BaseModel):
-</w:t>
-      </w:r>
-      <w:r>
-        <w:rPr>
-          <w:rFonts w:ascii="Courier New" w:cs="Courier New" w:eastAsia="Courier New" w:hAnsi="Courier New"/>
-          <w:color w:val="1D1D1F"/>
-          <w:sz w:val="18"/>
-          <w:szCs w:val="18"/>
-        </w:rPr>
-        <w:t xml:space="preserve">    npi:      str
-</w:t>
-      </w:r>
-      <w:r>
-        <w:rPr>
-          <w:rFonts w:ascii="Courier New" w:cs="Courier New" w:eastAsia="Courier New" w:hAnsi="Courier New"/>
-          <w:color w:val="1D1D1F"/>
-          <w:sz w:val="18"/>
-          <w:szCs w:val="18"/>
-        </w:rPr>
-        <w:t xml:space="preserve">    features: list[float]
-</w:t>
-      </w:r>
-      <w:r>
-        <w:rPr>
-          <w:rFonts w:ascii="Courier New" w:cs="Courier New" w:eastAsia="Courier New" w:hAnsi="Courier New"/>
-          <w:color w:val="1D1D1F"/>
-          <w:sz w:val="18"/>
-          <w:szCs w:val="18"/>
-        </w:rPr>
-        <w:t xml:space="preserve">
-</w:t>
-      </w:r>
-      <w:r>
-        <w:rPr>
-          <w:rFonts w:ascii="Courier New" w:cs="Courier New" w:eastAsia="Courier New" w:hAnsi="Courier New"/>
-          <w:color w:val="1D1D1F"/>
-          <w:sz w:val="18"/>
-          <w:szCs w:val="18"/>
-        </w:rPr>
-        <w:t xml:space="preserve">@app.post('/score')
-</w:t>
-      </w:r>
-      <w:r>
-        <w:rPr>
-          <w:rFonts w:ascii="Courier New" w:cs="Courier New" w:eastAsia="Courier New" w:hAnsi="Courier New"/>
-          <w:color w:val="1D1D1F"/>
-          <w:sz w:val="18"/>
-          <w:szCs w:val="18"/>
-        </w:rPr>
-        <w:t xml:space="preserve">def score_hcp(hcp: HCPFeatures):
-</w:t>
-      </w:r>
-      <w:r>
-        <w:rPr>
-          <w:rFonts w:ascii="Courier New" w:cs="Courier New" w:eastAsia="Courier New" w:hAnsi="Courier New"/>
-          <w:color w:val="1D1D1F"/>
-          <w:sz w:val="18"/>
-          <w:szCs w:val="18"/>
-        </w:rPr>
-        <w:t xml:space="preserve">    X = np.array(hcp.features).reshape(1,-1)
-</w:t>
-      </w:r>
-      <w:r>
-        <w:rPr>
-          <w:rFonts w:ascii="Courier New" w:cs="Courier New" w:eastAsia="Courier New" w:hAnsi="Courier New"/>
-          <w:color w:val="1D1D1F"/>
-          <w:sz w:val="18"/>
-          <w:szCs w:val="18"/>
-        </w:rPr>
-        <w:t xml:space="preserve">    return {
-</w:t>
-      </w:r>
-      <w:r>
-        <w:rPr>
-          <w:rFonts w:ascii="Courier New" w:cs="Courier New" w:eastAsia="Courier New" w:hAnsi="Courier New"/>
-          <w:color w:val="1D1D1F"/>
-          <w:sz w:val="18"/>
-          <w:szCs w:val="18"/>
-        </w:rPr>
-        <w:t xml:space="preserve">        'npi':            hcp.npi,
-</w:t>
-      </w:r>
-      <w:r>
-        <w:rPr>
-          <w:rFonts w:ascii="Courier New" w:cs="Courier New" w:eastAsia="Courier New" w:hAnsi="Courier New"/>
-          <w:color w:val="1D1D1F"/>
-          <w:sz w:val="18"/>
-          <w:szCs w:val="18"/>
-        </w:rPr>
-        <w:t xml:space="preserve">        'momentum_score': float(momentum_model.predict(X)[0]),
-</w:t>
-      </w:r>
-      <w:r>
-        <w:rPr>
-          <w:rFonts w:ascii="Courier New" w:cs="Courier New" w:eastAsia="Courier New" w:hAnsi="Courier New"/>
-          <w:color w:val="1D1D1F"/>
-          <w:sz w:val="18"/>
-          <w:szCs w:val="18"/>
-        </w:rPr>
-        <w:t xml:space="preserve">        'churn_risk':     float(churn_model.predict_proba(X)[0][1]),
-</w:t>
-      </w:r>
-      <w:r>
-        <w:rPr>
-          <w:rFonts w:ascii="Courier New" w:cs="Courier New" w:eastAsia="Courier New" w:hAnsi="Courier New"/>
-          <w:color w:val="1D1D1F"/>
-          <w:sz w:val="18"/>
-          <w:szCs w:val="18"/>
-        </w:rPr>
-        <w:t xml:space="preserve">        'top_nba':        get_nba(X[0]),
-</w:t>
-      </w:r>
-      <w:r>
-        <w:rPr>
-          <w:rFonts w:ascii="Courier New" w:cs="Courier New" w:eastAsia="Courier New" w:hAnsi="Courier New"/>
-          <w:color w:val="1D1D1F"/>
-          <w:sz w:val="18"/>
-          <w:szCs w:val="18"/>
-        </w:rPr>
-        <w:t xml:space="preserve">        'model_versions': {'momentum':'v2','churn':'v3','nba':'v1'}
-</w:t>
-      </w:r>
-      <w:r>
-        <w:rPr>
-          <w:rFonts w:ascii="Courier New" w:cs="Courier New" w:eastAsia="Courier New" w:hAnsi="Courier New"/>
-          <w:color w:val="1D1D1F"/>
-          <w:sz w:val="18"/>
-          <w:szCs w:val="18"/>
-        </w:rPr>
-        <w:t xml:space="preserve">    }</w:t>
-      </w:r>
-    </w:p>
+    <w:tbl>
+      <w:tblPr>
+        <w:tblW w:type="dxa" w:w="9360"/>
+        <w:tblBorders>
+          <w:top w:val="single" w:color="003DA5" w:sz="1"/>
+          <w:left w:val="none"/>
+          <w:bottom w:val="single" w:color="003DA5" w:sz="1"/>
+          <w:right w:val="none"/>
+          <w:insideH w:val="single" w:color="auto" w:sz="4"/>
+          <w:insideV w:val="single" w:color="auto" w:sz="4"/>
+        </w:tblBorders>
+      </w:tblPr>
+      <w:tblGrid>
+        <w:gridCol w:w="9360"/>
+      </w:tblGrid>
+      <w:tr>
+        <w:tc>
+          <w:tcPr>
+            <w:tcW w:type="dxa" w:w="9360"/>
+            <w:tcBorders>
+              <w:top w:val="none" w:color="FFFFFF" w:sz="0"/>
+              <w:left w:val="single" w:color="003DA5" w:sz="10"/>
+              <w:bottom w:val="none" w:color="FFFFFF" w:sz="0"/>
+              <w:right w:val="none" w:color="FFFFFF" w:sz="0"/>
+            </w:tcBorders>
+            <w:shd w:fill="F0F4FF" w:val="clear"/>
+            <w:tcMar>
+              <w:top w:type="dxa" w:w="80"/>
+              <w:left w:type="dxa" w:w="160"/>
+              <w:bottom w:type="dxa" w:w="0"/>
+              <w:right w:type="dxa" w:w="80"/>
+            </w:tcMar>
+          </w:tcPr>
+          <w:p>
+            <w:pPr>
+              <w:spacing w:after="0" w:before="0"/>
+            </w:pPr>
+            <w:r>
+              <w:rPr>
+                <w:rFonts w:ascii="Courier New" w:cs="Courier New" w:eastAsia="Courier New" w:hAnsi="Courier New"/>
+                <w:color w:val="1D1D1F"/>
+                <w:sz w:val="18"/>
+                <w:szCs w:val="18"/>
+              </w:rPr>
+              <w:t xml:space="preserve"># scoring_service.py</w:t>
+            </w:r>
+          </w:p>
+        </w:tc>
+      </w:tr>
+      <w:tr>
+        <w:tc>
+          <w:tcPr>
+            <w:tcW w:type="dxa" w:w="9360"/>
+            <w:tcBorders>
+              <w:top w:val="none" w:color="FFFFFF" w:sz="0"/>
+              <w:left w:val="single" w:color="003DA5" w:sz="10"/>
+              <w:bottom w:val="none" w:color="FFFFFF" w:sz="0"/>
+              <w:right w:val="none" w:color="FFFFFF" w:sz="0"/>
+            </w:tcBorders>
+            <w:shd w:fill="F0F4FF" w:val="clear"/>
+            <w:tcMar>
+              <w:top w:type="dxa" w:w="0"/>
+              <w:left w:type="dxa" w:w="160"/>
+              <w:bottom w:type="dxa" w:w="0"/>
+              <w:right w:type="dxa" w:w="80"/>
+            </w:tcMar>
+          </w:tcPr>
+          <w:p>
+            <w:pPr>
+              <w:spacing w:after="0" w:before="0"/>
+            </w:pPr>
+            <w:r>
+              <w:rPr>
+                <w:rFonts w:ascii="Courier New" w:cs="Courier New" w:eastAsia="Courier New" w:hAnsi="Courier New"/>
+                <w:color w:val="1D1D1F"/>
+                <w:sz w:val="18"/>
+                <w:szCs w:val="18"/>
+              </w:rPr>
+              <w:t xml:space="preserve">from fastapi import FastAPI</w:t>
+            </w:r>
+          </w:p>
+        </w:tc>
+      </w:tr>
+      <w:tr>
+        <w:tc>
+          <w:tcPr>
+            <w:tcW w:type="dxa" w:w="9360"/>
+            <w:tcBorders>
+              <w:top w:val="none" w:color="FFFFFF" w:sz="0"/>
+              <w:left w:val="single" w:color="003DA5" w:sz="10"/>
+              <w:bottom w:val="none" w:color="FFFFFF" w:sz="0"/>
+              <w:right w:val="none" w:color="FFFFFF" w:sz="0"/>
+            </w:tcBorders>
+            <w:shd w:fill="F0F4FF" w:val="clear"/>
+            <w:tcMar>
+              <w:top w:type="dxa" w:w="0"/>
+              <w:left w:type="dxa" w:w="160"/>
+              <w:bottom w:type="dxa" w:w="0"/>
+              <w:right w:type="dxa" w:w="80"/>
+            </w:tcMar>
+          </w:tcPr>
+          <w:p>
+            <w:pPr>
+              <w:spacing w:after="0" w:before="0"/>
+            </w:pPr>
+            <w:r>
+              <w:rPr>
+                <w:rFonts w:ascii="Courier New" w:cs="Courier New" w:eastAsia="Courier New" w:hAnsi="Courier New"/>
+                <w:color w:val="1D1D1F"/>
+                <w:sz w:val="18"/>
+                <w:szCs w:val="18"/>
+              </w:rPr>
+              <w:t xml:space="preserve">from pydantic import BaseModel</w:t>
+            </w:r>
+          </w:p>
+        </w:tc>
+      </w:tr>
+      <w:tr>
+        <w:tc>
+          <w:tcPr>
+            <w:tcW w:type="dxa" w:w="9360"/>
+            <w:tcBorders>
+              <w:top w:val="none" w:color="FFFFFF" w:sz="0"/>
+              <w:left w:val="single" w:color="003DA5" w:sz="10"/>
+              <w:bottom w:val="none" w:color="FFFFFF" w:sz="0"/>
+              <w:right w:val="none" w:color="FFFFFF" w:sz="0"/>
+            </w:tcBorders>
+            <w:shd w:fill="F0F4FF" w:val="clear"/>
+            <w:tcMar>
+              <w:top w:type="dxa" w:w="0"/>
+              <w:left w:type="dxa" w:w="160"/>
+              <w:bottom w:type="dxa" w:w="0"/>
+              <w:right w:type="dxa" w:w="80"/>
+            </w:tcMar>
+          </w:tcPr>
+          <w:p>
+            <w:pPr>
+              <w:spacing w:after="0" w:before="0"/>
+            </w:pPr>
+            <w:r>
+              <w:rPr>
+                <w:rFonts w:ascii="Courier New" w:cs="Courier New" w:eastAsia="Courier New" w:hAnsi="Courier New"/>
+                <w:color w:val="1D1D1F"/>
+                <w:sz w:val="18"/>
+                <w:szCs w:val="18"/>
+              </w:rPr>
+              <w:t xml:space="preserve">import joblib, numpy as np</w:t>
+            </w:r>
+          </w:p>
+        </w:tc>
+      </w:tr>
+      <w:tr>
+        <w:tc>
+          <w:tcPr>
+            <w:tcW w:type="dxa" w:w="9360"/>
+            <w:tcBorders>
+              <w:top w:val="none" w:color="FFFFFF" w:sz="0"/>
+              <w:left w:val="single" w:color="003DA5" w:sz="10"/>
+              <w:bottom w:val="none" w:color="FFFFFF" w:sz="0"/>
+              <w:right w:val="none" w:color="FFFFFF" w:sz="0"/>
+            </w:tcBorders>
+            <w:shd w:fill="F0F4FF" w:val="clear"/>
+            <w:tcMar>
+              <w:top w:type="dxa" w:w="0"/>
+              <w:left w:type="dxa" w:w="160"/>
+              <w:bottom w:type="dxa" w:w="0"/>
+              <w:right w:type="dxa" w:w="80"/>
+            </w:tcMar>
+          </w:tcPr>
+          <w:p>
+            <w:pPr>
+              <w:spacing w:after="0" w:before="0"/>
+            </w:pPr>
+            <w:r>
+              <w:rPr>
+                <w:rFonts w:ascii="Courier New" w:cs="Courier New" w:eastAsia="Courier New" w:hAnsi="Courier New"/>
+                <w:color w:val="1D1D1F"/>
+                <w:sz w:val="18"/>
+                <w:szCs w:val="18"/>
+              </w:rPr>
+              <w:t xml:space="preserve"/>
+            </w:r>
+          </w:p>
+        </w:tc>
+      </w:tr>
+      <w:tr>
+        <w:tc>
+          <w:tcPr>
+            <w:tcW w:type="dxa" w:w="9360"/>
+            <w:tcBorders>
+              <w:top w:val="none" w:color="FFFFFF" w:sz="0"/>
+              <w:left w:val="single" w:color="003DA5" w:sz="10"/>
+              <w:bottom w:val="none" w:color="FFFFFF" w:sz="0"/>
+              <w:right w:val="none" w:color="FFFFFF" w:sz="0"/>
+            </w:tcBorders>
+            <w:shd w:fill="F0F4FF" w:val="clear"/>
+            <w:tcMar>
+              <w:top w:type="dxa" w:w="0"/>
+              <w:left w:type="dxa" w:w="160"/>
+              <w:bottom w:type="dxa" w:w="0"/>
+              <w:right w:type="dxa" w:w="80"/>
+            </w:tcMar>
+          </w:tcPr>
+          <w:p>
+            <w:pPr>
+              <w:spacing w:after="0" w:before="0"/>
+            </w:pPr>
+            <w:r>
+              <w:rPr>
+                <w:rFonts w:ascii="Courier New" w:cs="Courier New" w:eastAsia="Courier New" w:hAnsi="Courier New"/>
+                <w:color w:val="1D1D1F"/>
+                <w:sz w:val="18"/>
+                <w:szCs w:val="18"/>
+              </w:rPr>
+              <w:t xml:space="preserve">app            = FastAPI()</w:t>
+            </w:r>
+          </w:p>
+        </w:tc>
+      </w:tr>
+      <w:tr>
+        <w:tc>
+          <w:tcPr>
+            <w:tcW w:type="dxa" w:w="9360"/>
+            <w:tcBorders>
+              <w:top w:val="none" w:color="FFFFFF" w:sz="0"/>
+              <w:left w:val="single" w:color="003DA5" w:sz="10"/>
+              <w:bottom w:val="none" w:color="FFFFFF" w:sz="0"/>
+              <w:right w:val="none" w:color="FFFFFF" w:sz="0"/>
+            </w:tcBorders>
+            <w:shd w:fill="F0F4FF" w:val="clear"/>
+            <w:tcMar>
+              <w:top w:type="dxa" w:w="0"/>
+              <w:left w:type="dxa" w:w="160"/>
+              <w:bottom w:type="dxa" w:w="0"/>
+              <w:right w:type="dxa" w:w="80"/>
+            </w:tcMar>
+          </w:tcPr>
+          <w:p>
+            <w:pPr>
+              <w:spacing w:after="0" w:before="0"/>
+            </w:pPr>
+            <w:r>
+              <w:rPr>
+                <w:rFonts w:ascii="Courier New" w:cs="Courier New" w:eastAsia="Courier New" w:hAnsi="Courier New"/>
+                <w:color w:val="1D1D1F"/>
+                <w:sz w:val="18"/>
+                <w:szCs w:val="18"/>
+              </w:rPr>
+              <w:t xml:space="preserve">momentum_model = joblib.load('models/momentum_gbr_v2.pkl')</w:t>
+            </w:r>
+          </w:p>
+        </w:tc>
+      </w:tr>
+      <w:tr>
+        <w:tc>
+          <w:tcPr>
+            <w:tcW w:type="dxa" w:w="9360"/>
+            <w:tcBorders>
+              <w:top w:val="none" w:color="FFFFFF" w:sz="0"/>
+              <w:left w:val="single" w:color="003DA5" w:sz="10"/>
+              <w:bottom w:val="none" w:color="FFFFFF" w:sz="0"/>
+              <w:right w:val="none" w:color="FFFFFF" w:sz="0"/>
+            </w:tcBorders>
+            <w:shd w:fill="F0F4FF" w:val="clear"/>
+            <w:tcMar>
+              <w:top w:type="dxa" w:w="0"/>
+              <w:left w:type="dxa" w:w="160"/>
+              <w:bottom w:type="dxa" w:w="0"/>
+              <w:right w:type="dxa" w:w="80"/>
+            </w:tcMar>
+          </w:tcPr>
+          <w:p>
+            <w:pPr>
+              <w:spacing w:after="0" w:before="0"/>
+            </w:pPr>
+            <w:r>
+              <w:rPr>
+                <w:rFonts w:ascii="Courier New" w:cs="Courier New" w:eastAsia="Courier New" w:hAnsi="Courier New"/>
+                <w:color w:val="1D1D1F"/>
+                <w:sz w:val="18"/>
+                <w:szCs w:val="18"/>
+              </w:rPr>
+              <w:t xml:space="preserve">churn_model    = joblib.load('models/churn_xgb_v3.pkl')</w:t>
+            </w:r>
+          </w:p>
+        </w:tc>
+      </w:tr>
+      <w:tr>
+        <w:tc>
+          <w:tcPr>
+            <w:tcW w:type="dxa" w:w="9360"/>
+            <w:tcBorders>
+              <w:top w:val="none" w:color="FFFFFF" w:sz="0"/>
+              <w:left w:val="single" w:color="003DA5" w:sz="10"/>
+              <w:bottom w:val="none" w:color="FFFFFF" w:sz="0"/>
+              <w:right w:val="none" w:color="FFFFFF" w:sz="0"/>
+            </w:tcBorders>
+            <w:shd w:fill="F0F4FF" w:val="clear"/>
+            <w:tcMar>
+              <w:top w:type="dxa" w:w="0"/>
+              <w:left w:type="dxa" w:w="160"/>
+              <w:bottom w:type="dxa" w:w="0"/>
+              <w:right w:type="dxa" w:w="80"/>
+            </w:tcMar>
+          </w:tcPr>
+          <w:p>
+            <w:pPr>
+              <w:spacing w:after="0" w:before="0"/>
+            </w:pPr>
+            <w:r>
+              <w:rPr>
+                <w:rFonts w:ascii="Courier New" w:cs="Courier New" w:eastAsia="Courier New" w:hAnsi="Courier New"/>
+                <w:color w:val="1D1D1F"/>
+                <w:sz w:val="18"/>
+                <w:szCs w:val="18"/>
+              </w:rPr>
+              <w:t xml:space="preserve">nba_model      = joblib.load('models/nba_multilabel_v1.pkl')</w:t>
+            </w:r>
+          </w:p>
+        </w:tc>
+      </w:tr>
+      <w:tr>
+        <w:tc>
+          <w:tcPr>
+            <w:tcW w:type="dxa" w:w="9360"/>
+            <w:tcBorders>
+              <w:top w:val="none" w:color="FFFFFF" w:sz="0"/>
+              <w:left w:val="single" w:color="003DA5" w:sz="10"/>
+              <w:bottom w:val="none" w:color="FFFFFF" w:sz="0"/>
+              <w:right w:val="none" w:color="FFFFFF" w:sz="0"/>
+            </w:tcBorders>
+            <w:shd w:fill="F0F4FF" w:val="clear"/>
+            <w:tcMar>
+              <w:top w:type="dxa" w:w="0"/>
+              <w:left w:type="dxa" w:w="160"/>
+              <w:bottom w:type="dxa" w:w="0"/>
+              <w:right w:type="dxa" w:w="80"/>
+            </w:tcMar>
+          </w:tcPr>
+          <w:p>
+            <w:pPr>
+              <w:spacing w:after="0" w:before="0"/>
+            </w:pPr>
+            <w:r>
+              <w:rPr>
+                <w:rFonts w:ascii="Courier New" w:cs="Courier New" w:eastAsia="Courier New" w:hAnsi="Courier New"/>
+                <w:color w:val="1D1D1F"/>
+                <w:sz w:val="18"/>
+                <w:szCs w:val="18"/>
+              </w:rPr>
+              <w:t xml:space="preserve"/>
+            </w:r>
+          </w:p>
+        </w:tc>
+      </w:tr>
+      <w:tr>
+        <w:tc>
+          <w:tcPr>
+            <w:tcW w:type="dxa" w:w="9360"/>
+            <w:tcBorders>
+              <w:top w:val="none" w:color="FFFFFF" w:sz="0"/>
+              <w:left w:val="single" w:color="003DA5" w:sz="10"/>
+              <w:bottom w:val="none" w:color="FFFFFF" w:sz="0"/>
+              <w:right w:val="none" w:color="FFFFFF" w:sz="0"/>
+            </w:tcBorders>
+            <w:shd w:fill="F0F4FF" w:val="clear"/>
+            <w:tcMar>
+              <w:top w:type="dxa" w:w="0"/>
+              <w:left w:type="dxa" w:w="160"/>
+              <w:bottom w:type="dxa" w:w="0"/>
+              <w:right w:type="dxa" w:w="80"/>
+            </w:tcMar>
+          </w:tcPr>
+          <w:p>
+            <w:pPr>
+              <w:spacing w:after="0" w:before="0"/>
+            </w:pPr>
+            <w:r>
+              <w:rPr>
+                <w:rFonts w:ascii="Courier New" w:cs="Courier New" w:eastAsia="Courier New" w:hAnsi="Courier New"/>
+                <w:color w:val="1D1D1F"/>
+                <w:sz w:val="18"/>
+                <w:szCs w:val="18"/>
+              </w:rPr>
+              <w:t xml:space="preserve">class HCPFeatures(BaseModel):</w:t>
+            </w:r>
+          </w:p>
+        </w:tc>
+      </w:tr>
+      <w:tr>
+        <w:tc>
+          <w:tcPr>
+            <w:tcW w:type="dxa" w:w="9360"/>
+            <w:tcBorders>
+              <w:top w:val="none" w:color="FFFFFF" w:sz="0"/>
+              <w:left w:val="single" w:color="003DA5" w:sz="10"/>
+              <w:bottom w:val="none" w:color="FFFFFF" w:sz="0"/>
+              <w:right w:val="none" w:color="FFFFFF" w:sz="0"/>
+            </w:tcBorders>
+            <w:shd w:fill="F0F4FF" w:val="clear"/>
+            <w:tcMar>
+              <w:top w:type="dxa" w:w="0"/>
+              <w:left w:type="dxa" w:w="160"/>
+              <w:bottom w:type="dxa" w:w="0"/>
+              <w:right w:type="dxa" w:w="80"/>
+            </w:tcMar>
+          </w:tcPr>
+          <w:p>
+            <w:pPr>
+              <w:spacing w:after="0" w:before="0"/>
+            </w:pPr>
+            <w:r>
+              <w:rPr>
+                <w:rFonts w:ascii="Courier New" w:cs="Courier New" w:eastAsia="Courier New" w:hAnsi="Courier New"/>
+                <w:color w:val="1D1D1F"/>
+                <w:sz w:val="18"/>
+                <w:szCs w:val="18"/>
+              </w:rPr>
+              <w:t xml:space="preserve">    npi:      str</w:t>
+            </w:r>
+          </w:p>
+        </w:tc>
+      </w:tr>
+      <w:tr>
+        <w:tc>
+          <w:tcPr>
+            <w:tcW w:type="dxa" w:w="9360"/>
+            <w:tcBorders>
+              <w:top w:val="none" w:color="FFFFFF" w:sz="0"/>
+              <w:left w:val="single" w:color="003DA5" w:sz="10"/>
+              <w:bottom w:val="none" w:color="FFFFFF" w:sz="0"/>
+              <w:right w:val="none" w:color="FFFFFF" w:sz="0"/>
+            </w:tcBorders>
+            <w:shd w:fill="F0F4FF" w:val="clear"/>
+            <w:tcMar>
+              <w:top w:type="dxa" w:w="0"/>
+              <w:left w:type="dxa" w:w="160"/>
+              <w:bottom w:type="dxa" w:w="0"/>
+              <w:right w:type="dxa" w:w="80"/>
+            </w:tcMar>
+          </w:tcPr>
+          <w:p>
+            <w:pPr>
+              <w:spacing w:after="0" w:before="0"/>
+            </w:pPr>
+            <w:r>
+              <w:rPr>
+                <w:rFonts w:ascii="Courier New" w:cs="Courier New" w:eastAsia="Courier New" w:hAnsi="Courier New"/>
+                <w:color w:val="1D1D1F"/>
+                <w:sz w:val="18"/>
+                <w:szCs w:val="18"/>
+              </w:rPr>
+              <w:t xml:space="preserve">    features: list[float]</w:t>
+            </w:r>
+          </w:p>
+        </w:tc>
+      </w:tr>
+      <w:tr>
+        <w:tc>
+          <w:tcPr>
+            <w:tcW w:type="dxa" w:w="9360"/>
+            <w:tcBorders>
+              <w:top w:val="none" w:color="FFFFFF" w:sz="0"/>
+              <w:left w:val="single" w:color="003DA5" w:sz="10"/>
+              <w:bottom w:val="none" w:color="FFFFFF" w:sz="0"/>
+              <w:right w:val="none" w:color="FFFFFF" w:sz="0"/>
+            </w:tcBorders>
+            <w:shd w:fill="F0F4FF" w:val="clear"/>
+            <w:tcMar>
+              <w:top w:type="dxa" w:w="0"/>
+              <w:left w:type="dxa" w:w="160"/>
+              <w:bottom w:type="dxa" w:w="0"/>
+              <w:right w:type="dxa" w:w="80"/>
+            </w:tcMar>
+          </w:tcPr>
+          <w:p>
+            <w:pPr>
+              <w:spacing w:after="0" w:before="0"/>
+            </w:pPr>
+            <w:r>
+              <w:rPr>
+                <w:rFonts w:ascii="Courier New" w:cs="Courier New" w:eastAsia="Courier New" w:hAnsi="Courier New"/>
+                <w:color w:val="1D1D1F"/>
+                <w:sz w:val="18"/>
+                <w:szCs w:val="18"/>
+              </w:rPr>
+              <w:t xml:space="preserve"/>
+            </w:r>
+          </w:p>
+        </w:tc>
+      </w:tr>
+      <w:tr>
+        <w:tc>
+          <w:tcPr>
+            <w:tcW w:type="dxa" w:w="9360"/>
+            <w:tcBorders>
+              <w:top w:val="none" w:color="FFFFFF" w:sz="0"/>
+              <w:left w:val="single" w:color="003DA5" w:sz="10"/>
+              <w:bottom w:val="none" w:color="FFFFFF" w:sz="0"/>
+              <w:right w:val="none" w:color="FFFFFF" w:sz="0"/>
+            </w:tcBorders>
+            <w:shd w:fill="F0F4FF" w:val="clear"/>
+            <w:tcMar>
+              <w:top w:type="dxa" w:w="0"/>
+              <w:left w:type="dxa" w:w="160"/>
+              <w:bottom w:type="dxa" w:w="0"/>
+              <w:right w:type="dxa" w:w="80"/>
+            </w:tcMar>
+          </w:tcPr>
+          <w:p>
+            <w:pPr>
+              <w:spacing w:after="0" w:before="0"/>
+            </w:pPr>
+            <w:r>
+              <w:rPr>
+                <w:rFonts w:ascii="Courier New" w:cs="Courier New" w:eastAsia="Courier New" w:hAnsi="Courier New"/>
+                <w:color w:val="1D1D1F"/>
+                <w:sz w:val="18"/>
+                <w:szCs w:val="18"/>
+              </w:rPr>
+              <w:t xml:space="preserve">@app.post('/score')</w:t>
+            </w:r>
+          </w:p>
+        </w:tc>
+      </w:tr>
+      <w:tr>
+        <w:tc>
+          <w:tcPr>
+            <w:tcW w:type="dxa" w:w="9360"/>
+            <w:tcBorders>
+              <w:top w:val="none" w:color="FFFFFF" w:sz="0"/>
+              <w:left w:val="single" w:color="003DA5" w:sz="10"/>
+              <w:bottom w:val="none" w:color="FFFFFF" w:sz="0"/>
+              <w:right w:val="none" w:color="FFFFFF" w:sz="0"/>
+            </w:tcBorders>
+            <w:shd w:fill="F0F4FF" w:val="clear"/>
+            <w:tcMar>
+              <w:top w:type="dxa" w:w="0"/>
+              <w:left w:type="dxa" w:w="160"/>
+              <w:bottom w:type="dxa" w:w="0"/>
+              <w:right w:type="dxa" w:w="80"/>
+            </w:tcMar>
+          </w:tcPr>
+          <w:p>
+            <w:pPr>
+              <w:spacing w:after="0" w:before="0"/>
+            </w:pPr>
+            <w:r>
+              <w:rPr>
+                <w:rFonts w:ascii="Courier New" w:cs="Courier New" w:eastAsia="Courier New" w:hAnsi="Courier New"/>
+                <w:color w:val="1D1D1F"/>
+                <w:sz w:val="18"/>
+                <w:szCs w:val="18"/>
+              </w:rPr>
+              <w:t xml:space="preserve">def score_hcp(hcp: HCPFeatures):</w:t>
+            </w:r>
+          </w:p>
+        </w:tc>
+      </w:tr>
+      <w:tr>
+        <w:tc>
+          <w:tcPr>
+            <w:tcW w:type="dxa" w:w="9360"/>
+            <w:tcBorders>
+              <w:top w:val="none" w:color="FFFFFF" w:sz="0"/>
+              <w:left w:val="single" w:color="003DA5" w:sz="10"/>
+              <w:bottom w:val="none" w:color="FFFFFF" w:sz="0"/>
+              <w:right w:val="none" w:color="FFFFFF" w:sz="0"/>
+            </w:tcBorders>
+            <w:shd w:fill="F0F4FF" w:val="clear"/>
+            <w:tcMar>
+              <w:top w:type="dxa" w:w="0"/>
+              <w:left w:type="dxa" w:w="160"/>
+              <w:bottom w:type="dxa" w:w="0"/>
+              <w:right w:type="dxa" w:w="80"/>
+            </w:tcMar>
+          </w:tcPr>
+          <w:p>
+            <w:pPr>
+              <w:spacing w:after="0" w:before="0"/>
+            </w:pPr>
+            <w:r>
+              <w:rPr>
+                <w:rFonts w:ascii="Courier New" w:cs="Courier New" w:eastAsia="Courier New" w:hAnsi="Courier New"/>
+                <w:color w:val="1D1D1F"/>
+                <w:sz w:val="18"/>
+                <w:szCs w:val="18"/>
+              </w:rPr>
+              <w:t xml:space="preserve">    X = np.array(hcp.features).reshape(1,-1)</w:t>
+            </w:r>
+          </w:p>
+        </w:tc>
+      </w:tr>
+      <w:tr>
+        <w:tc>
+          <w:tcPr>
+            <w:tcW w:type="dxa" w:w="9360"/>
+            <w:tcBorders>
+              <w:top w:val="none" w:color="FFFFFF" w:sz="0"/>
+              <w:left w:val="single" w:color="003DA5" w:sz="10"/>
+              <w:bottom w:val="none" w:color="FFFFFF" w:sz="0"/>
+              <w:right w:val="none" w:color="FFFFFF" w:sz="0"/>
+            </w:tcBorders>
+            <w:shd w:fill="F0F4FF" w:val="clear"/>
+            <w:tcMar>
+              <w:top w:type="dxa" w:w="0"/>
+              <w:left w:type="dxa" w:w="160"/>
+              <w:bottom w:type="dxa" w:w="0"/>
+              <w:right w:type="dxa" w:w="80"/>
+            </w:tcMar>
+          </w:tcPr>
+          <w:p>
+            <w:pPr>
+              <w:spacing w:after="0" w:before="0"/>
+            </w:pPr>
+            <w:r>
+              <w:rPr>
+                <w:rFonts w:ascii="Courier New" w:cs="Courier New" w:eastAsia="Courier New" w:hAnsi="Courier New"/>
+                <w:color w:val="1D1D1F"/>
+                <w:sz w:val="18"/>
+                <w:szCs w:val="18"/>
+              </w:rPr>
+              <w:t xml:space="preserve">    return {</w:t>
+            </w:r>
+          </w:p>
+        </w:tc>
+      </w:tr>
+      <w:tr>
+        <w:tc>
+          <w:tcPr>
+            <w:tcW w:type="dxa" w:w="9360"/>
+            <w:tcBorders>
+              <w:top w:val="none" w:color="FFFFFF" w:sz="0"/>
+              <w:left w:val="single" w:color="003DA5" w:sz="10"/>
+              <w:bottom w:val="none" w:color="FFFFFF" w:sz="0"/>
+              <w:right w:val="none" w:color="FFFFFF" w:sz="0"/>
+            </w:tcBorders>
+            <w:shd w:fill="F0F4FF" w:val="clear"/>
+            <w:tcMar>
+              <w:top w:type="dxa" w:w="0"/>
+              <w:left w:type="dxa" w:w="160"/>
+              <w:bottom w:type="dxa" w:w="0"/>
+              <w:right w:type="dxa" w:w="80"/>
+            </w:tcMar>
+          </w:tcPr>
+          <w:p>
+            <w:pPr>
+              <w:spacing w:after="0" w:before="0"/>
+            </w:pPr>
+            <w:r>
+              <w:rPr>
+                <w:rFonts w:ascii="Courier New" w:cs="Courier New" w:eastAsia="Courier New" w:hAnsi="Courier New"/>
+                <w:color w:val="1D1D1F"/>
+                <w:sz w:val="18"/>
+                <w:szCs w:val="18"/>
+              </w:rPr>
+              <w:t xml:space="preserve">        'npi':            hcp.npi,</w:t>
+            </w:r>
+          </w:p>
+        </w:tc>
+      </w:tr>
+      <w:tr>
+        <w:tc>
+          <w:tcPr>
+            <w:tcW w:type="dxa" w:w="9360"/>
+            <w:tcBorders>
+              <w:top w:val="none" w:color="FFFFFF" w:sz="0"/>
+              <w:left w:val="single" w:color="003DA5" w:sz="10"/>
+              <w:bottom w:val="none" w:color="FFFFFF" w:sz="0"/>
+              <w:right w:val="none" w:color="FFFFFF" w:sz="0"/>
+            </w:tcBorders>
+            <w:shd w:fill="F0F4FF" w:val="clear"/>
+            <w:tcMar>
+              <w:top w:type="dxa" w:w="0"/>
+              <w:left w:type="dxa" w:w="160"/>
+              <w:bottom w:type="dxa" w:w="0"/>
+              <w:right w:type="dxa" w:w="80"/>
+            </w:tcMar>
+          </w:tcPr>
+          <w:p>
+            <w:pPr>
+              <w:spacing w:after="0" w:before="0"/>
+            </w:pPr>
+            <w:r>
+              <w:rPr>
+                <w:rFonts w:ascii="Courier New" w:cs="Courier New" w:eastAsia="Courier New" w:hAnsi="Courier New"/>
+                <w:color w:val="1D1D1F"/>
+                <w:sz w:val="18"/>
+                <w:szCs w:val="18"/>
+              </w:rPr>
+              <w:t xml:space="preserve">        'momentum_score': float(momentum_model.predict(X)[0]),</w:t>
+            </w:r>
+          </w:p>
+        </w:tc>
+      </w:tr>
+      <w:tr>
+        <w:tc>
+          <w:tcPr>
+            <w:tcW w:type="dxa" w:w="9360"/>
+            <w:tcBorders>
+              <w:top w:val="none" w:color="FFFFFF" w:sz="0"/>
+              <w:left w:val="single" w:color="003DA5" w:sz="10"/>
+              <w:bottom w:val="none" w:color="FFFFFF" w:sz="0"/>
+              <w:right w:val="none" w:color="FFFFFF" w:sz="0"/>
+            </w:tcBorders>
+            <w:shd w:fill="F0F4FF" w:val="clear"/>
+            <w:tcMar>
+              <w:top w:type="dxa" w:w="0"/>
+              <w:left w:type="dxa" w:w="160"/>
+              <w:bottom w:type="dxa" w:w="0"/>
+              <w:right w:type="dxa" w:w="80"/>
+            </w:tcMar>
+          </w:tcPr>
+          <w:p>
+            <w:pPr>
+              <w:spacing w:after="0" w:before="0"/>
+            </w:pPr>
+            <w:r>
+              <w:rPr>
+                <w:rFonts w:ascii="Courier New" w:cs="Courier New" w:eastAsia="Courier New" w:hAnsi="Courier New"/>
+                <w:color w:val="1D1D1F"/>
+                <w:sz w:val="18"/>
+                <w:szCs w:val="18"/>
+              </w:rPr>
+              <w:t xml:space="preserve">        'churn_risk':     float(churn_model.predict_proba(X)[0][1]),</w:t>
+            </w:r>
+          </w:p>
+        </w:tc>
+      </w:tr>
+      <w:tr>
+        <w:tc>
+          <w:tcPr>
+            <w:tcW w:type="dxa" w:w="9360"/>
+            <w:tcBorders>
+              <w:top w:val="none" w:color="FFFFFF" w:sz="0"/>
+              <w:left w:val="single" w:color="003DA5" w:sz="10"/>
+              <w:bottom w:val="none" w:color="FFFFFF" w:sz="0"/>
+              <w:right w:val="none" w:color="FFFFFF" w:sz="0"/>
+            </w:tcBorders>
+            <w:shd w:fill="F0F4FF" w:val="clear"/>
+            <w:tcMar>
+              <w:top w:type="dxa" w:w="0"/>
+              <w:left w:type="dxa" w:w="160"/>
+              <w:bottom w:type="dxa" w:w="0"/>
+              <w:right w:type="dxa" w:w="80"/>
+            </w:tcMar>
+          </w:tcPr>
+          <w:p>
+            <w:pPr>
+              <w:spacing w:after="0" w:before="0"/>
+            </w:pPr>
+            <w:r>
+              <w:rPr>
+                <w:rFonts w:ascii="Courier New" w:cs="Courier New" w:eastAsia="Courier New" w:hAnsi="Courier New"/>
+                <w:color w:val="1D1D1F"/>
+                <w:sz w:val="18"/>
+                <w:szCs w:val="18"/>
+              </w:rPr>
+              <w:t xml:space="preserve">        'top_nba':        get_nba(X[0]),</w:t>
+            </w:r>
+          </w:p>
+        </w:tc>
+      </w:tr>
+      <w:tr>
+        <w:tc>
+          <w:tcPr>
+            <w:tcW w:type="dxa" w:w="9360"/>
+            <w:tcBorders>
+              <w:top w:val="none" w:color="FFFFFF" w:sz="0"/>
+              <w:left w:val="single" w:color="003DA5" w:sz="10"/>
+              <w:bottom w:val="none" w:color="FFFFFF" w:sz="0"/>
+              <w:right w:val="none" w:color="FFFFFF" w:sz="0"/>
+            </w:tcBorders>
+            <w:shd w:fill="F0F4FF" w:val="clear"/>
+            <w:tcMar>
+              <w:top w:type="dxa" w:w="0"/>
+              <w:left w:type="dxa" w:w="160"/>
+              <w:bottom w:type="dxa" w:w="0"/>
+              <w:right w:type="dxa" w:w="80"/>
+            </w:tcMar>
+          </w:tcPr>
+          <w:p>
+            <w:pPr>
+              <w:spacing w:after="0" w:before="0"/>
+            </w:pPr>
+            <w:r>
+              <w:rPr>
+                <w:rFonts w:ascii="Courier New" w:cs="Courier New" w:eastAsia="Courier New" w:hAnsi="Courier New"/>
+                <w:color w:val="1D1D1F"/>
+                <w:sz w:val="18"/>
+                <w:szCs w:val="18"/>
+              </w:rPr>
+              <w:t xml:space="preserve">        'model_versions': {'momentum':'v2','churn':'v3','nba':'v1'}</w:t>
+            </w:r>
+          </w:p>
+        </w:tc>
+      </w:tr>
+      <w:tr>
+        <w:tc>
+          <w:tcPr>
+            <w:tcW w:type="dxa" w:w="9360"/>
+            <w:tcBorders>
+              <w:top w:val="none" w:color="FFFFFF" w:sz="0"/>
+              <w:left w:val="single" w:color="003DA5" w:sz="10"/>
+              <w:bottom w:val="none" w:color="FFFFFF" w:sz="0"/>
+              <w:right w:val="none" w:color="FFFFFF" w:sz="0"/>
+            </w:tcBorders>
+            <w:shd w:fill="F0F4FF" w:val="clear"/>
+            <w:tcMar>
+              <w:top w:type="dxa" w:w="0"/>
+              <w:left w:type="dxa" w:w="160"/>
+              <w:bottom w:type="dxa" w:w="80"/>
+              <w:right w:type="dxa" w:w="80"/>
+            </w:tcMar>
+          </w:tcPr>
+          <w:p>
+            <w:pPr>
+              <w:spacing w:after="0" w:before="0"/>
+            </w:pPr>
+            <w:r>
+              <w:rPr>
+                <w:rFonts w:ascii="Courier New" w:cs="Courier New" w:eastAsia="Courier New" w:hAnsi="Courier New"/>
+                <w:color w:val="1D1D1F"/>
+                <w:sz w:val="18"/>
+                <w:szCs w:val="18"/>
+              </w:rPr>
+              <w:t xml:space="preserve">    }</w:t>
+            </w:r>
+          </w:p>
+        </w:tc>
+      </w:tr>
+    </w:tbl>
     <w:p>
       <w:pPr>
         <w:pStyle w:val="Heading2"/>
@@ -5723,47 +9162,24 @@
     </w:tbl>
     <w:p>
       <w:pPr>
-        <w:spacing w:after="80" w:before="60"/>
+        <w:spacing w:after="0" w:before="80"/>
       </w:pPr>
       <w:r>
         <w:rPr>
-          <w:rFonts w:ascii="Arial" w:cs="Arial" w:eastAsia="Arial" w:hAnsi="Arial"/>
-          <w:b w:val="false"/>
-          <w:bCs w:val="false"/>
-          <w:i w:val="false"/>
-          <w:iCs w:val="false"/>
-          <w:color w:val="1D1D1F"/>
-          <w:sz w:val="22"/>
-          <w:szCs w:val="22"/>
+          <w:sz w:val="4"/>
+          <w:szCs w:val="4"/>
         </w:rPr>
-        <w:t xml:space="preserve"/>
-      </w:r>
-    </w:p>
-    <w:p>
-      <w:pPr>
-        <w:pStyle w:val="Heading2"/>
-        <w:spacing w:after="100" w:before="280"/>
-      </w:pPr>
-      <w:r>
-        <w:rPr>
-          <w:rFonts w:ascii="Arial" w:cs="Arial" w:eastAsia="Arial" w:hAnsi="Arial"/>
-          <w:b/>
-          <w:bCs/>
-          <w:color w:val="003DA5"/>
-          <w:sz w:val="26"/>
-          <w:szCs w:val="26"/>
-        </w:rPr>
-        <w:t xml:space="preserve">6.3  Einstein NBA Surface</w:t>
+        <w:t xml:space="preserve"> </w:t>
       </w:r>
     </w:p>
     <w:p>
       <w:pPr>
         <w:pBdr>
-          <w:left w:val="single" w:color="003DA5" w:sz="12" w:space="10"/>
+          <w:left w:val="single" w:color="003DA5" w:sz="14" w:space="12"/>
         </w:pBdr>
         <w:shd w:fill="E3EEFB" w:val="clear"/>
         <w:spacing w:after="160" w:before="160"/>
-        <w:ind w:left="200"/>
+        <w:ind w:left="240"/>
       </w:pPr>
       <w:r>
         <w:rPr>
@@ -5775,24 +9191,6 @@
           <w:szCs w:val="21"/>
         </w:rPr>
         <w:t xml:space="preserve">Recommended Action: Schedule field visit within 14 days.  Confidence: 87%.  Reason: Churn risk elevated (62%) — Rx growth declined 18% YoY while specialty peers grew 11%. Last visit was 41 days ago (target cadence = 28 days).</w:t>
-      </w:r>
-    </w:p>
-    <w:p>
-      <w:pPr>
-        <w:spacing w:after="80" w:before="60"/>
-      </w:pPr>
-      <w:r>
-        <w:rPr>
-          <w:rFonts w:ascii="Arial" w:cs="Arial" w:eastAsia="Arial" w:hAnsi="Arial"/>
-          <w:b w:val="false"/>
-          <w:bCs w:val="false"/>
-          <w:i w:val="false"/>
-          <w:iCs w:val="false"/>
-          <w:color w:val="1D1D1F"/>
-          <w:sz w:val="22"/>
-          <w:szCs w:val="22"/>
-        </w:rPr>
-        <w:t xml:space="preserve">The Reason field is generated by the SHAP explainability layer — it translates feature importance into plain English, making every ML recommendation defensible to the rep and the Area Manager.</w:t>
       </w:r>
     </w:p>
     <w:p>
@@ -6780,20 +10178,14 @@
     </w:tbl>
     <w:p>
       <w:pPr>
-        <w:spacing w:after="80" w:before="60"/>
+        <w:spacing w:after="0" w:before="80"/>
       </w:pPr>
       <w:r>
         <w:rPr>
-          <w:rFonts w:ascii="Arial" w:cs="Arial" w:eastAsia="Arial" w:hAnsi="Arial"/>
-          <w:b w:val="false"/>
-          <w:bCs w:val="false"/>
-          <w:i w:val="false"/>
-          <w:iCs w:val="false"/>
-          <w:color w:val="1D1D1F"/>
-          <w:sz w:val="22"/>
-          <w:szCs w:val="22"/>
+          <w:sz w:val="4"/>
+          <w:szCs w:val="4"/>
         </w:rPr>
-        <w:t xml:space="preserve"/>
+        <w:t xml:space="preserve"> </w:t>
       </w:r>
     </w:p>
     <w:p>
@@ -6825,8 +10217,6 @@
       <w:r>
         <w:rPr>
           <w:rFonts w:ascii="Arial" w:cs="Arial" w:eastAsia="Arial" w:hAnsi="Arial"/>
-          <w:b w:val="false"/>
-          <w:bCs w:val="false"/>
           <w:color w:val="1D1D1F"/>
           <w:sz w:val="22"/>
           <w:szCs w:val="22"/>
@@ -6846,8 +10236,6 @@
       <w:r>
         <w:rPr>
           <w:rFonts w:ascii="Arial" w:cs="Arial" w:eastAsia="Arial" w:hAnsi="Arial"/>
-          <w:b w:val="false"/>
-          <w:bCs w:val="false"/>
           <w:color w:val="1D1D1F"/>
           <w:sz w:val="22"/>
           <w:szCs w:val="22"/>
@@ -6867,8 +10255,6 @@
       <w:r>
         <w:rPr>
           <w:rFonts w:ascii="Arial" w:cs="Arial" w:eastAsia="Arial" w:hAnsi="Arial"/>
-          <w:b w:val="false"/>
-          <w:bCs w:val="false"/>
           <w:color w:val="1D1D1F"/>
           <w:sz w:val="22"/>
           <w:szCs w:val="22"/>
@@ -6888,8 +10274,6 @@
       <w:r>
         <w:rPr>
           <w:rFonts w:ascii="Arial" w:cs="Arial" w:eastAsia="Arial" w:hAnsi="Arial"/>
-          <w:b w:val="false"/>
-          <w:bCs w:val="false"/>
           <w:color w:val="1D1D1F"/>
           <w:sz w:val="22"/>
           <w:szCs w:val="22"/>
@@ -6909,31 +10293,23 @@
       <w:r>
         <w:rPr>
           <w:rFonts w:ascii="Arial" w:cs="Arial" w:eastAsia="Arial" w:hAnsi="Arial"/>
-          <w:b w:val="false"/>
-          <w:bCs w:val="false"/>
           <w:color w:val="1D1D1F"/>
           <w:sz w:val="22"/>
           <w:szCs w:val="22"/>
         </w:rPr>
-        <w:t xml:space="preserve">Human-in-the-loop: NBA recommendations require rep acknowledgement in CRM before action is logged as complete</w:t>
+        <w:t xml:space="preserve">Human-in-the-loop: NBA recommendations require rep acknowledgement before action is logged as complete</w:t>
       </w:r>
     </w:p>
     <w:p>
       <w:pPr>
-        <w:spacing w:after="80" w:before="60"/>
+        <w:spacing w:after="0" w:before="80"/>
       </w:pPr>
       <w:r>
         <w:rPr>
-          <w:rFonts w:ascii="Arial" w:cs="Arial" w:eastAsia="Arial" w:hAnsi="Arial"/>
-          <w:b w:val="false"/>
-          <w:bCs w:val="false"/>
-          <w:i w:val="false"/>
-          <w:iCs w:val="false"/>
-          <w:color w:val="1D1D1F"/>
-          <w:sz w:val="22"/>
-          <w:szCs w:val="22"/>
+          <w:sz w:val="4"/>
+          <w:szCs w:val="4"/>
         </w:rPr>
-        <w:t xml:space="preserve"/>
+        <w:t xml:space="preserve"> </w:t>
       </w:r>
     </w:p>
     <w:p>

--- a/AI_ML_Extension_Blueprint.docx
+++ b/AI_ML_Extension_Blueprint.docx
@@ -51,7 +51,7 @@
           <w:sz w:val="22"/>
           <w:szCs w:val="22"/>
         </w:rPr>
-        <w:t xml:space="preserve">HCP Targeting &amp; Brand Performance Analytics — Diabetes Portfolio</w:t>
+        <w:t>HCP Targeting &amp; Commercial Intelligence — Diabetes Portfolio — Diabetes Portfolio</w:t>
       </w:r>
     </w:p>
     <w:p>
@@ -11050,7 +11050,7 @@
         <w:sz w:val="18"/>
         <w:szCs w:val="18"/>
       </w:rPr>
-      <w:t xml:space="preserve">HCP Targeting &amp; Brand Performance Analytics — Diabetes</w:t>
+      <w:t>HCP Targeting &amp; Commercial Intelligence — Diabetes Portfolio — Diabetes</w:t>
     </w:r>
     <w:r>
       <w:rPr>
